--- a/Thesis/docs/Diplomunka.docx
+++ b/Thesis/docs/Diplomunka.docx
@@ -7,14 +7,10 @@
         <w:pStyle w:val="Cm"/>
       </w:pPr>
       <w:r>
-        <w:t>Diplom</w:t>
-      </w:r>
-      <w:r>
-        <w:t>am</w:t>
-      </w:r>
-      <w:r>
-        <w:t>unka</w:t>
-      </w:r>
+        <w:t>Gyártási műveletterv és darabjegyzék generálás tényadatok alapján</w:t>
+      </w:r>
+      <w:bookmarkStart w:id="0" w:name="_GoBack"/>
+      <w:bookmarkEnd w:id="0"/>
     </w:p>
     <w:p>
       <w:pPr>
@@ -83,6 +79,9 @@
       <w:r>
         <w:t xml:space="preserve"> cikk</w:t>
       </w:r>
+      <w:r>
+        <w:t xml:space="preserve"> motivációnak</w:t>
+      </w:r>
     </w:p>
     <w:p>
       <w:r>
@@ -111,6 +110,9 @@
     <w:p>
       <w:r>
         <w:t>Diszkrét gyártási környezetben</w:t>
+      </w:r>
+      <w:r>
+        <w:t>.</w:t>
       </w:r>
     </w:p>
     <w:p>
@@ -191,10 +193,16 @@
       </w:r>
     </w:p>
     <w:p>
+      <w:r>
+        <w:t>OEE</w:t>
+      </w:r>
+    </w:p>
+    <w:p>
       <w:pPr>
         <w:pStyle w:val="Cmsor1"/>
       </w:pPr>
       <w:r>
+        <w:lastRenderedPageBreak/>
         <w:t>Alapfogalmak</w:t>
       </w:r>
       <w:r>
@@ -208,6 +216,15 @@
       <w:r>
         <w:t xml:space="preserve"> oldal</w:t>
       </w:r>
+      <w:r>
+        <w:t>, nagy</w:t>
+      </w:r>
+      <w:r>
+        <w:t xml:space="preserve"> </w:t>
+      </w:r>
+      <w:r>
+        <w:t>része fogalom</w:t>
+      </w:r>
     </w:p>
     <w:p>
       <w:r>
@@ -219,7 +236,6 @@
         <w:pStyle w:val="Cmsor2"/>
       </w:pPr>
       <w:r>
-        <w:lastRenderedPageBreak/>
         <w:t>Darabjegyzék és műveletterv</w:t>
       </w:r>
     </w:p>
@@ -278,7 +294,13 @@
     </w:p>
     <w:p>
       <w:r>
-        <w:t>Az anyagigény tartalmazza a termék alapanyag és félkész termék cikkszámát, azok mennyiségeit, a mennyiségi egységet.</w:t>
+        <w:t>Az anyagigény tartalmazza a termék alapanyag és félkész termék cikkszámát, azok mennyiségeit,</w:t>
+      </w:r>
+      <w:r>
+        <w:t xml:space="preserve"> és</w:t>
+      </w:r>
+      <w:r>
+        <w:t xml:space="preserve"> a mennyiségi egységet.</w:t>
       </w:r>
     </w:p>
     <w:p>
@@ -456,6 +478,7 @@
     </w:p>
     <w:p>
       <w:r>
+        <w:lastRenderedPageBreak/>
         <w:t xml:space="preserve">A megfelelőségi ellenőrzéssel lehet ellenőrizni, hogy a tényadatok megfelelnek-e a folyamatmodellnek és fordítva. </w:t>
       </w:r>
     </w:p>
@@ -464,402 +487,412 @@
         <w:pStyle w:val="Cmsor1"/>
       </w:pPr>
       <w:r>
+        <w:t>Bemeneti a</w:t>
+      </w:r>
+      <w:r>
+        <w:t>datok</w:t>
+      </w:r>
+    </w:p>
+    <w:p>
+      <w:r>
+        <w:t>5 oldal</w:t>
+      </w:r>
+    </w:p>
+    <w:p>
+      <w:pPr>
+        <w:pStyle w:val="Cmsor2"/>
+      </w:pPr>
+      <w:r>
+        <w:t>A</w:t>
+      </w:r>
+      <w:r>
+        <w:t>datok forrása</w:t>
+      </w:r>
+    </w:p>
+    <w:p>
+      <w:r>
+        <w:t>Milyen cég</w:t>
+      </w:r>
+      <w:r>
+        <w:t>, milyen ipar, diszkrét gyártás</w:t>
+      </w:r>
+      <w:r>
+        <w:t xml:space="preserve">. </w:t>
+      </w:r>
+      <w:r>
+        <w:t>Egy recept hány műveletből áll, hány termék.</w:t>
+      </w:r>
+      <w:r>
+        <w:t xml:space="preserve"> Lapos recept.</w:t>
+      </w:r>
+      <w:r>
+        <w:t xml:space="preserve"> </w:t>
+      </w:r>
+      <w:proofErr w:type="spellStart"/>
+      <w:r>
+        <w:t>Flat</w:t>
+      </w:r>
+      <w:proofErr w:type="spellEnd"/>
+      <w:r>
+        <w:t xml:space="preserve"> BOM.</w:t>
+      </w:r>
+    </w:p>
+    <w:p>
+      <w:pPr>
+        <w:pStyle w:val="Cmsor2"/>
+      </w:pPr>
+      <w:r>
+        <w:t>Adatstruktúra</w:t>
+      </w:r>
+    </w:p>
+    <w:p>
+      <w:r>
+        <w:t>Az ERP rendszerben a tényleges termelési adatok termelési jelentések, munkaállapot bejegyzések és munkakörnyezet objektumok formájában kerülnek lejelentésre.</w:t>
+      </w:r>
+    </w:p>
+    <w:p>
+      <w:r>
+        <w:t>Minimális szükséges adat a receptúra visszafejtéséhez.</w:t>
+      </w:r>
+    </w:p>
+    <w:p>
+      <w:pPr>
+        <w:pStyle w:val="Cmsor2"/>
+      </w:pPr>
+      <w:r>
+        <w:t>Eseménynaplók formátuma</w:t>
+      </w:r>
+    </w:p>
+    <w:p>
+      <w:r>
+        <w:t>Adatok kinyerése</w:t>
+      </w:r>
+      <w:r>
+        <w:t>.</w:t>
+      </w:r>
+    </w:p>
+    <w:p>
+      <w:proofErr w:type="spellStart"/>
+      <w:r>
+        <w:t>Towards</w:t>
+      </w:r>
+      <w:proofErr w:type="spellEnd"/>
+      <w:r>
+        <w:t xml:space="preserve"> </w:t>
+      </w:r>
+      <w:proofErr w:type="spellStart"/>
+      <w:r>
+        <w:t>Standardized</w:t>
+      </w:r>
+      <w:proofErr w:type="spellEnd"/>
+      <w:r>
+        <w:t xml:space="preserve"> </w:t>
+      </w:r>
+      <w:proofErr w:type="spellStart"/>
+      <w:r>
+        <w:t>Manufacturing</w:t>
+      </w:r>
+      <w:proofErr w:type="spellEnd"/>
+      <w:r>
+        <w:t xml:space="preserve"> </w:t>
+      </w:r>
+      <w:proofErr w:type="spellStart"/>
+      <w:r>
+        <w:t>Event</w:t>
+      </w:r>
+      <w:proofErr w:type="spellEnd"/>
+      <w:r>
+        <w:t xml:space="preserve"> </w:t>
+      </w:r>
+      <w:proofErr w:type="spellStart"/>
+      <w:r>
+        <w:t>Logs</w:t>
+      </w:r>
+      <w:proofErr w:type="spellEnd"/>
+      <w:r>
+        <w:t xml:space="preserve"> </w:t>
+      </w:r>
+      <w:proofErr w:type="spellStart"/>
+      <w:r>
+        <w:t>for</w:t>
+      </w:r>
+      <w:proofErr w:type="spellEnd"/>
+      <w:r>
+        <w:t xml:space="preserve"> </w:t>
+      </w:r>
+      <w:proofErr w:type="spellStart"/>
+      <w:r>
+        <w:t>Process</w:t>
+      </w:r>
+      <w:proofErr w:type="spellEnd"/>
+      <w:r>
+        <w:t xml:space="preserve"> </w:t>
+      </w:r>
+      <w:proofErr w:type="spellStart"/>
+      <w:r>
+        <w:t>Mining</w:t>
+      </w:r>
+      <w:proofErr w:type="spellEnd"/>
+      <w:r>
+        <w:t xml:space="preserve"> </w:t>
+      </w:r>
+      <w:proofErr w:type="spellStart"/>
+      <w:r>
+        <w:t>using</w:t>
+      </w:r>
+      <w:proofErr w:type="spellEnd"/>
+      <w:r>
+        <w:t xml:space="preserve"> Open </w:t>
+      </w:r>
+      <w:proofErr w:type="spellStart"/>
+      <w:r>
+        <w:t>Manufacturing</w:t>
+      </w:r>
+      <w:proofErr w:type="spellEnd"/>
+      <w:r>
+        <w:t xml:space="preserve"> </w:t>
+      </w:r>
+      <w:proofErr w:type="spellStart"/>
+      <w:r>
+        <w:t>Model</w:t>
+      </w:r>
+      <w:proofErr w:type="spellEnd"/>
+    </w:p>
+    <w:p>
+      <w:r>
+        <w:t>2 CSV</w:t>
+      </w:r>
+      <w:r>
+        <w:t xml:space="preserve"> fájl: </w:t>
+      </w:r>
+    </w:p>
+    <w:p>
+      <w:r>
+        <w:t xml:space="preserve">Mennyiségi adatok: </w:t>
+      </w:r>
+      <w:r>
+        <w:t>termelési jelentés tétel</w:t>
+      </w:r>
+      <w:r>
+        <w:t>ek</w:t>
+      </w:r>
+    </w:p>
+    <w:p>
+      <w:r>
+        <w:t>A BOM</w:t>
+      </w:r>
+      <w:r>
+        <w:t xml:space="preserve"> és a </w:t>
+      </w:r>
+      <w:proofErr w:type="spellStart"/>
+      <w:r>
+        <w:t>routing</w:t>
+      </w:r>
+      <w:proofErr w:type="spellEnd"/>
+      <w:r>
+        <w:t xml:space="preserve"> alapjainak</w:t>
+      </w:r>
+      <w:r>
+        <w:t xml:space="preserve"> kikövetkeztet</w:t>
+      </w:r>
+      <w:r>
+        <w:t>ésére.</w:t>
+      </w:r>
+    </w:p>
+    <w:p>
+      <w:r>
+        <w:t xml:space="preserve">Lekérdeztem a </w:t>
+      </w:r>
+      <w:r>
+        <w:t xml:space="preserve">munka </w:t>
+      </w:r>
+      <w:r>
+        <w:t>állapot bejegyzésekből a ciklusidő számításhoz szükséges adatokat.</w:t>
+      </w:r>
+    </w:p>
+    <w:p>
+      <w:pPr>
+        <w:pStyle w:val="Cmsor2"/>
+      </w:pPr>
+      <w:r>
+        <w:t>Az adatminőség korlátai</w:t>
+      </w:r>
+    </w:p>
+    <w:p>
+      <w:r>
+        <w:t>Emberek jelentették le. Több szakaszban jelentették le, utólagos jelentések.</w:t>
+      </w:r>
+    </w:p>
+    <w:p>
+      <w:pPr>
+        <w:pStyle w:val="Cmsor2"/>
+      </w:pPr>
+      <w:proofErr w:type="spellStart"/>
+      <w:r>
+        <w:t>Adattranszformáció</w:t>
+      </w:r>
+      <w:proofErr w:type="spellEnd"/>
+      <w:r>
+        <w:t>, adattisztítás</w:t>
+      </w:r>
+      <w:r>
+        <w:t>?</w:t>
+      </w:r>
+    </w:p>
+    <w:p>
+      <w:proofErr w:type="spellStart"/>
+      <w:r>
+        <w:t>Outlier</w:t>
+      </w:r>
+      <w:proofErr w:type="spellEnd"/>
+      <w:r>
+        <w:t xml:space="preserve"> szűrés</w:t>
+      </w:r>
+    </w:p>
+    <w:p>
+      <w:r>
+        <w:t>kezdet dátum nem lehet nagyobb a végdátumnál</w:t>
+      </w:r>
+    </w:p>
+    <w:p>
+      <w:pPr>
+        <w:pStyle w:val="Cmsor2"/>
+      </w:pPr>
+      <w:r>
+        <w:t>Adatmodell</w:t>
+      </w:r>
+    </w:p>
+    <w:p>
+      <w:r>
+        <w:t>1 oldal</w:t>
+      </w:r>
+    </w:p>
+    <w:p>
+      <w:r>
+        <w:t>Osztálydiagramok.</w:t>
+      </w:r>
+    </w:p>
+    <w:p/>
+    <w:p>
+      <w:pPr>
+        <w:pStyle w:val="Cmsor1"/>
+      </w:pPr>
+      <w:r>
+        <w:t>Architektúra</w:t>
+      </w:r>
+    </w:p>
+    <w:p>
+      <w:r>
+        <w:t>Ebben a fejezetben a receptkikövetkeztetés problémájának részproblémáit mutatom be.</w:t>
+      </w:r>
+      <w:r>
+        <w:t xml:space="preserve"> </w:t>
+      </w:r>
+      <w:proofErr w:type="spellStart"/>
+      <w:r>
+        <w:t>pl</w:t>
+      </w:r>
+      <w:proofErr w:type="spellEnd"/>
+      <w:r>
+        <w:t xml:space="preserve"> egy adatfolyam </w:t>
+      </w:r>
+      <w:proofErr w:type="spellStart"/>
+      <w:r>
+        <w:t>diagrammal</w:t>
+      </w:r>
+      <w:proofErr w:type="spellEnd"/>
+    </w:p>
+    <w:p/>
+    <w:p>
+      <w:pPr>
+        <w:pStyle w:val="Cmsor1"/>
+      </w:pPr>
+      <w:r>
+        <w:t>Algoritmusok és módszerek</w:t>
+      </w:r>
+    </w:p>
+    <w:p>
+      <w:r>
+        <w:t>10 oldal</w:t>
+      </w:r>
+    </w:p>
+    <w:p>
+      <w:r>
         <w:lastRenderedPageBreak/>
-        <w:t>Bemeneti a</w:t>
-      </w:r>
-      <w:r>
-        <w:t>datok</w:t>
-      </w:r>
-    </w:p>
-    <w:p>
-      <w:r>
-        <w:t>5 oldal</w:t>
-      </w:r>
-    </w:p>
+        <w:t>Ide leírom hogy mit módosítottam az algoritmuson, mik a saját eredményeim.</w:t>
+      </w:r>
+    </w:p>
+    <w:p>
+      <w:r>
+        <w:t xml:space="preserve">Mivel a cél a receptúra kikövetkeztetése, ami az esetünkben egy adott terméktípushoz kapcsolódik, a folyamatbányászati algoritmust nem lenne értelmes a vállalat összes termékére egyszerre lefuttatni. Az eredmény egy </w:t>
+      </w:r>
+      <w:proofErr w:type="spellStart"/>
+      <w:r>
+        <w:t>spagettidiagramm</w:t>
+      </w:r>
+      <w:proofErr w:type="spellEnd"/>
+      <w:r>
+        <w:t xml:space="preserve"> lenne, és nem tudnánk értelmes következetéseket levonni egy adott terméktípus folyamatáról. Ahhoz, hogy minden, az eseménynaplóban megjelenő cikkhez létre tudjunk hozni egy receptet, a napló eseményeit termékenként csoportosítottam.</w:t>
+      </w:r>
+    </w:p>
+    <w:p>
+      <w:r>
+        <w:t>Részproblémák: (mivel nyújt többet az én megoldásom, mint a korábbi munkák).</w:t>
+      </w:r>
+    </w:p>
+    <w:p>
+      <w:r>
+        <w:t>Termelési adatok műveletenként csoportosítva</w:t>
+      </w:r>
+      <w:r>
+        <w:t>: batch gyártás</w:t>
+      </w:r>
+    </w:p>
+    <w:p/>
+    <w:p>
+      <w:r>
+        <w:t>Sorrend kikövetkeztetése</w:t>
+      </w:r>
+    </w:p>
+    <w:p>
+      <w:r>
+        <w:t>Anyagparaméterek számítása</w:t>
+      </w:r>
+    </w:p>
+    <w:p>
+      <w:r>
+        <w:t>Gép</w:t>
+      </w:r>
+    </w:p>
+    <w:p>
+      <w:r>
+        <w:t>Ciklusidő számítás:</w:t>
+      </w:r>
+    </w:p>
+    <w:p>
+      <w:r>
+        <w:t>Receptúra felépítése</w:t>
+      </w:r>
+    </w:p>
+    <w:p/>
     <w:p>
       <w:pPr>
         <w:pStyle w:val="Cmsor2"/>
       </w:pPr>
-      <w:r>
-        <w:t>A</w:t>
-      </w:r>
-      <w:r>
-        <w:t>datok forrása</w:t>
-      </w:r>
-    </w:p>
-    <w:p>
-      <w:r>
-        <w:t>Milyen cég</w:t>
-      </w:r>
-      <w:r>
-        <w:t>, milyen ipar, diszkrét gyártás</w:t>
-      </w:r>
-      <w:r>
-        <w:t xml:space="preserve">. </w:t>
-      </w:r>
-      <w:r>
-        <w:t>Egy recept hány műveletből áll, hány termék.</w:t>
-      </w:r>
-      <w:r>
-        <w:t xml:space="preserve"> Lapos recept.</w:t>
-      </w:r>
-      <w:r>
-        <w:t xml:space="preserve"> </w:t>
-      </w:r>
-      <w:proofErr w:type="spellStart"/>
-      <w:r>
-        <w:t>Flat</w:t>
-      </w:r>
-      <w:proofErr w:type="spellEnd"/>
-      <w:r>
-        <w:t xml:space="preserve"> BOM.</w:t>
-      </w:r>
-    </w:p>
-    <w:p>
-      <w:pPr>
-        <w:pStyle w:val="Cmsor2"/>
-      </w:pPr>
-      <w:r>
-        <w:t>Adatstruktúra</w:t>
-      </w:r>
-    </w:p>
-    <w:p>
-      <w:r>
-        <w:t>Az ERP rendszerben a tényleges termelési adatok termelési jelentések, munkaállapot bejegyzések és munkakörnyezet objektumok formájában kerülnek lejelentésre.</w:t>
-      </w:r>
-    </w:p>
-    <w:p>
-      <w:r>
-        <w:t>Minimális szükséges adat a receptúra visszafejtéséhez.</w:t>
-      </w:r>
-    </w:p>
-    <w:p>
-      <w:pPr>
-        <w:pStyle w:val="Cmsor2"/>
-      </w:pPr>
-      <w:r>
-        <w:t>Eseménynaplók formátuma</w:t>
-      </w:r>
-    </w:p>
-    <w:p>
-      <w:r>
-        <w:t>Adatok kinyerése</w:t>
-      </w:r>
-      <w:r>
-        <w:t>.</w:t>
-      </w:r>
-    </w:p>
-    <w:p>
-      <w:proofErr w:type="spellStart"/>
-      <w:r>
-        <w:t>Towards</w:t>
-      </w:r>
-      <w:proofErr w:type="spellEnd"/>
-      <w:r>
-        <w:t xml:space="preserve"> </w:t>
-      </w:r>
-      <w:proofErr w:type="spellStart"/>
-      <w:r>
-        <w:t>Standardized</w:t>
-      </w:r>
-      <w:proofErr w:type="spellEnd"/>
-      <w:r>
-        <w:t xml:space="preserve"> </w:t>
-      </w:r>
-      <w:proofErr w:type="spellStart"/>
-      <w:r>
-        <w:t>Manufacturing</w:t>
-      </w:r>
-      <w:proofErr w:type="spellEnd"/>
-      <w:r>
-        <w:t xml:space="preserve"> </w:t>
-      </w:r>
-      <w:proofErr w:type="spellStart"/>
-      <w:r>
-        <w:t>Event</w:t>
-      </w:r>
-      <w:proofErr w:type="spellEnd"/>
-      <w:r>
-        <w:t xml:space="preserve"> </w:t>
-      </w:r>
-      <w:proofErr w:type="spellStart"/>
-      <w:r>
-        <w:t>Logs</w:t>
-      </w:r>
-      <w:proofErr w:type="spellEnd"/>
-      <w:r>
-        <w:t xml:space="preserve"> </w:t>
-      </w:r>
-      <w:proofErr w:type="spellStart"/>
-      <w:r>
-        <w:t>for</w:t>
-      </w:r>
-      <w:proofErr w:type="spellEnd"/>
-      <w:r>
-        <w:t xml:space="preserve"> </w:t>
-      </w:r>
-      <w:proofErr w:type="spellStart"/>
-      <w:r>
-        <w:t>Process</w:t>
-      </w:r>
-      <w:proofErr w:type="spellEnd"/>
-      <w:r>
-        <w:t xml:space="preserve"> </w:t>
-      </w:r>
-      <w:proofErr w:type="spellStart"/>
-      <w:r>
-        <w:t>Mining</w:t>
-      </w:r>
-      <w:proofErr w:type="spellEnd"/>
-      <w:r>
-        <w:t xml:space="preserve"> </w:t>
-      </w:r>
-      <w:proofErr w:type="spellStart"/>
-      <w:r>
-        <w:t>using</w:t>
-      </w:r>
-      <w:proofErr w:type="spellEnd"/>
-      <w:r>
-        <w:t xml:space="preserve"> Open </w:t>
-      </w:r>
-      <w:proofErr w:type="spellStart"/>
-      <w:r>
-        <w:t>Manufacturing</w:t>
-      </w:r>
-      <w:proofErr w:type="spellEnd"/>
-      <w:r>
-        <w:t xml:space="preserve"> </w:t>
-      </w:r>
-      <w:proofErr w:type="spellStart"/>
-      <w:r>
-        <w:t>Model</w:t>
-      </w:r>
-      <w:proofErr w:type="spellEnd"/>
-    </w:p>
-    <w:p>
-      <w:r>
-        <w:t>2 CSV</w:t>
-      </w:r>
-      <w:r>
-        <w:t xml:space="preserve"> fájl: </w:t>
-      </w:r>
-    </w:p>
-    <w:p>
-      <w:r>
-        <w:t xml:space="preserve">Mennyiségi adatok: </w:t>
-      </w:r>
-      <w:r>
-        <w:t>termelési jelentés tétel</w:t>
-      </w:r>
-      <w:r>
-        <w:t>ek</w:t>
-      </w:r>
-    </w:p>
-    <w:p>
-      <w:r>
-        <w:t>A BOM</w:t>
-      </w:r>
-      <w:r>
-        <w:t xml:space="preserve"> és a </w:t>
-      </w:r>
-      <w:proofErr w:type="spellStart"/>
-      <w:r>
-        <w:t>routing</w:t>
-      </w:r>
-      <w:proofErr w:type="spellEnd"/>
-      <w:r>
-        <w:t xml:space="preserve"> alapjainak</w:t>
-      </w:r>
-      <w:r>
-        <w:t xml:space="preserve"> kikövetkeztet</w:t>
-      </w:r>
-      <w:r>
-        <w:t>ésére.</w:t>
-      </w:r>
-    </w:p>
-    <w:p>
-      <w:r>
-        <w:t xml:space="preserve">Lekérdeztem a </w:t>
-      </w:r>
-      <w:r>
-        <w:t xml:space="preserve">munka </w:t>
-      </w:r>
-      <w:r>
-        <w:t>állapot bejegyzésekből a ciklusidő számításhoz szükséges adatokat.</w:t>
-      </w:r>
-    </w:p>
-    <w:p>
-      <w:pPr>
-        <w:pStyle w:val="Cmsor2"/>
-      </w:pPr>
-      <w:r>
-        <w:t>Az adatminőség korlátai</w:t>
-      </w:r>
-    </w:p>
-    <w:p>
-      <w:r>
-        <w:t>Emberek jelentették le. Több szakaszban jelentették le, utólagos jelentések.</w:t>
-      </w:r>
-    </w:p>
-    <w:p>
-      <w:pPr>
-        <w:pStyle w:val="Cmsor2"/>
-      </w:pPr>
-      <w:proofErr w:type="spellStart"/>
-      <w:r>
-        <w:t>Adattranszformáció</w:t>
-      </w:r>
-      <w:proofErr w:type="spellEnd"/>
-      <w:r>
-        <w:t>, adattisztítás</w:t>
-      </w:r>
-      <w:r>
-        <w:t>?</w:t>
-      </w:r>
-    </w:p>
-    <w:p>
-      <w:proofErr w:type="spellStart"/>
-      <w:r>
-        <w:t>Outlier</w:t>
-      </w:r>
-      <w:proofErr w:type="spellEnd"/>
-      <w:r>
-        <w:t xml:space="preserve"> szűrés</w:t>
-      </w:r>
-    </w:p>
-    <w:p>
-      <w:r>
-        <w:t>kezdet dátum nem lehet nagyobb a végdátumnál</w:t>
-      </w:r>
-    </w:p>
-    <w:p>
-      <w:pPr>
-        <w:pStyle w:val="Cmsor2"/>
-      </w:pPr>
-      <w:r>
-        <w:t>Adatmodell</w:t>
-      </w:r>
-    </w:p>
-    <w:p>
-      <w:r>
-        <w:t>1 oldal</w:t>
-      </w:r>
-    </w:p>
-    <w:p>
-      <w:r>
-        <w:t>Osztálydiagramok.</w:t>
-      </w:r>
+      <w:proofErr w:type="spellStart"/>
+      <w:r>
+        <w:t>Routing</w:t>
+      </w:r>
+      <w:proofErr w:type="spellEnd"/>
     </w:p>
     <w:p/>
     <w:p>
       <w:pPr>
-        <w:pStyle w:val="Cmsor1"/>
-      </w:pPr>
-      <w:r>
-        <w:t>Architektúra</w:t>
-      </w:r>
-    </w:p>
-    <w:p>
-      <w:r>
-        <w:t>Ebben a fejezetben a receptkikövetkeztetés problémájának részproblémáit mutatom be.</w:t>
-      </w:r>
-    </w:p>
-    <w:p/>
-    <w:p>
-      <w:pPr>
-        <w:pStyle w:val="Cmsor1"/>
-      </w:pPr>
-      <w:r>
-        <w:t>Algoritmusok és módszerek</w:t>
-      </w:r>
-    </w:p>
-    <w:p>
-      <w:r>
-        <w:t>10 oldal</w:t>
-      </w:r>
-    </w:p>
-    <w:p>
-      <w:r>
-        <w:t>Ide leírom hogy mit módosítottam az algoritmuson, mik a saját eredményeim.</w:t>
-      </w:r>
-    </w:p>
-    <w:p>
-      <w:r>
-        <w:t xml:space="preserve">Mivel a cél a receptúra kikövetkeztetése, ami az esetünkben egy adott terméktípushoz kapcsolódik, a folyamatbányászati algoritmust nem lenne értelmes a vállalat összes termékére egyszerre lefuttatni. </w:t>
-      </w:r>
-      <w:r>
-        <w:lastRenderedPageBreak/>
-        <w:t xml:space="preserve">Az eredmény egy </w:t>
-      </w:r>
-      <w:proofErr w:type="spellStart"/>
-      <w:r>
-        <w:t>spagettidiagramm</w:t>
-      </w:r>
-      <w:proofErr w:type="spellEnd"/>
-      <w:r>
-        <w:t xml:space="preserve"> lenne, és nem tudnánk értelmes következetéseket levonni egy adott terméktípus folyamatáról. Ahhoz, hogy minden, az eseménynaplóban megjelenő cikkhez létre tudjunk hozni egy receptet, a napló eseményeit termékenként csoportosítottam.</w:t>
-      </w:r>
-    </w:p>
-    <w:p>
-      <w:r>
-        <w:t>Részproblémák: (mivel nyújt többet az én megoldásom, mint a korábbi munkák).</w:t>
-      </w:r>
-    </w:p>
-    <w:p>
-      <w:r>
-        <w:t>Termelési adatok műveletenként csoportosítva</w:t>
-      </w:r>
-      <w:r>
-        <w:t>: batch gyártás</w:t>
-      </w:r>
-    </w:p>
-    <w:p/>
-    <w:p>
-      <w:r>
-        <w:t>Sorrend kikövetkeztetése</w:t>
-      </w:r>
-    </w:p>
-    <w:p>
-      <w:r>
-        <w:t>Anyagparaméterek számítása</w:t>
-      </w:r>
-    </w:p>
-    <w:p>
-      <w:r>
-        <w:t>Gép</w:t>
-      </w:r>
-    </w:p>
-    <w:p>
-      <w:r>
-        <w:t>Ciklusidő számítás:</w:t>
-      </w:r>
-    </w:p>
-    <w:p>
-      <w:r>
-        <w:t>Receptúra felépítése</w:t>
-      </w:r>
-    </w:p>
-    <w:p/>
-    <w:p>
-      <w:pPr>
-        <w:pStyle w:val="Cmsor2"/>
-      </w:pPr>
-      <w:proofErr w:type="spellStart"/>
-      <w:r>
-        <w:t>Routing</w:t>
-      </w:r>
-      <w:proofErr w:type="spellEnd"/>
-    </w:p>
-    <w:p/>
-    <w:p>
-      <w:pPr>
         <w:pStyle w:val="Cmsor3"/>
       </w:pPr>
       <w:r>
         <w:t>Heurisztikus</w:t>
       </w:r>
-      <w:bookmarkStart w:id="0" w:name="_GoBack"/>
-      <w:bookmarkEnd w:id="0"/>
       <w:r>
         <w:t xml:space="preserve"> statisztikai</w:t>
       </w:r>
@@ -1130,6 +1163,7 @@
     </w:p>
     <w:p>
       <w:r>
+        <w:lastRenderedPageBreak/>
         <w:t xml:space="preserve">             anyag- és gépadatai, valamint a munkák száma</w:t>
       </w:r>
     </w:p>
@@ -1140,7 +1174,6 @@
     </w:p>
     <w:p>
       <w:r>
-        <w:lastRenderedPageBreak/>
         <w:t>13: minden m műveletre, ahol A[m].munkaszám &gt; 0:            // normalizálás egy darabra</w:t>
       </w:r>
     </w:p>
@@ -1698,6 +1731,7 @@
     </w:p>
     <w:p>
       <w:r>
+        <w:lastRenderedPageBreak/>
         <w:t xml:space="preserve">A közvetlen követési gráf előnye, hogy nagyon egyszerű, </w:t>
       </w:r>
       <w:r>
@@ -1709,98 +1743,109 @@
     </w:p>
     <w:p>
       <w:r>
+        <w:t xml:space="preserve">A </w:t>
+      </w:r>
+      <w:proofErr w:type="spellStart"/>
+      <w:r>
+        <w:t>DFG-k</w:t>
+      </w:r>
+      <w:proofErr w:type="spellEnd"/>
+      <w:r>
+        <w:t xml:space="preserve"> gyakoriságalapú vágásokkal egyszerűsíthetők.</w:t>
+      </w:r>
+    </w:p>
+    <w:p>
+      <w:pPr>
+        <w:pStyle w:val="Cmsor3"/>
+      </w:pPr>
+      <w:proofErr w:type="spellStart"/>
+      <w:r>
+        <w:t>Heuristic</w:t>
+      </w:r>
+      <w:proofErr w:type="spellEnd"/>
+      <w:r>
+        <w:t xml:space="preserve"> </w:t>
+      </w:r>
+      <w:proofErr w:type="spellStart"/>
+      <w:r>
+        <w:t>Miner</w:t>
+      </w:r>
+      <w:proofErr w:type="spellEnd"/>
+    </w:p>
+    <w:p>
+      <w:proofErr w:type="spellStart"/>
+      <w:r>
+        <w:t>pszeudokód</w:t>
+      </w:r>
+      <w:proofErr w:type="spellEnd"/>
+    </w:p>
+    <w:p>
+      <w:pPr>
+        <w:pStyle w:val="Cmsor1"/>
+      </w:pPr>
+    </w:p>
+    <w:p>
+      <w:pPr>
+        <w:pStyle w:val="Cmsor1"/>
+      </w:pPr>
+      <w:r>
+        <w:t>Architektúra</w:t>
+      </w:r>
+    </w:p>
+    <w:p>
+      <w:r>
+        <w:t>5 oldal</w:t>
+      </w:r>
+    </w:p>
+    <w:p>
+      <w:pPr>
+        <w:pStyle w:val="Cmsor1"/>
+      </w:pPr>
+      <w:r>
+        <w:t>Kimenet</w:t>
+      </w:r>
+    </w:p>
+    <w:p>
+      <w:r>
+        <w:t>CSV fájl.</w:t>
+      </w:r>
+    </w:p>
+    <w:p>
+      <w:r>
+        <w:t>1 oldal</w:t>
+      </w:r>
+    </w:p>
+    <w:p>
+      <w:pPr>
+        <w:pStyle w:val="Cmsor1"/>
+      </w:pPr>
+      <w:r>
+        <w:t>Tesztelés</w:t>
+      </w:r>
+    </w:p>
+    <w:p>
+      <w:pPr>
+        <w:pStyle w:val="Cmsor1"/>
+        <w:pageBreakBefore/>
+      </w:pPr>
+      <w:r>
         <w:lastRenderedPageBreak/>
-        <w:t xml:space="preserve">A </w:t>
-      </w:r>
-      <w:proofErr w:type="spellStart"/>
-      <w:r>
-        <w:t>DFG-k</w:t>
-      </w:r>
-      <w:proofErr w:type="spellEnd"/>
-      <w:r>
-        <w:t xml:space="preserve"> gyakoriságalapú vágásokkal egyszerűsíthetők.</w:t>
-      </w:r>
-    </w:p>
-    <w:p>
-      <w:pPr>
-        <w:pStyle w:val="Cmsor3"/>
-      </w:pPr>
-      <w:proofErr w:type="spellStart"/>
-      <w:r>
-        <w:t>Heuristic</w:t>
-      </w:r>
-      <w:proofErr w:type="spellEnd"/>
-      <w:r>
-        <w:t xml:space="preserve"> </w:t>
-      </w:r>
-      <w:proofErr w:type="spellStart"/>
-      <w:r>
-        <w:t>Miner</w:t>
-      </w:r>
-      <w:proofErr w:type="spellEnd"/>
-    </w:p>
-    <w:p>
-      <w:proofErr w:type="spellStart"/>
-      <w:r>
-        <w:t>pszeudokód</w:t>
-      </w:r>
-      <w:proofErr w:type="spellEnd"/>
-    </w:p>
+        <w:t>Kiértékelési módszerek</w:t>
+      </w:r>
+    </w:p>
+    <w:p>
+      <w:r>
+        <w:t>2 oldal</w:t>
+      </w:r>
+    </w:p>
+    <w:p/>
     <w:p>
       <w:pPr>
         <w:pStyle w:val="Cmsor1"/>
-      </w:pPr>
-    </w:p>
-    <w:p>
-      <w:pPr>
-        <w:pStyle w:val="Cmsor1"/>
-      </w:pPr>
-      <w:r>
-        <w:t>Architektúra</w:t>
-      </w:r>
-    </w:p>
-    <w:p>
-      <w:r>
-        <w:t>5 oldal</w:t>
-      </w:r>
-    </w:p>
-    <w:p>
-      <w:pPr>
-        <w:pStyle w:val="Cmsor1"/>
-      </w:pPr>
-      <w:r>
-        <w:t>Kimenet</w:t>
-      </w:r>
-    </w:p>
-    <w:p>
-      <w:r>
-        <w:t>CSV fájl.</w:t>
-      </w:r>
-    </w:p>
-    <w:p>
-      <w:r>
-        <w:t>1 oldal</w:t>
-      </w:r>
-    </w:p>
-    <w:p>
-      <w:pPr>
-        <w:pStyle w:val="Cmsor1"/>
-      </w:pPr>
-      <w:r>
-        <w:t>Kiértékelési módszerek</w:t>
-      </w:r>
-    </w:p>
-    <w:p>
-      <w:r>
-        <w:t>2 oldal</w:t>
-      </w:r>
-    </w:p>
-    <w:p/>
-    <w:p>
-      <w:pPr>
-        <w:pStyle w:val="Cmsor1"/>
-      </w:pPr>
-      <w:r>
+        <w:pageBreakBefore/>
+      </w:pPr>
+      <w:r>
+        <w:lastRenderedPageBreak/>
         <w:t>Eredmények</w:t>
       </w:r>
     </w:p>

--- a/Thesis/docs/Diplomunka.docx
+++ b/Thesis/docs/Diplomunka.docx
@@ -9,8 +9,25 @@
       <w:r>
         <w:t>Gyártási műveletterv és darabjegyzék generálás tényadatok alapján</w:t>
       </w:r>
-      <w:bookmarkStart w:id="0" w:name="_GoBack"/>
-      <w:bookmarkEnd w:id="0"/>
+    </w:p>
+    <w:p/>
+    <w:p>
+      <w:r>
+        <w:t>legyen 80 oldal</w:t>
+      </w:r>
+      <w:r>
+        <w:t xml:space="preserve"> mindennel együtt</w:t>
+      </w:r>
+    </w:p>
+    <w:p>
+      <w:r>
+        <w:t>Témabejelentő:</w:t>
+      </w:r>
+    </w:p>
+    <w:p>
+      <w:r>
+        <w:t>"Téma címe: Gyártási műveletterv és darabjegyzék generálás tényadatok alapján Téma leírása: A diplomamunka célja egy olyan eszköz kidolgozása és elemzése, amely gyártó vállalat valós termelési tényadatai alapján képes automatikusan felépíteni a darabjegyzéket (BOM) és a gyártási művelettervet. A fejlesztés alapját Excel-fájlokban tárolt valós termelési adatok adják, például az anyagfelhasználás, gyártási idők és gépi műveletek. A diplomamunka során különböző BOM- és műveletterv-generáló algoritmusokat vizsgálok, összehasonlítva azok előnyeit és hátrányait. A kutatás célja annak meghatározása, hogy melyik algoritmus állítja elő a legpontosabb és leghatékonyabb darabjegyzéket és művelettervet valós gyártási tényadatokból. Mivel rendelkezésre állnak tényleges gyártásból származó tényadatok, az ezekkel való összevetéssel objektíven kiértékelhetők az egyes módszerek.</w:t>
+      </w:r>
     </w:p>
     <w:p>
       <w:pPr>
@@ -19,11 +36,15 @@
       <w:r>
         <w:t>Absztrakt</w:t>
       </w:r>
-    </w:p>
-    <w:p>
+      <w:r>
+        <w:t xml:space="preserve"> (</w:t>
+      </w:r>
       <w:r>
         <w:t>fél oldal</w:t>
       </w:r>
+      <w:r>
+        <w:t>)</w:t>
+      </w:r>
     </w:p>
     <w:p>
       <w:r>
@@ -37,11 +58,15 @@
       <w:r>
         <w:t>Bevezetés</w:t>
       </w:r>
-    </w:p>
-    <w:p>
+      <w:r>
+        <w:t xml:space="preserve"> (</w:t>
+      </w:r>
       <w:r>
         <w:t>1 oldal</w:t>
       </w:r>
+      <w:r>
+        <w:t>)</w:t>
+      </w:r>
     </w:p>
     <w:p>
       <w:r>
@@ -120,19 +145,32 @@
         <w:rPr>
           <w:rStyle w:val="Cmsor1Char"/>
         </w:rPr>
-        <w:t>Kutatási kérdések/célok</w:t>
-      </w:r>
-      <w:r>
-        <w:t xml:space="preserve"> </w:t>
-      </w:r>
-    </w:p>
-    <w:p>
-      <w:r>
+        <w:t xml:space="preserve">Kutatási kérdések/célok </w:t>
+      </w:r>
+      <w:r>
+        <w:rPr>
+          <w:rStyle w:val="Cmsor1Char"/>
+        </w:rPr>
+        <w:t>(</w:t>
+      </w:r>
+      <w:r>
+        <w:rPr>
+          <w:rStyle w:val="Cmsor1Char"/>
+        </w:rPr>
         <w:t>fél</w:t>
       </w:r>
       <w:r>
+        <w:rPr>
+          <w:rStyle w:val="Cmsor1Char"/>
+        </w:rPr>
         <w:t xml:space="preserve"> oldal</w:t>
       </w:r>
+      <w:r>
+        <w:rPr>
+          <w:rStyle w:val="Cmsor1Char"/>
+        </w:rPr>
+        <w:t>)</w:t>
+      </w:r>
     </w:p>
     <w:p>
       <w:r>
@@ -174,6 +212,7 @@
     </w:p>
     <w:p>
       <w:r>
+        <w:lastRenderedPageBreak/>
         <w:t>ERP</w:t>
       </w:r>
     </w:p>
@@ -202,14 +241,17 @@
         <w:pStyle w:val="Cmsor1"/>
       </w:pPr>
       <w:r>
-        <w:lastRenderedPageBreak/>
         <w:t>Alapfogalmak</w:t>
       </w:r>
       <w:r>
         <w:t xml:space="preserve"> és irodalmi áttekintés</w:t>
       </w:r>
-    </w:p>
-    <w:p>
+      <w:r>
+        <w:t xml:space="preserve"> (</w:t>
+      </w:r>
+      <w:r>
+        <w:t>8-</w:t>
+      </w:r>
       <w:r>
         <w:t>10</w:t>
       </w:r>
@@ -224,6 +266,9 @@
       </w:r>
       <w:r>
         <w:t>része fogalom</w:t>
+      </w:r>
+      <w:r>
+        <w:t>)</w:t>
       </w:r>
     </w:p>
     <w:p>
@@ -435,6 +480,7 @@
         <w:pStyle w:val="Cmsor2"/>
       </w:pPr>
       <w:r>
+        <w:lastRenderedPageBreak/>
         <w:t>Objektumközpontú folyamatbányászat</w:t>
       </w:r>
     </w:p>
@@ -478,1140 +524,1348 @@
     </w:p>
     <w:p>
       <w:r>
+        <w:t xml:space="preserve">A megfelelőségi ellenőrzéssel lehet ellenőrizni, hogy a tényadatok megfelelnek-e a folyamatmodellnek és fordítva. </w:t>
+      </w:r>
+    </w:p>
+    <w:p>
+      <w:pPr>
+        <w:pStyle w:val="Cmsor1"/>
+      </w:pPr>
+      <w:r>
+        <w:t>Bemeneti a</w:t>
+      </w:r>
+      <w:r>
+        <w:t>datok</w:t>
+      </w:r>
+      <w:r>
+        <w:t xml:space="preserve"> (</w:t>
+      </w:r>
+      <w:r>
+        <w:t>5 oldal</w:t>
+      </w:r>
+      <w:r>
+        <w:t>)</w:t>
+      </w:r>
+    </w:p>
+    <w:p>
+      <w:pPr>
+        <w:pStyle w:val="Cmsor2"/>
+      </w:pPr>
+      <w:r>
+        <w:t>A</w:t>
+      </w:r>
+      <w:r>
+        <w:t>datok forrása</w:t>
+      </w:r>
+    </w:p>
+    <w:p>
+      <w:r>
+        <w:t>Milyen cég</w:t>
+      </w:r>
+      <w:r>
+        <w:t>, milyen ipar, diszkrét gyártás</w:t>
+      </w:r>
+      <w:r>
+        <w:t xml:space="preserve">. </w:t>
+      </w:r>
+      <w:r>
+        <w:t>Egy recept hány műveletből áll, hány termék.</w:t>
+      </w:r>
+      <w:r>
+        <w:t xml:space="preserve"> Lapos recept.</w:t>
+      </w:r>
+      <w:r>
+        <w:t xml:space="preserve"> </w:t>
+      </w:r>
+      <w:proofErr w:type="spellStart"/>
+      <w:r>
+        <w:t>Flat</w:t>
+      </w:r>
+      <w:proofErr w:type="spellEnd"/>
+      <w:r>
+        <w:t xml:space="preserve"> BOM.</w:t>
+      </w:r>
+    </w:p>
+    <w:p>
+      <w:pPr>
+        <w:pStyle w:val="Cmsor2"/>
+      </w:pPr>
+      <w:r>
+        <w:t>Adatstruktúra</w:t>
+      </w:r>
+    </w:p>
+    <w:p>
+      <w:r>
+        <w:t>Az ERP rendszerben a tényleges termelési adatok termelési jelentések, munkaállapot bejegyzések és munkakörnyezet objektumok formájában kerülnek lejelentésre.</w:t>
+      </w:r>
+    </w:p>
+    <w:p>
+      <w:r>
+        <w:t>Minimális szükséges adat a receptúra visszafejtéséhez.</w:t>
+      </w:r>
+    </w:p>
+    <w:p>
+      <w:pPr>
+        <w:pStyle w:val="Cmsor2"/>
+      </w:pPr>
+      <w:r>
+        <w:t>Eseménynaplók formátuma</w:t>
+      </w:r>
+    </w:p>
+    <w:p>
+      <w:r>
+        <w:t>Adatok kinyerése</w:t>
+      </w:r>
+      <w:r>
+        <w:t>.</w:t>
+      </w:r>
+    </w:p>
+    <w:p>
+      <w:proofErr w:type="spellStart"/>
+      <w:r>
+        <w:t>Towards</w:t>
+      </w:r>
+      <w:proofErr w:type="spellEnd"/>
+      <w:r>
+        <w:t xml:space="preserve"> </w:t>
+      </w:r>
+      <w:proofErr w:type="spellStart"/>
+      <w:r>
+        <w:t>Standardized</w:t>
+      </w:r>
+      <w:proofErr w:type="spellEnd"/>
+      <w:r>
+        <w:t xml:space="preserve"> </w:t>
+      </w:r>
+      <w:proofErr w:type="spellStart"/>
+      <w:r>
+        <w:t>Manufacturing</w:t>
+      </w:r>
+      <w:proofErr w:type="spellEnd"/>
+      <w:r>
+        <w:t xml:space="preserve"> </w:t>
+      </w:r>
+      <w:proofErr w:type="spellStart"/>
+      <w:r>
+        <w:t>Event</w:t>
+      </w:r>
+      <w:proofErr w:type="spellEnd"/>
+      <w:r>
+        <w:t xml:space="preserve"> </w:t>
+      </w:r>
+      <w:proofErr w:type="spellStart"/>
+      <w:r>
+        <w:t>Logs</w:t>
+      </w:r>
+      <w:proofErr w:type="spellEnd"/>
+      <w:r>
+        <w:t xml:space="preserve"> </w:t>
+      </w:r>
+      <w:proofErr w:type="spellStart"/>
+      <w:r>
+        <w:t>for</w:t>
+      </w:r>
+      <w:proofErr w:type="spellEnd"/>
+      <w:r>
+        <w:t xml:space="preserve"> </w:t>
+      </w:r>
+      <w:proofErr w:type="spellStart"/>
+      <w:r>
+        <w:t>Process</w:t>
+      </w:r>
+      <w:proofErr w:type="spellEnd"/>
+      <w:r>
+        <w:t xml:space="preserve"> </w:t>
+      </w:r>
+      <w:proofErr w:type="spellStart"/>
+      <w:r>
+        <w:t>Mining</w:t>
+      </w:r>
+      <w:proofErr w:type="spellEnd"/>
+      <w:r>
+        <w:t xml:space="preserve"> </w:t>
+      </w:r>
+      <w:proofErr w:type="spellStart"/>
+      <w:r>
+        <w:t>using</w:t>
+      </w:r>
+      <w:proofErr w:type="spellEnd"/>
+      <w:r>
+        <w:t xml:space="preserve"> Open </w:t>
+      </w:r>
+      <w:proofErr w:type="spellStart"/>
+      <w:r>
+        <w:t>Manufacturing</w:t>
+      </w:r>
+      <w:proofErr w:type="spellEnd"/>
+      <w:r>
+        <w:t xml:space="preserve"> </w:t>
+      </w:r>
+      <w:proofErr w:type="spellStart"/>
+      <w:r>
+        <w:t>Model</w:t>
+      </w:r>
+      <w:proofErr w:type="spellEnd"/>
+    </w:p>
+    <w:p>
+      <w:r>
+        <w:t>2 CSV</w:t>
+      </w:r>
+      <w:r>
+        <w:t xml:space="preserve"> fájl: </w:t>
+      </w:r>
+    </w:p>
+    <w:p>
+      <w:r>
+        <w:t xml:space="preserve">Mennyiségi adatok: </w:t>
+      </w:r>
+      <w:r>
+        <w:t>termelési jelentés tétel</w:t>
+      </w:r>
+      <w:r>
+        <w:t>ek</w:t>
+      </w:r>
+    </w:p>
+    <w:p>
+      <w:r>
+        <w:t>A BOM</w:t>
+      </w:r>
+      <w:r>
+        <w:t xml:space="preserve"> és a </w:t>
+      </w:r>
+      <w:proofErr w:type="spellStart"/>
+      <w:r>
+        <w:t>routing</w:t>
+      </w:r>
+      <w:proofErr w:type="spellEnd"/>
+      <w:r>
+        <w:t xml:space="preserve"> alapjainak</w:t>
+      </w:r>
+      <w:r>
+        <w:t xml:space="preserve"> kikövetkeztet</w:t>
+      </w:r>
+      <w:r>
+        <w:t>ésére.</w:t>
+      </w:r>
+    </w:p>
+    <w:p>
+      <w:proofErr w:type="spellStart"/>
+      <w:r>
+        <w:t>Production</w:t>
+      </w:r>
+      <w:proofErr w:type="spellEnd"/>
+      <w:r>
+        <w:t xml:space="preserve"> </w:t>
+      </w:r>
+      <w:proofErr w:type="spellStart"/>
+      <w:r>
+        <w:t>e</w:t>
+      </w:r>
+      <w:r>
+        <w:t>vent</w:t>
+      </w:r>
+      <w:proofErr w:type="spellEnd"/>
+      <w:r>
+        <w:t xml:space="preserve"> = </w:t>
+      </w:r>
+      <w:r>
+        <w:t>(</w:t>
+      </w:r>
+      <w:proofErr w:type="spellStart"/>
+      <w:r>
+        <w:t>Product</w:t>
+      </w:r>
+      <w:proofErr w:type="spellEnd"/>
+      <w:r>
+        <w:t xml:space="preserve">, </w:t>
+      </w:r>
+      <w:proofErr w:type="spellStart"/>
+      <w:r>
+        <w:t>T</w:t>
+      </w:r>
+      <w:r>
+        <w:t>ask</w:t>
+      </w:r>
+      <w:proofErr w:type="spellEnd"/>
+      <w:r>
+        <w:t xml:space="preserve"> ,</w:t>
+      </w:r>
+      <w:r>
+        <w:t xml:space="preserve"> </w:t>
+      </w:r>
+      <w:proofErr w:type="spellStart"/>
+      <w:r>
+        <w:t>Operation</w:t>
+      </w:r>
+      <w:proofErr w:type="spellEnd"/>
+      <w:r>
+        <w:t xml:space="preserve">, </w:t>
+      </w:r>
+      <w:proofErr w:type="spellStart"/>
+      <w:r>
+        <w:t>Quantity</w:t>
+      </w:r>
+      <w:proofErr w:type="spellEnd"/>
+      <w:r>
+        <w:t xml:space="preserve">, </w:t>
+      </w:r>
+      <w:proofErr w:type="spellStart"/>
+      <w:r>
+        <w:t>Quantity</w:t>
+      </w:r>
+      <w:proofErr w:type="spellEnd"/>
+      <w:r>
+        <w:t xml:space="preserve"> unit, </w:t>
+      </w:r>
+      <w:proofErr w:type="spellStart"/>
+      <w:r>
+        <w:t>Material</w:t>
+      </w:r>
+      <w:proofErr w:type="spellEnd"/>
+      <w:r>
+        <w:t xml:space="preserve">, </w:t>
+      </w:r>
+      <w:proofErr w:type="spellStart"/>
+      <w:r>
+        <w:t>Event</w:t>
+      </w:r>
+      <w:proofErr w:type="spellEnd"/>
+      <w:r>
+        <w:t xml:space="preserve"> </w:t>
+      </w:r>
+      <w:proofErr w:type="spellStart"/>
+      <w:r>
+        <w:t>type</w:t>
+      </w:r>
+      <w:proofErr w:type="spellEnd"/>
+      <w:r>
+        <w:t xml:space="preserve">, </w:t>
+      </w:r>
+      <w:proofErr w:type="spellStart"/>
+      <w:r>
+        <w:t>M</w:t>
+      </w:r>
+      <w:r>
+        <w:t>achine</w:t>
+      </w:r>
+      <w:proofErr w:type="spellEnd"/>
+      <w:r>
+        <w:t xml:space="preserve">, </w:t>
+      </w:r>
+      <w:proofErr w:type="spellStart"/>
+      <w:r>
+        <w:t>T</w:t>
+      </w:r>
+      <w:r>
+        <w:t>imestamp</w:t>
+      </w:r>
+      <w:proofErr w:type="spellEnd"/>
+      <w:r>
+        <w:t>)</w:t>
+      </w:r>
+    </w:p>
+    <w:p>
+      <w:r>
+        <w:t xml:space="preserve">Lekérdeztem a </w:t>
+      </w:r>
+      <w:r>
+        <w:t xml:space="preserve">munka </w:t>
+      </w:r>
+      <w:r>
+        <w:t>állapot bejegyzésekből a ciklusidő számításhoz szükséges adatokat.</w:t>
+      </w:r>
+    </w:p>
+    <w:p>
+      <w:proofErr w:type="spellStart"/>
+      <w:r>
+        <w:t>Production</w:t>
+      </w:r>
+      <w:proofErr w:type="spellEnd"/>
+      <w:r>
+        <w:t xml:space="preserve"> </w:t>
+      </w:r>
+      <w:proofErr w:type="spellStart"/>
+      <w:r>
+        <w:t>time</w:t>
+      </w:r>
+      <w:proofErr w:type="spellEnd"/>
+      <w:r>
+        <w:t xml:space="preserve"> </w:t>
+      </w:r>
+      <w:proofErr w:type="spellStart"/>
+      <w:r>
+        <w:t>data</w:t>
+      </w:r>
+      <w:proofErr w:type="spellEnd"/>
+      <w:r>
+        <w:t xml:space="preserve"> = (</w:t>
+      </w:r>
+      <w:proofErr w:type="spellStart"/>
+      <w:r>
+        <w:t>Product</w:t>
+      </w:r>
+      <w:proofErr w:type="spellEnd"/>
+      <w:r>
+        <w:t xml:space="preserve">, </w:t>
+      </w:r>
+      <w:proofErr w:type="spellStart"/>
+      <w:r>
+        <w:t>Task</w:t>
+      </w:r>
+      <w:proofErr w:type="spellEnd"/>
+      <w:r>
+        <w:t xml:space="preserve">, </w:t>
+      </w:r>
+      <w:proofErr w:type="spellStart"/>
+      <w:r>
+        <w:t>Operation</w:t>
+      </w:r>
+      <w:proofErr w:type="spellEnd"/>
+      <w:r>
+        <w:t xml:space="preserve">, </w:t>
+      </w:r>
+      <w:proofErr w:type="spellStart"/>
+      <w:r>
+        <w:t>Machine</w:t>
+      </w:r>
+      <w:proofErr w:type="spellEnd"/>
+      <w:r>
+        <w:t>, T</w:t>
+      </w:r>
+      <w:r>
+        <w:t>ime</w:t>
+      </w:r>
+      <w:r>
+        <w:t xml:space="preserve"> </w:t>
+      </w:r>
+      <w:proofErr w:type="spellStart"/>
+      <w:r>
+        <w:t>beg</w:t>
+      </w:r>
+      <w:proofErr w:type="spellEnd"/>
+      <w:r>
+        <w:t>, Time end)</w:t>
+      </w:r>
+    </w:p>
+    <w:p>
+      <w:pPr>
+        <w:pStyle w:val="Cmsor2"/>
+      </w:pPr>
+      <w:r>
+        <w:t>Az adatminőség korlátai</w:t>
+      </w:r>
+    </w:p>
+    <w:p>
+      <w:r>
+        <w:t>Emberek jelentették le. Több szakaszban jelentették le, utólagos jelentések.</w:t>
+      </w:r>
+    </w:p>
+    <w:p>
+      <w:pPr>
+        <w:pStyle w:val="Cmsor2"/>
+      </w:pPr>
+      <w:proofErr w:type="spellStart"/>
+      <w:r>
+        <w:t>Adattranszformáció</w:t>
+      </w:r>
+      <w:proofErr w:type="spellEnd"/>
+      <w:r>
+        <w:t>, adattisztítás</w:t>
+      </w:r>
+      <w:r>
+        <w:t>?</w:t>
+      </w:r>
+    </w:p>
+    <w:p>
+      <w:proofErr w:type="spellStart"/>
+      <w:r>
+        <w:t>Outlier</w:t>
+      </w:r>
+      <w:proofErr w:type="spellEnd"/>
+      <w:r>
+        <w:t xml:space="preserve"> szűrés</w:t>
+      </w:r>
+    </w:p>
+    <w:p>
+      <w:r>
+        <w:t>kezdet dátum nem lehet nagyobb a végdátumnál</w:t>
+      </w:r>
+    </w:p>
+    <w:p>
+      <w:pPr>
+        <w:pStyle w:val="Cmsor2"/>
+      </w:pPr>
+      <w:r>
+        <w:t>Adatmodell</w:t>
+      </w:r>
+    </w:p>
+    <w:p>
+      <w:r>
+        <w:t>1 oldal</w:t>
+      </w:r>
+    </w:p>
+    <w:p>
+      <w:r>
         <w:lastRenderedPageBreak/>
-        <w:t xml:space="preserve">A megfelelőségi ellenőrzéssel lehet ellenőrizni, hogy a tényadatok megfelelnek-e a folyamatmodellnek és fordítva. </w:t>
-      </w:r>
-    </w:p>
+        <w:t>Osztálydiagramok.</w:t>
+      </w:r>
+    </w:p>
+    <w:p/>
     <w:p>
       <w:pPr>
         <w:pStyle w:val="Cmsor1"/>
       </w:pPr>
       <w:r>
-        <w:t>Bemeneti a</w:t>
-      </w:r>
-      <w:r>
-        <w:t>datok</w:t>
-      </w:r>
-    </w:p>
-    <w:p>
-      <w:r>
-        <w:t>5 oldal</w:t>
-      </w:r>
-    </w:p>
+        <w:t>Architektúra</w:t>
+      </w:r>
+      <w:r>
+        <w:t xml:space="preserve"> (3-4</w:t>
+      </w:r>
+      <w:r>
+        <w:t xml:space="preserve"> oldal)</w:t>
+      </w:r>
+    </w:p>
+    <w:p>
+      <w:r>
+        <w:t>Ebben a fejezetben a receptkikövetkeztetés problémájának részproblémáit mutatom be.</w:t>
+      </w:r>
+      <w:r>
+        <w:t xml:space="preserve"> </w:t>
+      </w:r>
+      <w:proofErr w:type="spellStart"/>
+      <w:r>
+        <w:t>pl</w:t>
+      </w:r>
+      <w:proofErr w:type="spellEnd"/>
+      <w:r>
+        <w:t xml:space="preserve"> egy adatfolyam </w:t>
+      </w:r>
+      <w:proofErr w:type="spellStart"/>
+      <w:r>
+        <w:t>diagrammal</w:t>
+      </w:r>
+      <w:proofErr w:type="spellEnd"/>
+    </w:p>
+    <w:p/>
+    <w:p>
+      <w:pPr>
+        <w:pStyle w:val="Cmsor1"/>
+      </w:pPr>
+      <w:r>
+        <w:t>Algoritmusok és módszerek</w:t>
+      </w:r>
+      <w:r>
+        <w:t xml:space="preserve"> (</w:t>
+      </w:r>
+      <w:r>
+        <w:t>10-12</w:t>
+      </w:r>
+      <w:r>
+        <w:t xml:space="preserve"> oldal</w:t>
+      </w:r>
+      <w:r>
+        <w:t>)</w:t>
+      </w:r>
+    </w:p>
+    <w:p>
+      <w:r>
+        <w:t>Ide leírom hogy mit módosítottam az algoritmuson, mik a saját eredményeim.</w:t>
+      </w:r>
+    </w:p>
+    <w:p>
+      <w:r>
+        <w:t xml:space="preserve">Mivel a cél a receptúra kikövetkeztetése, ami az esetünkben egy adott terméktípushoz kapcsolódik, a folyamatbányászati algoritmust nem lenne értelmes a vállalat összes termékére egyszerre lefuttatni. Az eredmény egy </w:t>
+      </w:r>
+      <w:proofErr w:type="spellStart"/>
+      <w:r>
+        <w:t>spagettidiagramm</w:t>
+      </w:r>
+      <w:proofErr w:type="spellEnd"/>
+      <w:r>
+        <w:t xml:space="preserve"> lenne, és nem tudnánk értelmes következetéseket levonni egy adott terméktípus folyamatáról. Ahhoz, hogy minden, az eseménynaplóban megjelenő cikkhez létre tudjunk hozni egy receptet, a napló eseményeit termékenként csoportosítottam.</w:t>
+      </w:r>
+    </w:p>
+    <w:p>
+      <w:r>
+        <w:t>Részproblémák: (mivel nyújt többet az én megoldásom, mint a korábbi munkák).</w:t>
+      </w:r>
+    </w:p>
+    <w:p>
+      <w:r>
+        <w:t>Termelési adatok műveletenként csoportosítva</w:t>
+      </w:r>
+      <w:r>
+        <w:t>: batch gyártás</w:t>
+      </w:r>
+    </w:p>
+    <w:p/>
+    <w:p>
+      <w:r>
+        <w:t>Sorrend kikövetkeztetése</w:t>
+      </w:r>
+    </w:p>
+    <w:p>
+      <w:r>
+        <w:t>Anyagparaméterek számítása</w:t>
+      </w:r>
+    </w:p>
+    <w:p>
+      <w:r>
+        <w:t>Gép</w:t>
+      </w:r>
+    </w:p>
+    <w:p>
+      <w:r>
+        <w:t>Ciklusidő számítás:</w:t>
+      </w:r>
+    </w:p>
+    <w:p>
+      <w:r>
+        <w:t>Receptúra felépítése</w:t>
+      </w:r>
+    </w:p>
+    <w:p/>
     <w:p>
       <w:pPr>
         <w:pStyle w:val="Cmsor2"/>
       </w:pPr>
-      <w:r>
-        <w:t>A</w:t>
-      </w:r>
-      <w:r>
-        <w:t>datok forrása</w:t>
-      </w:r>
-    </w:p>
-    <w:p>
-      <w:r>
-        <w:t>Milyen cég</w:t>
-      </w:r>
-      <w:r>
-        <w:t>, milyen ipar, diszkrét gyártás</w:t>
-      </w:r>
+      <w:proofErr w:type="spellStart"/>
+      <w:r>
+        <w:t>Routing</w:t>
+      </w:r>
+      <w:proofErr w:type="spellEnd"/>
+    </w:p>
+    <w:p/>
+    <w:p>
+      <w:pPr>
+        <w:pStyle w:val="Cmsor3"/>
+      </w:pPr>
+      <w:r>
+        <w:t>Heurisztikus</w:t>
+      </w:r>
+      <w:r>
+        <w:t xml:space="preserve"> statisztikai</w:t>
+      </w:r>
+      <w:r>
+        <w:t xml:space="preserve"> </w:t>
+      </w:r>
+      <w:r>
+        <w:t xml:space="preserve">szabályalapú </w:t>
+      </w:r>
+      <w:r>
+        <w:t>kiindulási algoritmus</w:t>
+      </w:r>
+    </w:p>
+    <w:p>
+      <w:r>
+        <w:t xml:space="preserve">Az algoritmus kidolgozásakor saját adatmodellt alkalmaztam a </w:t>
+      </w:r>
+      <w:proofErr w:type="spellStart"/>
+      <w:r>
+        <w:t>domain-specifikus</w:t>
+      </w:r>
+      <w:proofErr w:type="spellEnd"/>
+      <w:r>
+        <w:t xml:space="preserve"> tudásomra építve. </w:t>
+      </w:r>
+      <w:r>
+        <w:t xml:space="preserve">Előnye, hogy a tényadatok alapján statisztikát, számol, így az eredmények könnyen magyarázhatók. Hátránya, hogy az eredmény pontossága függ a minta számától, vagyis attól, hogy adott termékre adott idő alatt mennyi gyártási tényadat áll rendelkezésre. </w:t>
+      </w:r>
+    </w:p>
+    <w:p>
+      <w:proofErr w:type="spellStart"/>
+      <w:r>
+        <w:t>pszeudokód</w:t>
+      </w:r>
+      <w:proofErr w:type="spellEnd"/>
+    </w:p>
+    <w:p>
+      <w:r>
+        <w:t>Bemenet:  p termék, a hozzá tartozó gyártási események és időadatok</w:t>
+      </w:r>
+    </w:p>
+    <w:p>
+      <w:r>
+        <w:t>Kimenet:  R recept</w:t>
+      </w:r>
+    </w:p>
+    <w:p>
+      <w:r>
+        <w:t xml:space="preserve"> 1: minden g </w:t>
+      </w:r>
+      <w:r>
+        <w:rPr>
+          <w:rFonts w:ascii="Cambria Math" w:hAnsi="Cambria Math" w:cs="Cambria Math"/>
+        </w:rPr>
+        <w:t>∈</w:t>
+      </w:r>
+      <w:r>
+        <w:t xml:space="preserve"> G(p) </w:t>
+      </w:r>
+      <w:r>
+        <w:rPr>
+          <w:rFonts w:ascii="Calibri" w:hAnsi="Calibri" w:cs="Calibri"/>
+        </w:rPr>
+        <w:t>é</w:t>
+      </w:r>
+      <w:r>
+        <w:t xml:space="preserve">s m </w:t>
+      </w:r>
+      <w:r>
+        <w:rPr>
+          <w:rFonts w:ascii="Cambria Math" w:hAnsi="Cambria Math" w:cs="Cambria Math"/>
+        </w:rPr>
+        <w:t>∈</w:t>
+      </w:r>
+      <w:r>
+        <w:t xml:space="preserve"> M(g) p</w:t>
+      </w:r>
+      <w:r>
+        <w:rPr>
+          <w:rFonts w:ascii="Calibri" w:hAnsi="Calibri" w:cs="Calibri"/>
+        </w:rPr>
+        <w:t>á</w:t>
+      </w:r>
+      <w:r>
+        <w:t>rra:                     // munk</w:t>
+      </w:r>
+      <w:r>
+        <w:rPr>
+          <w:rFonts w:ascii="Calibri" w:hAnsi="Calibri" w:cs="Calibri"/>
+        </w:rPr>
+        <w:t>á</w:t>
+      </w:r>
+      <w:r>
+        <w:t>k k</w:t>
+      </w:r>
+      <w:r>
+        <w:rPr>
+          <w:rFonts w:ascii="Calibri" w:hAnsi="Calibri" w:cs="Calibri"/>
+        </w:rPr>
+        <w:t>é</w:t>
+      </w:r>
+      <w:r>
+        <w:t>pz</w:t>
+      </w:r>
+      <w:r>
+        <w:rPr>
+          <w:rFonts w:ascii="Calibri" w:hAnsi="Calibri" w:cs="Calibri"/>
+        </w:rPr>
+        <w:t>é</w:t>
+      </w:r>
+      <w:r>
+        <w:t>se</w:t>
+      </w:r>
+    </w:p>
+    <w:p>
+      <w:r>
+        <w:t xml:space="preserve"> 2:     j ← (g, m) munka</w:t>
+      </w:r>
+    </w:p>
+    <w:p>
+      <w:r>
+        <w:lastRenderedPageBreak/>
+        <w:t xml:space="preserve"> 3:     </w:t>
+      </w:r>
+      <w:proofErr w:type="spellStart"/>
+      <w:r>
+        <w:t>j.jó</w:t>
+      </w:r>
+      <w:proofErr w:type="spellEnd"/>
+      <w:r>
+        <w:t xml:space="preserve">, </w:t>
+      </w:r>
+      <w:proofErr w:type="spellStart"/>
+      <w:r>
+        <w:t>j.selejt</w:t>
+      </w:r>
+      <w:proofErr w:type="spellEnd"/>
+      <w:r>
+        <w:t xml:space="preserve"> ← a p termékre, illetve selejtre könyvelt mennyiségek E(g,m)</w:t>
+      </w:r>
+      <w:proofErr w:type="spellStart"/>
+      <w:r>
+        <w:t>-ben</w:t>
+      </w:r>
+      <w:proofErr w:type="spellEnd"/>
+    </w:p>
+    <w:p>
+      <w:r>
+        <w:t xml:space="preserve"> 4:     </w:t>
+      </w:r>
+      <w:proofErr w:type="spellStart"/>
+      <w:r>
+        <w:t>j.vég</w:t>
+      </w:r>
+      <w:proofErr w:type="spellEnd"/>
+      <w:r>
+        <w:t xml:space="preserve"> ← a fenti események legkésőbbi időbélyege</w:t>
+      </w:r>
+    </w:p>
+    <w:p>
+      <w:r>
+        <w:t xml:space="preserve"> 5:     </w:t>
+      </w:r>
+      <w:proofErr w:type="spellStart"/>
+      <w:r>
+        <w:t>j.anyagok</w:t>
+      </w:r>
+      <w:proofErr w:type="spellEnd"/>
+      <w:r>
+        <w:t xml:space="preserve"> ← a p-től eltérő anyagok felhasznált mennyiségei</w:t>
+      </w:r>
+    </w:p>
+    <w:p>
+      <w:r>
+        <w:t xml:space="preserve"> 6:     </w:t>
+      </w:r>
+      <w:proofErr w:type="spellStart"/>
+      <w:r>
+        <w:t>j.gépidő</w:t>
+      </w:r>
+      <w:proofErr w:type="spellEnd"/>
+      <w:r>
+        <w:t xml:space="preserve"> ← gépenkénti műveleti idő és termelt mennyiség az időadatokból</w:t>
+      </w:r>
+    </w:p>
+    <w:p>
+      <w:r>
+        <w:t xml:space="preserve"> 7: minden g </w:t>
+      </w:r>
+      <w:r>
+        <w:rPr>
+          <w:rFonts w:ascii="Cambria Math" w:hAnsi="Cambria Math" w:cs="Cambria Math"/>
+        </w:rPr>
+        <w:t>∈</w:t>
+      </w:r>
+      <w:r>
+        <w:t xml:space="preserve"> G(p) gy</w:t>
+      </w:r>
+      <w:r>
+        <w:rPr>
+          <w:rFonts w:ascii="Calibri" w:hAnsi="Calibri" w:cs="Calibri"/>
+        </w:rPr>
+        <w:t>á</w:t>
+      </w:r>
+      <w:r>
+        <w:t>rt</w:t>
+      </w:r>
+      <w:r>
+        <w:rPr>
+          <w:rFonts w:ascii="Calibri" w:hAnsi="Calibri" w:cs="Calibri"/>
+        </w:rPr>
+        <w:t>á</w:t>
+      </w:r>
+      <w:r>
+        <w:t>sra:                              // sorrend gy</w:t>
+      </w:r>
+      <w:r>
+        <w:rPr>
+          <w:rFonts w:ascii="Calibri" w:hAnsi="Calibri" w:cs="Calibri"/>
+        </w:rPr>
+        <w:t>á</w:t>
+      </w:r>
+      <w:r>
+        <w:t>rt</w:t>
+      </w:r>
+      <w:r>
+        <w:rPr>
+          <w:rFonts w:ascii="Calibri" w:hAnsi="Calibri" w:cs="Calibri"/>
+        </w:rPr>
+        <w:t>á</w:t>
+      </w:r>
+      <w:r>
+        <w:t>sonk</w:t>
+      </w:r>
+      <w:r>
+        <w:rPr>
+          <w:rFonts w:ascii="Calibri" w:hAnsi="Calibri" w:cs="Calibri"/>
+        </w:rPr>
+        <w:t>é</w:t>
+      </w:r>
+      <w:r>
+        <w:t>nt</w:t>
+      </w:r>
+    </w:p>
+    <w:p>
+      <w:r>
+        <w:t xml:space="preserve"> 8:     s(g) ← a g munkáinak műveletazonosítói, </w:t>
+      </w:r>
+      <w:proofErr w:type="spellStart"/>
+      <w:r>
+        <w:t>j.vég</w:t>
+      </w:r>
+      <w:proofErr w:type="spellEnd"/>
+      <w:r>
+        <w:t xml:space="preserve"> szerint rendezve</w:t>
+      </w:r>
+    </w:p>
+    <w:p>
+      <w:r>
+        <w:t xml:space="preserve"> 9: s* ← a leggyakrabban előforduló s(g) sorozat</w:t>
+      </w:r>
+    </w:p>
+    <w:p>
+      <w:r>
+        <w:t>10: minden m műveletre:                                     // összesítés az összes gyártáson át</w:t>
+      </w:r>
+    </w:p>
+    <w:p>
+      <w:r>
+        <w:t>11:     A[m] ← az m-hez tartozó munkák összegzett jó, selejt,</w:t>
+      </w:r>
+    </w:p>
+    <w:p>
+      <w:r>
+        <w:t xml:space="preserve">             anyag- és gépadatai, valamint a munkák száma</w:t>
+      </w:r>
+    </w:p>
+    <w:p>
+      <w:r>
+        <w:t>12: R ← új recept a p termékhez</w:t>
+      </w:r>
+    </w:p>
+    <w:p>
+      <w:r>
+        <w:t>13: minden m műveletre, ahol A[m].munkaszám &gt; 0:            // normalizálás egy darabra</w:t>
+      </w:r>
+    </w:p>
+    <w:p>
+      <w:r>
+        <w:t xml:space="preserve">14:     </w:t>
+      </w:r>
+      <w:proofErr w:type="spellStart"/>
+      <w:r>
+        <w:t>átlagJó</w:t>
+      </w:r>
+      <w:proofErr w:type="spellEnd"/>
+      <w:r>
+        <w:t xml:space="preserve">    ← A[m].jó / A[m].munkaszám</w:t>
+      </w:r>
+    </w:p>
+    <w:p>
+      <w:r>
+        <w:t xml:space="preserve">15:     </w:t>
+      </w:r>
+      <w:proofErr w:type="spellStart"/>
+      <w:r>
+        <w:t>átlagSelejt</w:t>
+      </w:r>
+      <w:proofErr w:type="spellEnd"/>
+      <w:r>
+        <w:t xml:space="preserve"> ← A[m].selejt / A[m].munkaszám</w:t>
+      </w:r>
+    </w:p>
+    <w:p>
+      <w:r>
+        <w:t xml:space="preserve">16:     </w:t>
+      </w:r>
+      <w:proofErr w:type="spellStart"/>
+      <w:r>
+        <w:t>r.sorszám</w:t>
+      </w:r>
+      <w:proofErr w:type="spellEnd"/>
+      <w:r>
+        <w:t xml:space="preserve">     ← m pozíciója s*</w:t>
+      </w:r>
+      <w:proofErr w:type="spellStart"/>
+      <w:r>
+        <w:t>-ban</w:t>
+      </w:r>
+      <w:proofErr w:type="spellEnd"/>
+      <w:r>
+        <w:t xml:space="preserve"> (−1, ha nem szerepel benne)</w:t>
+      </w:r>
+    </w:p>
+    <w:p>
+      <w:r>
+        <w:t xml:space="preserve">17:     </w:t>
+      </w:r>
+      <w:proofErr w:type="spellStart"/>
+      <w:r>
+        <w:t>r.selejtarány</w:t>
+      </w:r>
+      <w:proofErr w:type="spellEnd"/>
+      <w:r>
+        <w:t xml:space="preserve"> ← </w:t>
+      </w:r>
+      <w:proofErr w:type="spellStart"/>
+      <w:r>
+        <w:t>átlagSelejt</w:t>
+      </w:r>
+      <w:proofErr w:type="spellEnd"/>
+      <w:r>
+        <w:t xml:space="preserve"> / </w:t>
+      </w:r>
+      <w:proofErr w:type="spellStart"/>
+      <w:r>
+        <w:t>átlagJó</w:t>
+      </w:r>
+      <w:proofErr w:type="spellEnd"/>
+    </w:p>
+    <w:p>
+      <w:r>
+        <w:t xml:space="preserve">18:     </w:t>
+      </w:r>
+      <w:proofErr w:type="spellStart"/>
+      <w:r>
+        <w:t>r.anyagigény</w:t>
+      </w:r>
+      <w:proofErr w:type="spellEnd"/>
+      <w:r>
+        <w:t xml:space="preserve">[x] ← ( A[m].anyag[x] / </w:t>
+      </w:r>
+      <w:proofErr w:type="spellStart"/>
+      <w:r>
+        <w:t>előfordulásszám</w:t>
+      </w:r>
+      <w:proofErr w:type="spellEnd"/>
+      <w:r>
+        <w:t xml:space="preserve"> ) / </w:t>
+      </w:r>
+      <w:proofErr w:type="spellStart"/>
+      <w:r>
+        <w:t>átlagJó</w:t>
+      </w:r>
+      <w:proofErr w:type="spellEnd"/>
+    </w:p>
+    <w:p>
+      <w:r>
+        <w:t xml:space="preserve">19:     </w:t>
+      </w:r>
+      <w:proofErr w:type="spellStart"/>
+      <w:r>
+        <w:t>r.gépigény</w:t>
+      </w:r>
+      <w:proofErr w:type="spellEnd"/>
+      <w:r>
+        <w:t>[h]   ← A[m].gépidő[h] / ( termelt + selejt )</w:t>
+      </w:r>
+    </w:p>
+    <w:p>
+      <w:r>
+        <w:t xml:space="preserve">20:     </w:t>
+      </w:r>
+      <w:proofErr w:type="spellStart"/>
+      <w:r>
+        <w:t>R.elemek</w:t>
+      </w:r>
+      <w:proofErr w:type="spellEnd"/>
+      <w:r>
+        <w:t xml:space="preserve"> ← </w:t>
+      </w:r>
+      <w:proofErr w:type="spellStart"/>
+      <w:r>
+        <w:t>R.elemek</w:t>
+      </w:r>
+      <w:proofErr w:type="spellEnd"/>
+      <w:r>
+        <w:t xml:space="preserve"> </w:t>
+      </w:r>
+      <w:r>
+        <w:rPr>
+          <w:rFonts w:ascii="Cambria Math" w:hAnsi="Cambria Math" w:cs="Cambria Math"/>
+        </w:rPr>
+        <w:t>∪</w:t>
+      </w:r>
+      <w:r>
+        <w:t xml:space="preserve"> { r }</w:t>
+      </w:r>
+    </w:p>
+    <w:p>
+      <w:r>
+        <w:t xml:space="preserve">21: rendezd </w:t>
+      </w:r>
+      <w:proofErr w:type="spellStart"/>
+      <w:r>
+        <w:t>R.elemek</w:t>
+      </w:r>
+      <w:proofErr w:type="spellEnd"/>
+      <w:r>
+        <w:t xml:space="preserve"> elemeit </w:t>
+      </w:r>
+      <w:proofErr w:type="spellStart"/>
+      <w:r>
+        <w:t>r.sorszám</w:t>
+      </w:r>
+      <w:proofErr w:type="spellEnd"/>
+      <w:r>
+        <w:t xml:space="preserve"> szerint</w:t>
+      </w:r>
+    </w:p>
+    <w:p>
+      <w:r>
+        <w:t xml:space="preserve">22: </w:t>
+      </w:r>
+      <w:proofErr w:type="spellStart"/>
+      <w:r>
+        <w:t>return</w:t>
+      </w:r>
+      <w:proofErr w:type="spellEnd"/>
+      <w:r>
+        <w:t xml:space="preserve"> R</w:t>
+      </w:r>
+    </w:p>
+    <w:p>
+      <w:pPr>
+        <w:pStyle w:val="Cmsor3"/>
+      </w:pPr>
+      <w:r>
+        <w:t>Közvetlen követési gráf (</w:t>
+      </w:r>
+      <w:proofErr w:type="spellStart"/>
+      <w:r>
+        <w:t>Directly-follows</w:t>
+      </w:r>
+      <w:proofErr w:type="spellEnd"/>
+      <w:r>
+        <w:t xml:space="preserve"> </w:t>
+      </w:r>
+      <w:proofErr w:type="spellStart"/>
+      <w:r>
+        <w:t>graph</w:t>
+      </w:r>
+      <w:proofErr w:type="spellEnd"/>
+      <w:r>
+        <w:t>/DFG)</w:t>
+      </w:r>
+      <w:r>
+        <w:t xml:space="preserve"> alakú algoritmus</w:t>
+      </w:r>
+    </w:p>
+    <w:p>
+      <w:r>
+        <w:t xml:space="preserve">A </w:t>
+      </w:r>
+      <w:proofErr w:type="spellStart"/>
+      <w:r>
+        <w:t>DFG-k</w:t>
+      </w:r>
+      <w:proofErr w:type="spellEnd"/>
+      <w:r>
+        <w:t xml:space="preserve"> a kereskedelmi folyamatbányászati eszközök a standard. </w:t>
+      </w:r>
+      <w:r>
+        <w:t xml:space="preserve">A kereskedelmi folyamatbányászati szoftverek egy része? </w:t>
+      </w:r>
+      <w:proofErr w:type="spellStart"/>
+      <w:r>
+        <w:t>DFG-ből</w:t>
+      </w:r>
+      <w:proofErr w:type="spellEnd"/>
+      <w:r>
+        <w:t xml:space="preserve"> indul ki.</w:t>
+      </w:r>
+      <w:r>
+        <w:t xml:space="preserve"> cikk link</w:t>
+      </w:r>
+      <w:r>
+        <w:t xml:space="preserve"> </w:t>
+      </w:r>
+      <w:r>
+        <w:t>A_</w:t>
+      </w:r>
+      <w:proofErr w:type="spellStart"/>
+      <w:r>
+        <w:t>practitioners</w:t>
+      </w:r>
+      <w:proofErr w:type="spellEnd"/>
+      <w:r>
+        <w:t>_</w:t>
+      </w:r>
+      <w:proofErr w:type="spellStart"/>
+      <w:r>
+        <w:t>guide</w:t>
+      </w:r>
+      <w:proofErr w:type="spellEnd"/>
+      <w:r>
+        <w:t>_</w:t>
+      </w:r>
+      <w:proofErr w:type="spellStart"/>
+      <w:r>
+        <w:t>to</w:t>
+      </w:r>
+      <w:proofErr w:type="spellEnd"/>
+      <w:r>
+        <w:t>_</w:t>
+      </w:r>
+      <w:proofErr w:type="spellStart"/>
+      <w:r>
+        <w:t>process</w:t>
+      </w:r>
+      <w:proofErr w:type="spellEnd"/>
+      <w:r>
+        <w:t>_</w:t>
+      </w:r>
+      <w:proofErr w:type="spellStart"/>
+      <w:r>
+        <w:t>mining</w:t>
+      </w:r>
+      <w:proofErr w:type="spellEnd"/>
+      <w:r>
+        <w:t>_</w:t>
+      </w:r>
+      <w:proofErr w:type="spellStart"/>
+      <w:r>
+        <w:t>Limitatio.pdf</w:t>
+      </w:r>
+      <w:proofErr w:type="spellEnd"/>
       <w:r>
         <w:t xml:space="preserve">. </w:t>
       </w:r>
-      <w:r>
-        <w:t>Egy recept hány műveletből áll, hány termék.</w:t>
-      </w:r>
-      <w:r>
-        <w:t xml:space="preserve"> Lapos recept.</w:t>
-      </w:r>
-      <w:r>
-        <w:t xml:space="preserve"> </w:t>
-      </w:r>
-      <w:proofErr w:type="spellStart"/>
-      <w:r>
-        <w:t>Flat</w:t>
-      </w:r>
-      <w:proofErr w:type="spellEnd"/>
-      <w:r>
-        <w:t xml:space="preserve"> BOM.</w:t>
-      </w:r>
-    </w:p>
-    <w:p>
-      <w:pPr>
-        <w:pStyle w:val="Cmsor2"/>
-      </w:pPr>
-      <w:r>
-        <w:t>Adatstruktúra</w:t>
-      </w:r>
-    </w:p>
-    <w:p>
-      <w:r>
-        <w:t>Az ERP rendszerben a tényleges termelési adatok termelési jelentések, munkaállapot bejegyzések és munkakörnyezet objektumok formájában kerülnek lejelentésre.</w:t>
-      </w:r>
-    </w:p>
-    <w:p>
-      <w:r>
-        <w:t>Minimális szükséges adat a receptúra visszafejtéséhez.</w:t>
-      </w:r>
-    </w:p>
-    <w:p>
-      <w:pPr>
-        <w:pStyle w:val="Cmsor2"/>
-      </w:pPr>
-      <w:r>
-        <w:t>Eseménynaplók formátuma</w:t>
-      </w:r>
-    </w:p>
-    <w:p>
-      <w:r>
-        <w:t>Adatok kinyerése</w:t>
+    </w:p>
+    <w:p>
+      <w:r>
+        <w:t>Algoritmus leírása:</w:t>
+      </w:r>
+    </w:p>
+    <w:p>
+      <w:r>
+        <w:t>a</w:t>
+      </w:r>
+      <w:r>
+        <w:t xml:space="preserve">-esemény: olyan esemény, amely egy </w:t>
+      </w:r>
+      <w:r>
+        <w:rPr>
+          <w:i/>
+        </w:rPr>
+        <w:t>a</w:t>
+      </w:r>
+      <w:r>
+        <w:rPr>
+          <w:i/>
+        </w:rPr>
+        <w:t xml:space="preserve"> </w:t>
+      </w:r>
+      <w:r>
+        <w:t>tevékenységnek felel meg.</w:t>
+      </w:r>
+      <w:r>
+        <w:t xml:space="preserve"> Termelési jelentés egy a műveletre</w:t>
       </w:r>
       <w:r>
         <w:t>.</w:t>
       </w:r>
-    </w:p>
-    <w:p>
-      <w:proofErr w:type="spellStart"/>
-      <w:r>
-        <w:t>Towards</w:t>
-      </w:r>
-      <w:proofErr w:type="spellEnd"/>
-      <w:r>
-        <w:t xml:space="preserve"> </w:t>
-      </w:r>
-      <w:proofErr w:type="spellStart"/>
-      <w:r>
-        <w:t>Standardized</w:t>
-      </w:r>
-      <w:proofErr w:type="spellEnd"/>
-      <w:r>
-        <w:t xml:space="preserve"> </w:t>
-      </w:r>
-      <w:proofErr w:type="spellStart"/>
-      <w:r>
-        <w:t>Manufacturing</w:t>
-      </w:r>
-      <w:proofErr w:type="spellEnd"/>
-      <w:r>
-        <w:t xml:space="preserve"> </w:t>
-      </w:r>
-      <w:proofErr w:type="spellStart"/>
-      <w:r>
-        <w:t>Event</w:t>
-      </w:r>
-      <w:proofErr w:type="spellEnd"/>
-      <w:r>
-        <w:t xml:space="preserve"> </w:t>
-      </w:r>
-      <w:proofErr w:type="spellStart"/>
-      <w:r>
-        <w:t>Logs</w:t>
-      </w:r>
-      <w:proofErr w:type="spellEnd"/>
-      <w:r>
-        <w:t xml:space="preserve"> </w:t>
-      </w:r>
-      <w:proofErr w:type="spellStart"/>
-      <w:r>
-        <w:t>for</w:t>
-      </w:r>
-      <w:proofErr w:type="spellEnd"/>
-      <w:r>
-        <w:t xml:space="preserve"> </w:t>
-      </w:r>
-      <w:proofErr w:type="spellStart"/>
-      <w:r>
-        <w:t>Process</w:t>
-      </w:r>
-      <w:proofErr w:type="spellEnd"/>
-      <w:r>
-        <w:t xml:space="preserve"> </w:t>
-      </w:r>
-      <w:proofErr w:type="spellStart"/>
-      <w:r>
-        <w:t>Mining</w:t>
-      </w:r>
-      <w:proofErr w:type="spellEnd"/>
-      <w:r>
-        <w:t xml:space="preserve"> </w:t>
-      </w:r>
-      <w:proofErr w:type="spellStart"/>
-      <w:r>
-        <w:t>using</w:t>
-      </w:r>
-      <w:proofErr w:type="spellEnd"/>
-      <w:r>
-        <w:t xml:space="preserve"> Open </w:t>
-      </w:r>
-      <w:proofErr w:type="spellStart"/>
-      <w:r>
-        <w:t>Manufacturing</w:t>
-      </w:r>
-      <w:proofErr w:type="spellEnd"/>
-      <w:r>
-        <w:t xml:space="preserve"> </w:t>
-      </w:r>
-      <w:proofErr w:type="spellStart"/>
-      <w:r>
-        <w:t>Model</w:t>
-      </w:r>
-      <w:proofErr w:type="spellEnd"/>
-    </w:p>
-    <w:p>
-      <w:r>
-        <w:t>2 CSV</w:t>
-      </w:r>
-      <w:r>
-        <w:t xml:space="preserve"> fájl: </w:t>
-      </w:r>
-    </w:p>
-    <w:p>
-      <w:r>
-        <w:t xml:space="preserve">Mennyiségi adatok: </w:t>
-      </w:r>
-      <w:r>
-        <w:t>termelési jelentés tétel</w:t>
-      </w:r>
-      <w:r>
-        <w:t>ek</w:t>
-      </w:r>
-    </w:p>
-    <w:p>
-      <w:r>
-        <w:t>A BOM</w:t>
-      </w:r>
-      <w:r>
-        <w:t xml:space="preserve"> és a </w:t>
-      </w:r>
-      <w:proofErr w:type="spellStart"/>
-      <w:r>
-        <w:t>routing</w:t>
-      </w:r>
-      <w:proofErr w:type="spellEnd"/>
-      <w:r>
-        <w:t xml:space="preserve"> alapjainak</w:t>
-      </w:r>
-      <w:r>
-        <w:t xml:space="preserve"> kikövetkeztet</w:t>
-      </w:r>
-      <w:r>
-        <w:t>ésére.</w:t>
-      </w:r>
-    </w:p>
-    <w:p>
-      <w:r>
-        <w:t xml:space="preserve">Lekérdeztem a </w:t>
-      </w:r>
-      <w:r>
-        <w:t xml:space="preserve">munka </w:t>
-      </w:r>
-      <w:r>
-        <w:t>állapot bejegyzésekből a ciklusidő számításhoz szükséges adatokat.</w:t>
-      </w:r>
-    </w:p>
-    <w:p>
-      <w:pPr>
-        <w:pStyle w:val="Cmsor2"/>
-      </w:pPr>
-      <w:r>
-        <w:t>Az adatminőség korlátai</w:t>
-      </w:r>
-    </w:p>
-    <w:p>
-      <w:r>
-        <w:t>Emberek jelentették le. Több szakaszban jelentették le, utólagos jelentések.</w:t>
-      </w:r>
-    </w:p>
-    <w:p>
-      <w:pPr>
-        <w:pStyle w:val="Cmsor2"/>
-      </w:pPr>
-      <w:proofErr w:type="spellStart"/>
-      <w:r>
-        <w:t>Adattranszformáció</w:t>
-      </w:r>
-      <w:proofErr w:type="spellEnd"/>
-      <w:r>
-        <w:t>, adattisztítás</w:t>
-      </w:r>
-      <w:r>
-        <w:t>?</w:t>
-      </w:r>
-    </w:p>
-    <w:p>
-      <w:proofErr w:type="spellStart"/>
-      <w:r>
-        <w:t>Outlier</w:t>
-      </w:r>
-      <w:proofErr w:type="spellEnd"/>
-      <w:r>
-        <w:t xml:space="preserve"> szűrés</w:t>
-      </w:r>
-    </w:p>
-    <w:p>
-      <w:r>
-        <w:t>kezdet dátum nem lehet nagyobb a végdátumnál</w:t>
-      </w:r>
-    </w:p>
-    <w:p>
-      <w:pPr>
-        <w:pStyle w:val="Cmsor2"/>
-      </w:pPr>
-      <w:r>
-        <w:t>Adatmodell</w:t>
-      </w:r>
-    </w:p>
-    <w:p>
-      <w:r>
-        <w:t>1 oldal</w:t>
-      </w:r>
-    </w:p>
-    <w:p>
-      <w:r>
-        <w:t>Osztálydiagramok.</w:t>
-      </w:r>
-    </w:p>
-    <w:p/>
-    <w:p>
-      <w:pPr>
-        <w:pStyle w:val="Cmsor1"/>
-      </w:pPr>
-      <w:r>
-        <w:t>Architektúra</w:t>
-      </w:r>
-    </w:p>
-    <w:p>
-      <w:r>
-        <w:t>Ebben a fejezetben a receptkikövetkeztetés problémájának részproblémáit mutatom be.</w:t>
-      </w:r>
-      <w:r>
-        <w:t xml:space="preserve"> </w:t>
-      </w:r>
-      <w:proofErr w:type="spellStart"/>
-      <w:r>
-        <w:t>pl</w:t>
-      </w:r>
-      <w:proofErr w:type="spellEnd"/>
-      <w:r>
-        <w:t xml:space="preserve"> egy adatfolyam </w:t>
-      </w:r>
-      <w:proofErr w:type="spellStart"/>
-      <w:r>
-        <w:t>diagrammal</w:t>
-      </w:r>
-      <w:proofErr w:type="spellEnd"/>
-    </w:p>
-    <w:p/>
-    <w:p>
-      <w:pPr>
-        <w:pStyle w:val="Cmsor1"/>
-      </w:pPr>
-      <w:r>
-        <w:t>Algoritmusok és módszerek</w:t>
-      </w:r>
-    </w:p>
-    <w:p>
-      <w:r>
-        <w:t>10 oldal</w:t>
+      <w:r>
+        <w:t xml:space="preserve"> </w:t>
+      </w:r>
+    </w:p>
+    <w:p>
+      <w:proofErr w:type="spellStart"/>
+      <w:r>
+        <w:t>Trace</w:t>
+      </w:r>
+      <w:proofErr w:type="spellEnd"/>
+      <w:r>
+        <w:t xml:space="preserve"> (</w:t>
+      </w:r>
+      <w:proofErr w:type="spellStart"/>
+      <w:r>
+        <w:t>másnéven</w:t>
+      </w:r>
+      <w:proofErr w:type="spellEnd"/>
+      <w:r>
+        <w:t xml:space="preserve"> folyamatvariáns) </w:t>
+      </w:r>
+      <w:r>
+        <w:t>σ</w:t>
+      </w:r>
+      <w:r>
+        <w:t xml:space="preserve"> = (a1, a2, a3, …, an) tevékenységek</w:t>
+      </w:r>
+      <w:r>
+        <w:t xml:space="preserve"> (műveletek)</w:t>
+      </w:r>
+      <w:r>
+        <w:t xml:space="preserve"> sorozata. </w:t>
+      </w:r>
+      <w:r>
+        <w:t xml:space="preserve">Konkrét gyártások, </w:t>
+      </w:r>
+      <w:r>
+        <w:t>σ</w:t>
+      </w:r>
+      <w:r>
+        <w:t xml:space="preserve"> = egy </w:t>
+      </w:r>
+      <w:proofErr w:type="spellStart"/>
+      <w:r>
+        <w:t>task</w:t>
+      </w:r>
+      <w:proofErr w:type="spellEnd"/>
+      <w:r>
+        <w:t>, (a1, a2, a3, …, an) = munkák sorozata.</w:t>
+      </w:r>
+    </w:p>
+    <w:p>
+      <w:r>
+        <w:t>#</w:t>
+      </w:r>
+      <w:r>
+        <w:rPr>
+          <w:vertAlign w:val="subscript"/>
+        </w:rPr>
+        <w:t>L</w:t>
+      </w:r>
+      <w:r>
+        <w:t>(</w:t>
+      </w:r>
+      <w:r>
+        <w:t>σ</w:t>
+      </w:r>
+      <w:r>
+        <w:t xml:space="preserve">): az esetek száma egy L eseménynaplóban, amelyek a </w:t>
+      </w:r>
+      <w:r>
+        <w:t>σ</w:t>
+      </w:r>
+      <w:r>
+        <w:t xml:space="preserve"> </w:t>
+      </w:r>
+      <w:proofErr w:type="spellStart"/>
+      <w:r>
+        <w:t>tracenek</w:t>
+      </w:r>
+      <w:proofErr w:type="spellEnd"/>
+      <w:r>
+        <w:t xml:space="preserve"> felelnek meg. </w:t>
+      </w:r>
+      <w:r>
+        <w:t xml:space="preserve">Sok esetnek lehet ugyanaz a </w:t>
+      </w:r>
+      <w:proofErr w:type="spellStart"/>
+      <w:r>
+        <w:t>trace-e</w:t>
+      </w:r>
+      <w:proofErr w:type="spellEnd"/>
+      <w:r>
+        <w:t xml:space="preserve">. </w:t>
+      </w:r>
+      <w:r>
+        <w:t xml:space="preserve">Azon folyamatok száma, amelyeknek ugyanaz a műveletsorozata. </w:t>
+      </w:r>
+      <w:r>
+        <w:t xml:space="preserve">Nálam ezek a </w:t>
+      </w:r>
+      <w:r>
+        <w:t xml:space="preserve">folyamatok és a </w:t>
+      </w:r>
+      <w:proofErr w:type="spellStart"/>
+      <w:r>
+        <w:t>trace</w:t>
+      </w:r>
+      <w:proofErr w:type="spellEnd"/>
+      <w:r>
+        <w:t xml:space="preserve"> a folyama</w:t>
+      </w:r>
+      <w:r>
+        <w:t>t műveleteinek sorozata.</w:t>
       </w:r>
     </w:p>
     <w:p>
       <w:r>
         <w:lastRenderedPageBreak/>
-        <w:t>Ide leírom hogy mit módosítottam az algoritmuson, mik a saját eredményeim.</w:t>
-      </w:r>
-    </w:p>
-    <w:p>
-      <w:r>
-        <w:t xml:space="preserve">Mivel a cél a receptúra kikövetkeztetése, ami az esetünkben egy adott terméktípushoz kapcsolódik, a folyamatbányászati algoritmust nem lenne értelmes a vállalat összes termékére egyszerre lefuttatni. Az eredmény egy </w:t>
-      </w:r>
-      <w:proofErr w:type="spellStart"/>
-      <w:r>
-        <w:t>spagettidiagramm</w:t>
-      </w:r>
-      <w:proofErr w:type="spellEnd"/>
-      <w:r>
-        <w:t xml:space="preserve"> lenne, és nem tudnánk értelmes következetéseket levonni egy adott terméktípus folyamatáról. Ahhoz, hogy minden, az eseménynaplóban megjelenő cikkhez létre tudjunk hozni egy receptet, a napló eseményeit termékenként csoportosítottam.</w:t>
-      </w:r>
-    </w:p>
-    <w:p>
-      <w:r>
-        <w:t>Részproblémák: (mivel nyújt többet az én megoldásom, mint a korábbi munkák).</w:t>
-      </w:r>
-    </w:p>
-    <w:p>
-      <w:r>
-        <w:t>Termelési adatok műveletenként csoportosítva</w:t>
-      </w:r>
-      <w:r>
-        <w:t>: batch gyártás</w:t>
-      </w:r>
-    </w:p>
-    <w:p/>
-    <w:p>
-      <w:r>
-        <w:t>Sorrend kikövetkeztetése</w:t>
-      </w:r>
-    </w:p>
-    <w:p>
-      <w:r>
-        <w:t>Anyagparaméterek számítása</w:t>
-      </w:r>
-    </w:p>
-    <w:p>
-      <w:r>
-        <w:t>Gép</w:t>
-      </w:r>
-    </w:p>
-    <w:p>
-      <w:r>
-        <w:t>Ciklusidő számítás:</w:t>
-      </w:r>
-    </w:p>
-    <w:p>
-      <w:r>
-        <w:t>Receptúra felépítése</w:t>
-      </w:r>
-    </w:p>
-    <w:p/>
-    <w:p>
-      <w:pPr>
-        <w:pStyle w:val="Cmsor2"/>
-      </w:pPr>
-      <w:proofErr w:type="spellStart"/>
-      <w:r>
-        <w:t>Routing</w:t>
-      </w:r>
-      <w:proofErr w:type="spellEnd"/>
-    </w:p>
-    <w:p/>
-    <w:p>
-      <w:pPr>
-        <w:pStyle w:val="Cmsor3"/>
-      </w:pPr>
-      <w:r>
-        <w:t>Heurisztikus</w:t>
-      </w:r>
-      <w:r>
-        <w:t xml:space="preserve"> statisztikai</w:t>
-      </w:r>
-      <w:r>
-        <w:t xml:space="preserve"> </w:t>
-      </w:r>
-      <w:r>
-        <w:t xml:space="preserve">szabályalapú </w:t>
-      </w:r>
-      <w:r>
-        <w:t>kiindulási algoritmus</w:t>
-      </w:r>
-    </w:p>
-    <w:p>
-      <w:r>
-        <w:t xml:space="preserve">Az algoritmus kidolgozásakor saját adatmodellt alkalmaztam a </w:t>
-      </w:r>
-      <w:proofErr w:type="spellStart"/>
-      <w:r>
-        <w:t>domain-specifikus</w:t>
-      </w:r>
-      <w:proofErr w:type="spellEnd"/>
-      <w:r>
-        <w:t xml:space="preserve"> tudásomra építve. </w:t>
-      </w:r>
-    </w:p>
-    <w:p>
-      <w:proofErr w:type="spellStart"/>
-      <w:r>
-        <w:t>pszeudokód</w:t>
-      </w:r>
-      <w:proofErr w:type="spellEnd"/>
-    </w:p>
-    <w:p>
-      <w:r>
-        <w:t>Bemenet:  p termék, a hozzá tartozó gyártási események és időadatok</w:t>
-      </w:r>
-    </w:p>
-    <w:p>
-      <w:r>
-        <w:t>Kimenet:  R recept</w:t>
-      </w:r>
-    </w:p>
-    <w:p>
-      <w:r>
-        <w:t xml:space="preserve"> 1: minden g </w:t>
-      </w:r>
-      <w:r>
-        <w:rPr>
-          <w:rFonts w:ascii="Cambria Math" w:hAnsi="Cambria Math" w:cs="Cambria Math"/>
-        </w:rPr>
-        <w:t>∈</w:t>
-      </w:r>
-      <w:r>
-        <w:t xml:space="preserve"> G(p) </w:t>
-      </w:r>
-      <w:r>
-        <w:rPr>
-          <w:rFonts w:ascii="Calibri" w:hAnsi="Calibri" w:cs="Calibri"/>
-        </w:rPr>
-        <w:t>é</w:t>
-      </w:r>
-      <w:r>
-        <w:t xml:space="preserve">s m </w:t>
-      </w:r>
-      <w:r>
-        <w:rPr>
-          <w:rFonts w:ascii="Cambria Math" w:hAnsi="Cambria Math" w:cs="Cambria Math"/>
-        </w:rPr>
-        <w:t>∈</w:t>
-      </w:r>
-      <w:r>
-        <w:t xml:space="preserve"> M(g) p</w:t>
-      </w:r>
-      <w:r>
-        <w:rPr>
-          <w:rFonts w:ascii="Calibri" w:hAnsi="Calibri" w:cs="Calibri"/>
-        </w:rPr>
-        <w:t>á</w:t>
-      </w:r>
-      <w:r>
-        <w:t>rra:                     // munk</w:t>
-      </w:r>
-      <w:r>
-        <w:rPr>
-          <w:rFonts w:ascii="Calibri" w:hAnsi="Calibri" w:cs="Calibri"/>
-        </w:rPr>
-        <w:t>á</w:t>
-      </w:r>
-      <w:r>
-        <w:t>k k</w:t>
-      </w:r>
-      <w:r>
-        <w:rPr>
-          <w:rFonts w:ascii="Calibri" w:hAnsi="Calibri" w:cs="Calibri"/>
-        </w:rPr>
-        <w:t>é</w:t>
-      </w:r>
-      <w:r>
-        <w:t>pz</w:t>
-      </w:r>
-      <w:r>
-        <w:rPr>
-          <w:rFonts w:ascii="Calibri" w:hAnsi="Calibri" w:cs="Calibri"/>
-        </w:rPr>
-        <w:t>é</w:t>
-      </w:r>
-      <w:r>
-        <w:t>se</w:t>
-      </w:r>
-    </w:p>
-    <w:p>
-      <w:r>
-        <w:t xml:space="preserve"> 2:     j ← (g, m) munka</w:t>
-      </w:r>
-    </w:p>
-    <w:p>
-      <w:r>
-        <w:t xml:space="preserve"> 3:     </w:t>
-      </w:r>
-      <w:proofErr w:type="spellStart"/>
-      <w:r>
-        <w:t>j.jó</w:t>
-      </w:r>
-      <w:proofErr w:type="spellEnd"/>
-      <w:r>
-        <w:t xml:space="preserve">, </w:t>
-      </w:r>
-      <w:proofErr w:type="spellStart"/>
-      <w:r>
-        <w:t>j.selejt</w:t>
-      </w:r>
-      <w:proofErr w:type="spellEnd"/>
-      <w:r>
-        <w:t xml:space="preserve"> ← a p termékre, illetve selejtre könyvelt mennyiségek E(g,m)</w:t>
-      </w:r>
-      <w:proofErr w:type="spellStart"/>
-      <w:r>
-        <w:t>-ben</w:t>
-      </w:r>
-      <w:proofErr w:type="spellEnd"/>
-    </w:p>
-    <w:p>
-      <w:r>
-        <w:t xml:space="preserve"> 4:     </w:t>
-      </w:r>
-      <w:proofErr w:type="spellStart"/>
-      <w:r>
-        <w:t>j.vég</w:t>
-      </w:r>
-      <w:proofErr w:type="spellEnd"/>
-      <w:r>
-        <w:t xml:space="preserve"> ← a fenti események legkésőbbi időbélyege</w:t>
-      </w:r>
-    </w:p>
-    <w:p>
-      <w:r>
-        <w:t xml:space="preserve"> 5:     </w:t>
-      </w:r>
-      <w:proofErr w:type="spellStart"/>
-      <w:r>
-        <w:t>j.anyagok</w:t>
-      </w:r>
-      <w:proofErr w:type="spellEnd"/>
-      <w:r>
-        <w:t xml:space="preserve"> ← a p-től eltérő anyagok felhasznált mennyiségei</w:t>
-      </w:r>
-    </w:p>
-    <w:p>
-      <w:r>
-        <w:t xml:space="preserve"> 6:     </w:t>
-      </w:r>
-      <w:proofErr w:type="spellStart"/>
-      <w:r>
-        <w:t>j.gépidő</w:t>
-      </w:r>
-      <w:proofErr w:type="spellEnd"/>
-      <w:r>
-        <w:t xml:space="preserve"> ← gépenkénti műveleti idő és termelt mennyiség az időadatokból</w:t>
-      </w:r>
-    </w:p>
-    <w:p>
-      <w:r>
-        <w:t xml:space="preserve"> 7: minden g </w:t>
-      </w:r>
-      <w:r>
-        <w:rPr>
-          <w:rFonts w:ascii="Cambria Math" w:hAnsi="Cambria Math" w:cs="Cambria Math"/>
-        </w:rPr>
-        <w:t>∈</w:t>
-      </w:r>
-      <w:r>
-        <w:t xml:space="preserve"> G(p) gy</w:t>
-      </w:r>
-      <w:r>
-        <w:rPr>
-          <w:rFonts w:ascii="Calibri" w:hAnsi="Calibri" w:cs="Calibri"/>
-        </w:rPr>
-        <w:t>á</w:t>
-      </w:r>
-      <w:r>
-        <w:t>rt</w:t>
-      </w:r>
-      <w:r>
-        <w:rPr>
-          <w:rFonts w:ascii="Calibri" w:hAnsi="Calibri" w:cs="Calibri"/>
-        </w:rPr>
-        <w:t>á</w:t>
-      </w:r>
-      <w:r>
-        <w:t>sra:                              // sorrend gy</w:t>
-      </w:r>
-      <w:r>
-        <w:rPr>
-          <w:rFonts w:ascii="Calibri" w:hAnsi="Calibri" w:cs="Calibri"/>
-        </w:rPr>
-        <w:t>á</w:t>
-      </w:r>
-      <w:r>
-        <w:t>rt</w:t>
-      </w:r>
-      <w:r>
-        <w:rPr>
-          <w:rFonts w:ascii="Calibri" w:hAnsi="Calibri" w:cs="Calibri"/>
-        </w:rPr>
-        <w:t>á</w:t>
-      </w:r>
-      <w:r>
-        <w:t>sonk</w:t>
-      </w:r>
-      <w:r>
-        <w:rPr>
-          <w:rFonts w:ascii="Calibri" w:hAnsi="Calibri" w:cs="Calibri"/>
-        </w:rPr>
-        <w:t>é</w:t>
-      </w:r>
-      <w:r>
-        <w:t>nt</w:t>
-      </w:r>
-    </w:p>
-    <w:p>
-      <w:r>
-        <w:t xml:space="preserve"> 8:     s(g) ← a g munkáinak műveletazonosítói, </w:t>
-      </w:r>
-      <w:proofErr w:type="spellStart"/>
-      <w:r>
-        <w:t>j.vég</w:t>
-      </w:r>
-      <w:proofErr w:type="spellEnd"/>
-      <w:r>
-        <w:t xml:space="preserve"> szerint rendezve</w:t>
-      </w:r>
-    </w:p>
-    <w:p>
-      <w:r>
-        <w:t xml:space="preserve"> 9: s* ← a leggyakrabban előforduló s(g) sorozat</w:t>
-      </w:r>
-    </w:p>
-    <w:p>
-      <w:r>
-        <w:t>10: minden m műveletre:                                     // összesítés az összes gyártáson át</w:t>
-      </w:r>
-    </w:p>
-    <w:p>
-      <w:r>
-        <w:t>11:     A[m] ← az m-hez tartozó munkák összegzett jó, selejt,</w:t>
-      </w:r>
-    </w:p>
-    <w:p>
-      <w:r>
-        <w:lastRenderedPageBreak/>
-        <w:t xml:space="preserve">             anyag- és gépadatai, valamint a munkák száma</w:t>
-      </w:r>
-    </w:p>
-    <w:p>
-      <w:r>
-        <w:t>12: R ← új recept a p termékhez</w:t>
-      </w:r>
-    </w:p>
-    <w:p>
-      <w:r>
-        <w:t>13: minden m műveletre, ahol A[m].munkaszám &gt; 0:            // normalizálás egy darabra</w:t>
-      </w:r>
-    </w:p>
-    <w:p>
-      <w:r>
-        <w:t xml:space="preserve">14:     </w:t>
-      </w:r>
-      <w:proofErr w:type="spellStart"/>
-      <w:r>
-        <w:t>átlagJó</w:t>
-      </w:r>
-      <w:proofErr w:type="spellEnd"/>
-      <w:r>
-        <w:t xml:space="preserve">    ← A[m].jó / A[m].munkaszám</w:t>
-      </w:r>
-    </w:p>
-    <w:p>
-      <w:r>
-        <w:t xml:space="preserve">15:     </w:t>
-      </w:r>
-      <w:proofErr w:type="spellStart"/>
-      <w:r>
-        <w:t>átlagSelejt</w:t>
-      </w:r>
-      <w:proofErr w:type="spellEnd"/>
-      <w:r>
-        <w:t xml:space="preserve"> ← A[m].selejt / A[m].munkaszám</w:t>
-      </w:r>
-    </w:p>
-    <w:p>
-      <w:r>
-        <w:t xml:space="preserve">16:     </w:t>
-      </w:r>
-      <w:proofErr w:type="spellStart"/>
-      <w:r>
-        <w:t>r.sorszám</w:t>
-      </w:r>
-      <w:proofErr w:type="spellEnd"/>
-      <w:r>
-        <w:t xml:space="preserve">     ← m pozíciója s*</w:t>
-      </w:r>
-      <w:proofErr w:type="spellStart"/>
-      <w:r>
-        <w:t>-ban</w:t>
-      </w:r>
-      <w:proofErr w:type="spellEnd"/>
-      <w:r>
-        <w:t xml:space="preserve"> (−1, ha nem szerepel benne)</w:t>
-      </w:r>
-    </w:p>
-    <w:p>
-      <w:r>
-        <w:t xml:space="preserve">17:     </w:t>
-      </w:r>
-      <w:proofErr w:type="spellStart"/>
-      <w:r>
-        <w:t>r.selejtarány</w:t>
-      </w:r>
-      <w:proofErr w:type="spellEnd"/>
-      <w:r>
-        <w:t xml:space="preserve"> ← </w:t>
-      </w:r>
-      <w:proofErr w:type="spellStart"/>
-      <w:r>
-        <w:t>átlagSelejt</w:t>
-      </w:r>
-      <w:proofErr w:type="spellEnd"/>
-      <w:r>
-        <w:t xml:space="preserve"> / </w:t>
-      </w:r>
-      <w:proofErr w:type="spellStart"/>
-      <w:r>
-        <w:t>átlagJó</w:t>
-      </w:r>
-      <w:proofErr w:type="spellEnd"/>
-    </w:p>
-    <w:p>
-      <w:r>
-        <w:t xml:space="preserve">18:     </w:t>
-      </w:r>
-      <w:proofErr w:type="spellStart"/>
-      <w:r>
-        <w:t>r.anyagigény</w:t>
-      </w:r>
-      <w:proofErr w:type="spellEnd"/>
-      <w:r>
-        <w:t xml:space="preserve">[x] ← ( A[m].anyag[x] / </w:t>
-      </w:r>
-      <w:proofErr w:type="spellStart"/>
-      <w:r>
-        <w:t>előfordulásszám</w:t>
-      </w:r>
-      <w:proofErr w:type="spellEnd"/>
-      <w:r>
-        <w:t xml:space="preserve"> ) / </w:t>
-      </w:r>
-      <w:proofErr w:type="spellStart"/>
-      <w:r>
-        <w:t>átlagJó</w:t>
-      </w:r>
-      <w:proofErr w:type="spellEnd"/>
-    </w:p>
-    <w:p>
-      <w:r>
-        <w:t xml:space="preserve">19:     </w:t>
-      </w:r>
-      <w:proofErr w:type="spellStart"/>
-      <w:r>
-        <w:t>r.gépigény</w:t>
-      </w:r>
-      <w:proofErr w:type="spellEnd"/>
-      <w:r>
-        <w:t>[h]   ← A[m].gépidő[h] / ( termelt + selejt )</w:t>
-      </w:r>
-    </w:p>
-    <w:p>
-      <w:r>
-        <w:t xml:space="preserve">20:     </w:t>
-      </w:r>
-      <w:proofErr w:type="spellStart"/>
-      <w:r>
-        <w:t>R.elemek</w:t>
-      </w:r>
-      <w:proofErr w:type="spellEnd"/>
-      <w:r>
-        <w:t xml:space="preserve"> ← </w:t>
-      </w:r>
-      <w:proofErr w:type="spellStart"/>
-      <w:r>
-        <w:t>R.elemek</w:t>
-      </w:r>
-      <w:proofErr w:type="spellEnd"/>
-      <w:r>
-        <w:t xml:space="preserve"> </w:t>
-      </w:r>
-      <w:r>
-        <w:rPr>
-          <w:rFonts w:ascii="Cambria Math" w:hAnsi="Cambria Math" w:cs="Cambria Math"/>
-        </w:rPr>
-        <w:t>∪</w:t>
-      </w:r>
-      <w:r>
-        <w:t xml:space="preserve"> { r }</w:t>
-      </w:r>
-    </w:p>
-    <w:p>
-      <w:r>
-        <w:t xml:space="preserve">21: rendezd </w:t>
-      </w:r>
-      <w:proofErr w:type="spellStart"/>
-      <w:r>
-        <w:t>R.elemek</w:t>
-      </w:r>
-      <w:proofErr w:type="spellEnd"/>
-      <w:r>
-        <w:t xml:space="preserve"> elemeit </w:t>
-      </w:r>
-      <w:proofErr w:type="spellStart"/>
-      <w:r>
-        <w:t>r.sorszám</w:t>
-      </w:r>
-      <w:proofErr w:type="spellEnd"/>
-      <w:r>
-        <w:t xml:space="preserve"> szerint</w:t>
-      </w:r>
-    </w:p>
-    <w:p>
-      <w:r>
-        <w:t xml:space="preserve">22: </w:t>
-      </w:r>
-      <w:proofErr w:type="spellStart"/>
-      <w:r>
-        <w:t>return</w:t>
-      </w:r>
-      <w:proofErr w:type="spellEnd"/>
-      <w:r>
-        <w:t xml:space="preserve"> R</w:t>
-      </w:r>
-    </w:p>
-    <w:p>
-      <w:pPr>
-        <w:pStyle w:val="Cmsor3"/>
-      </w:pPr>
-      <w:r>
-        <w:t>Közvetlen követési gráf (</w:t>
-      </w:r>
-      <w:proofErr w:type="spellStart"/>
-      <w:r>
-        <w:t>Directly-follows</w:t>
-      </w:r>
-      <w:proofErr w:type="spellEnd"/>
-      <w:r>
-        <w:t xml:space="preserve"> </w:t>
-      </w:r>
-      <w:proofErr w:type="spellStart"/>
-      <w:r>
-        <w:t>graph</w:t>
-      </w:r>
-      <w:proofErr w:type="spellEnd"/>
-      <w:r>
-        <w:t>/DFG)</w:t>
-      </w:r>
-      <w:r>
-        <w:t xml:space="preserve"> alakú algoritmus</w:t>
-      </w:r>
-    </w:p>
-    <w:p>
-      <w:r>
-        <w:t xml:space="preserve">A </w:t>
-      </w:r>
-      <w:proofErr w:type="spellStart"/>
-      <w:r>
-        <w:t>DFG-k</w:t>
-      </w:r>
-      <w:proofErr w:type="spellEnd"/>
-      <w:r>
-        <w:t xml:space="preserve"> a kereskedelmi folyamatbányászati eszközök a standard. </w:t>
-      </w:r>
-      <w:r>
-        <w:t xml:space="preserve">A kereskedelmi folyamatbányászati szoftverek egy része? </w:t>
-      </w:r>
-      <w:proofErr w:type="spellStart"/>
-      <w:r>
-        <w:t>DFG-ből</w:t>
-      </w:r>
-      <w:proofErr w:type="spellEnd"/>
-      <w:r>
-        <w:t xml:space="preserve"> indul ki.</w:t>
-      </w:r>
-      <w:r>
-        <w:t xml:space="preserve"> cikk link</w:t>
-      </w:r>
-      <w:r>
-        <w:t xml:space="preserve"> </w:t>
-      </w:r>
-      <w:r>
-        <w:t>A_</w:t>
-      </w:r>
-      <w:proofErr w:type="spellStart"/>
-      <w:r>
-        <w:t>practitioners</w:t>
-      </w:r>
-      <w:proofErr w:type="spellEnd"/>
-      <w:r>
-        <w:t>_</w:t>
-      </w:r>
-      <w:proofErr w:type="spellStart"/>
-      <w:r>
-        <w:t>guide</w:t>
-      </w:r>
-      <w:proofErr w:type="spellEnd"/>
-      <w:r>
-        <w:t>_</w:t>
-      </w:r>
-      <w:proofErr w:type="spellStart"/>
-      <w:r>
-        <w:t>to</w:t>
-      </w:r>
-      <w:proofErr w:type="spellEnd"/>
-      <w:r>
-        <w:t>_</w:t>
-      </w:r>
-      <w:proofErr w:type="spellStart"/>
-      <w:r>
-        <w:t>process</w:t>
-      </w:r>
-      <w:proofErr w:type="spellEnd"/>
-      <w:r>
-        <w:t>_</w:t>
-      </w:r>
-      <w:proofErr w:type="spellStart"/>
-      <w:r>
-        <w:t>mining</w:t>
-      </w:r>
-      <w:proofErr w:type="spellEnd"/>
-      <w:r>
-        <w:t>_</w:t>
-      </w:r>
-      <w:proofErr w:type="spellStart"/>
-      <w:r>
-        <w:t>Limitatio.pdf</w:t>
-      </w:r>
-      <w:proofErr w:type="spellEnd"/>
-      <w:r>
-        <w:t xml:space="preserve">. </w:t>
-      </w:r>
-    </w:p>
-    <w:p>
-      <w:r>
-        <w:t>Algoritmus leírása:</w:t>
-      </w:r>
-    </w:p>
-    <w:p>
-      <w:r>
-        <w:t>a</w:t>
-      </w:r>
-      <w:r>
-        <w:t xml:space="preserve">-esemény: olyan esemény, amely egy </w:t>
-      </w:r>
-      <w:r>
-        <w:rPr>
-          <w:i/>
-        </w:rPr>
-        <w:t>a</w:t>
-      </w:r>
-      <w:r>
-        <w:rPr>
-          <w:i/>
-        </w:rPr>
-        <w:t xml:space="preserve"> </w:t>
-      </w:r>
-      <w:r>
-        <w:t>tevékenységnek felel meg.</w:t>
-      </w:r>
-      <w:r>
-        <w:t xml:space="preserve"> Termelési jelentés egy a műveletre</w:t>
-      </w:r>
-      <w:r>
-        <w:t>.</w:t>
-      </w:r>
-      <w:r>
-        <w:t xml:space="preserve"> </w:t>
-      </w:r>
-    </w:p>
-    <w:p>
-      <w:proofErr w:type="spellStart"/>
-      <w:r>
-        <w:t>Trace</w:t>
-      </w:r>
-      <w:proofErr w:type="spellEnd"/>
-      <w:r>
-        <w:t xml:space="preserve"> (</w:t>
-      </w:r>
-      <w:proofErr w:type="spellStart"/>
-      <w:r>
-        <w:t>másnéven</w:t>
-      </w:r>
-      <w:proofErr w:type="spellEnd"/>
-      <w:r>
-        <w:t xml:space="preserve"> folyamatvariáns) </w:t>
-      </w:r>
-      <w:r>
-        <w:t>σ</w:t>
-      </w:r>
-      <w:r>
-        <w:t xml:space="preserve"> = (a1, a2, a3, …, an) tevékenységek</w:t>
-      </w:r>
-      <w:r>
-        <w:t xml:space="preserve"> (műveletek)</w:t>
-      </w:r>
-      <w:r>
-        <w:t xml:space="preserve"> sorozata. </w:t>
-      </w:r>
-      <w:r>
-        <w:t xml:space="preserve">Konkrét gyártások, </w:t>
-      </w:r>
-      <w:r>
-        <w:t>σ</w:t>
-      </w:r>
-      <w:r>
-        <w:t xml:space="preserve"> = egy </w:t>
-      </w:r>
-      <w:proofErr w:type="spellStart"/>
-      <w:r>
-        <w:t>task</w:t>
-      </w:r>
-      <w:proofErr w:type="spellEnd"/>
-      <w:r>
-        <w:t>, (a1, a2, a3, …, an) = munkák sorozata.</w:t>
-      </w:r>
-    </w:p>
-    <w:p>
-      <w:r>
-        <w:t>#</w:t>
-      </w:r>
-      <w:r>
-        <w:rPr>
-          <w:vertAlign w:val="subscript"/>
-        </w:rPr>
-        <w:t>L</w:t>
-      </w:r>
-      <w:r>
-        <w:t>(</w:t>
-      </w:r>
-      <w:r>
-        <w:t>σ</w:t>
-      </w:r>
-      <w:r>
-        <w:t xml:space="preserve">): az esetek száma egy L eseménynaplóban, amelyek a </w:t>
-      </w:r>
-      <w:r>
-        <w:t>σ</w:t>
-      </w:r>
-      <w:r>
-        <w:t xml:space="preserve"> </w:t>
-      </w:r>
-      <w:proofErr w:type="spellStart"/>
-      <w:r>
-        <w:t>tracenek</w:t>
-      </w:r>
-      <w:proofErr w:type="spellEnd"/>
-      <w:r>
-        <w:t xml:space="preserve"> felelnek meg. </w:t>
-      </w:r>
-      <w:r>
-        <w:t xml:space="preserve">Sok esetnek lehet ugyanaz a </w:t>
-      </w:r>
-      <w:proofErr w:type="spellStart"/>
-      <w:r>
-        <w:t>trace-e</w:t>
-      </w:r>
-      <w:proofErr w:type="spellEnd"/>
-      <w:r>
-        <w:t xml:space="preserve">. </w:t>
-      </w:r>
-      <w:r>
-        <w:t xml:space="preserve">Azon folyamatok száma, amelyeknek ugyanaz a műveletsorozata. </w:t>
-      </w:r>
-      <w:r>
-        <w:t xml:space="preserve">Nálam ezek a </w:t>
-      </w:r>
-      <w:r>
-        <w:t xml:space="preserve">folyamatok és a </w:t>
-      </w:r>
-      <w:proofErr w:type="spellStart"/>
-      <w:r>
-        <w:t>trace</w:t>
-      </w:r>
-      <w:proofErr w:type="spellEnd"/>
-      <w:r>
-        <w:t xml:space="preserve"> a folyama</w:t>
-      </w:r>
-      <w:r>
-        <w:t>t műveleteinek sorozata.</w:t>
-      </w:r>
-    </w:p>
-    <w:p>
-      <w:r>
         <w:t>#</w:t>
       </w:r>
       <w:r>
@@ -1731,7 +1985,6 @@
     </w:p>
     <w:p>
       <w:r>
-        <w:lastRenderedPageBreak/>
         <w:t xml:space="preserve">A közvetlen követési gráf előnye, hogy nagyon egyszerű, </w:t>
       </w:r>
       <w:r>
@@ -1783,45 +2036,6 @@
       <w:pPr>
         <w:pStyle w:val="Cmsor1"/>
       </w:pPr>
-    </w:p>
-    <w:p>
-      <w:pPr>
-        <w:pStyle w:val="Cmsor1"/>
-      </w:pPr>
-      <w:r>
-        <w:t>Architektúra</w:t>
-      </w:r>
-    </w:p>
-    <w:p>
-      <w:r>
-        <w:t>5 oldal</w:t>
-      </w:r>
-    </w:p>
-    <w:p>
-      <w:pPr>
-        <w:pStyle w:val="Cmsor1"/>
-      </w:pPr>
-      <w:r>
-        <w:t>Kimenet</w:t>
-      </w:r>
-    </w:p>
-    <w:p>
-      <w:r>
-        <w:t>CSV fájl.</w:t>
-      </w:r>
-    </w:p>
-    <w:p>
-      <w:r>
-        <w:t>1 oldal</w:t>
-      </w:r>
-    </w:p>
-    <w:p>
-      <w:pPr>
-        <w:pStyle w:val="Cmsor1"/>
-      </w:pPr>
-      <w:r>
-        <w:t>Tesztelés</w:t>
-      </w:r>
     </w:p>
     <w:p>
       <w:pPr>
@@ -1830,12 +2044,421 @@
       </w:pPr>
       <w:r>
         <w:lastRenderedPageBreak/>
-        <w:t>Kiértékelési módszerek</w:t>
-      </w:r>
-    </w:p>
-    <w:p>
-      <w:r>
-        <w:t>2 oldal</w:t>
+        <w:t>Kimenet</w:t>
+      </w:r>
+      <w:r>
+        <w:t>i adatok</w:t>
+      </w:r>
+      <w:r>
+        <w:t xml:space="preserve"> (1 oldal)</w:t>
+      </w:r>
+    </w:p>
+    <w:p>
+      <w:r>
+        <w:t xml:space="preserve">A rendszer négy CSV fájlt hoz létre, </w:t>
+      </w:r>
+      <w:r>
+        <w:t>az ERP rendszerbeli receptstruktúrának megfelelően.</w:t>
+      </w:r>
+      <w:r>
+        <w:t xml:space="preserve"> </w:t>
+      </w:r>
+    </w:p>
+    <w:p>
+      <w:r>
+        <w:t>Recept</w:t>
+      </w:r>
+      <w:r>
+        <w:t>ek</w:t>
+      </w:r>
+    </w:p>
+    <w:p>
+      <w:r>
+        <w:t>Recipe = (</w:t>
+      </w:r>
+      <w:r>
+        <w:t xml:space="preserve">Id, </w:t>
+      </w:r>
+      <w:proofErr w:type="spellStart"/>
+      <w:r>
+        <w:t>Product</w:t>
+      </w:r>
+      <w:proofErr w:type="spellEnd"/>
+      <w:r>
+        <w:t xml:space="preserve">, </w:t>
+      </w:r>
+      <w:proofErr w:type="spellStart"/>
+      <w:r>
+        <w:t>D</w:t>
+      </w:r>
+      <w:r>
+        <w:t>efault</w:t>
+      </w:r>
+      <w:proofErr w:type="spellEnd"/>
+      <w:r>
+        <w:t>)</w:t>
+      </w:r>
+    </w:p>
+    <w:p>
+      <w:r>
+        <w:t>Recepttétel</w:t>
+      </w:r>
+      <w:r>
+        <w:t>ek</w:t>
+      </w:r>
+    </w:p>
+    <w:p>
+      <w:r>
+        <w:t>Recipe</w:t>
+      </w:r>
+      <w:r>
+        <w:t xml:space="preserve"> </w:t>
+      </w:r>
+      <w:proofErr w:type="spellStart"/>
+      <w:r>
+        <w:t>item</w:t>
+      </w:r>
+      <w:proofErr w:type="spellEnd"/>
+      <w:r>
+        <w:t xml:space="preserve"> = (Id, </w:t>
+      </w:r>
+      <w:proofErr w:type="spellStart"/>
+      <w:r>
+        <w:t>Order</w:t>
+      </w:r>
+      <w:proofErr w:type="spellEnd"/>
+      <w:r>
+        <w:t xml:space="preserve">, </w:t>
+      </w:r>
+      <w:proofErr w:type="spellStart"/>
+      <w:r>
+        <w:t>Operation</w:t>
+      </w:r>
+      <w:proofErr w:type="spellEnd"/>
+      <w:r>
+        <w:t xml:space="preserve">, Recipe, </w:t>
+      </w:r>
+      <w:proofErr w:type="spellStart"/>
+      <w:r>
+        <w:t>Operationtime</w:t>
+      </w:r>
+      <w:proofErr w:type="spellEnd"/>
+      <w:r>
+        <w:t xml:space="preserve">, </w:t>
+      </w:r>
+      <w:proofErr w:type="spellStart"/>
+      <w:r>
+        <w:t>O</w:t>
+      </w:r>
+      <w:r>
+        <w:t>peration</w:t>
+      </w:r>
+      <w:proofErr w:type="spellEnd"/>
+      <w:r>
+        <w:t xml:space="preserve"> </w:t>
+      </w:r>
+      <w:proofErr w:type="spellStart"/>
+      <w:r>
+        <w:t>time</w:t>
+      </w:r>
+      <w:proofErr w:type="spellEnd"/>
+      <w:r>
+        <w:t xml:space="preserve"> </w:t>
+      </w:r>
+      <w:r>
+        <w:t>unit,</w:t>
+      </w:r>
+      <w:r>
+        <w:t xml:space="preserve"> </w:t>
+      </w:r>
+      <w:proofErr w:type="spellStart"/>
+      <w:r>
+        <w:t>Base</w:t>
+      </w:r>
+      <w:proofErr w:type="spellEnd"/>
+      <w:r>
+        <w:t xml:space="preserve"> </w:t>
+      </w:r>
+      <w:proofErr w:type="spellStart"/>
+      <w:r>
+        <w:t>quantity</w:t>
+      </w:r>
+      <w:proofErr w:type="spellEnd"/>
+      <w:r>
+        <w:t xml:space="preserve">, </w:t>
+      </w:r>
+      <w:proofErr w:type="spellStart"/>
+      <w:r>
+        <w:t>B</w:t>
+      </w:r>
+      <w:r>
+        <w:t>ase</w:t>
+      </w:r>
+      <w:proofErr w:type="spellEnd"/>
+      <w:r>
+        <w:t xml:space="preserve"> </w:t>
+      </w:r>
+      <w:proofErr w:type="spellStart"/>
+      <w:r>
+        <w:t>quantity</w:t>
+      </w:r>
+      <w:proofErr w:type="spellEnd"/>
+      <w:r>
+        <w:t xml:space="preserve"> unit, </w:t>
+      </w:r>
+      <w:proofErr w:type="spellStart"/>
+      <w:r>
+        <w:t>P</w:t>
+      </w:r>
+      <w:r>
+        <w:t>roduction</w:t>
+      </w:r>
+      <w:proofErr w:type="spellEnd"/>
+      <w:r>
+        <w:t xml:space="preserve"> </w:t>
+      </w:r>
+      <w:proofErr w:type="spellStart"/>
+      <w:r>
+        <w:t>mode</w:t>
+      </w:r>
+      <w:proofErr w:type="spellEnd"/>
+      <w:r>
+        <w:t xml:space="preserve">, </w:t>
+      </w:r>
+      <w:proofErr w:type="spellStart"/>
+      <w:r>
+        <w:t>Running</w:t>
+      </w:r>
+      <w:proofErr w:type="spellEnd"/>
+      <w:r>
+        <w:t xml:space="preserve"> </w:t>
+      </w:r>
+      <w:proofErr w:type="spellStart"/>
+      <w:r>
+        <w:t>s</w:t>
+      </w:r>
+      <w:r>
+        <w:t>crap</w:t>
+      </w:r>
+      <w:proofErr w:type="spellEnd"/>
+      <w:r>
+        <w:t>)</w:t>
+      </w:r>
+    </w:p>
+    <w:p>
+      <w:r>
+        <w:t>Anyagigények</w:t>
+      </w:r>
+    </w:p>
+    <w:p>
+      <w:proofErr w:type="spellStart"/>
+      <w:r>
+        <w:t>Material</w:t>
+      </w:r>
+      <w:proofErr w:type="spellEnd"/>
+      <w:r>
+        <w:t xml:space="preserve"> </w:t>
+      </w:r>
+      <w:proofErr w:type="spellStart"/>
+      <w:r>
+        <w:t>demand</w:t>
+      </w:r>
+      <w:proofErr w:type="spellEnd"/>
+      <w:r>
+        <w:t xml:space="preserve"> = (Id, R</w:t>
+      </w:r>
+      <w:r>
+        <w:t>ecipe</w:t>
+      </w:r>
+      <w:r>
+        <w:t xml:space="preserve"> </w:t>
+      </w:r>
+      <w:proofErr w:type="spellStart"/>
+      <w:r>
+        <w:t>item</w:t>
+      </w:r>
+      <w:proofErr w:type="spellEnd"/>
+      <w:r>
+        <w:t xml:space="preserve">, </w:t>
+      </w:r>
+      <w:proofErr w:type="spellStart"/>
+      <w:r>
+        <w:t>Material</w:t>
+      </w:r>
+      <w:proofErr w:type="spellEnd"/>
+      <w:r>
+        <w:t xml:space="preserve">, </w:t>
+      </w:r>
+      <w:proofErr w:type="spellStart"/>
+      <w:r>
+        <w:t>Piece</w:t>
+      </w:r>
+      <w:proofErr w:type="spellEnd"/>
+      <w:r>
+        <w:t xml:space="preserve">, </w:t>
+      </w:r>
+      <w:proofErr w:type="spellStart"/>
+      <w:r>
+        <w:t>B</w:t>
+      </w:r>
+      <w:r>
+        <w:t>ase</w:t>
+      </w:r>
+      <w:proofErr w:type="spellEnd"/>
+      <w:r>
+        <w:t xml:space="preserve"> </w:t>
+      </w:r>
+      <w:proofErr w:type="spellStart"/>
+      <w:r>
+        <w:t>quantity</w:t>
+      </w:r>
+      <w:proofErr w:type="spellEnd"/>
+      <w:r>
+        <w:t>,</w:t>
+      </w:r>
+      <w:r>
+        <w:t xml:space="preserve"> </w:t>
+      </w:r>
+      <w:proofErr w:type="spellStart"/>
+      <w:r>
+        <w:t>B</w:t>
+      </w:r>
+      <w:r>
+        <w:t>ase</w:t>
+      </w:r>
+      <w:proofErr w:type="spellEnd"/>
+      <w:r>
+        <w:t xml:space="preserve"> </w:t>
+      </w:r>
+      <w:proofErr w:type="spellStart"/>
+      <w:r>
+        <w:t>quantity</w:t>
+      </w:r>
+      <w:proofErr w:type="spellEnd"/>
+      <w:r>
+        <w:t xml:space="preserve"> unit, </w:t>
+      </w:r>
+      <w:proofErr w:type="spellStart"/>
+      <w:r>
+        <w:t>T</w:t>
+      </w:r>
+      <w:r>
+        <w:t>ype</w:t>
+      </w:r>
+      <w:proofErr w:type="spellEnd"/>
+      <w:r>
+        <w:t xml:space="preserve"> )</w:t>
+      </w:r>
+    </w:p>
+    <w:p>
+      <w:r>
+        <w:t>Gépigények</w:t>
+      </w:r>
+    </w:p>
+    <w:p>
+      <w:proofErr w:type="spellStart"/>
+      <w:r>
+        <w:t>Machine</w:t>
+      </w:r>
+      <w:proofErr w:type="spellEnd"/>
+      <w:r>
+        <w:t xml:space="preserve"> </w:t>
+      </w:r>
+      <w:proofErr w:type="spellStart"/>
+      <w:r>
+        <w:t>demand</w:t>
+      </w:r>
+      <w:proofErr w:type="spellEnd"/>
+      <w:r>
+        <w:t xml:space="preserve"> = (Id, R</w:t>
+      </w:r>
+      <w:r>
+        <w:t>ecipe</w:t>
+      </w:r>
+      <w:r>
+        <w:t xml:space="preserve"> </w:t>
+      </w:r>
+      <w:proofErr w:type="spellStart"/>
+      <w:r>
+        <w:t>item</w:t>
+      </w:r>
+      <w:proofErr w:type="spellEnd"/>
+      <w:r>
+        <w:t xml:space="preserve">, </w:t>
+      </w:r>
+      <w:proofErr w:type="spellStart"/>
+      <w:r>
+        <w:t>Machine</w:t>
+      </w:r>
+      <w:proofErr w:type="spellEnd"/>
+      <w:r>
+        <w:t xml:space="preserve">, </w:t>
+      </w:r>
+      <w:proofErr w:type="spellStart"/>
+      <w:r>
+        <w:t>O</w:t>
+      </w:r>
+      <w:r>
+        <w:t>peration</w:t>
+      </w:r>
+      <w:proofErr w:type="spellEnd"/>
+      <w:r>
+        <w:t xml:space="preserve"> </w:t>
+      </w:r>
+      <w:proofErr w:type="spellStart"/>
+      <w:r>
+        <w:t>time</w:t>
+      </w:r>
+      <w:proofErr w:type="spellEnd"/>
+      <w:r>
+        <w:t xml:space="preserve">, </w:t>
+      </w:r>
+      <w:proofErr w:type="spellStart"/>
+      <w:r>
+        <w:t>B</w:t>
+      </w:r>
+      <w:r>
+        <w:t>ase</w:t>
+      </w:r>
+      <w:proofErr w:type="spellEnd"/>
+      <w:r>
+        <w:t xml:space="preserve"> </w:t>
+      </w:r>
+      <w:proofErr w:type="spellStart"/>
+      <w:r>
+        <w:t>quantity</w:t>
+      </w:r>
+      <w:proofErr w:type="spellEnd"/>
+      <w:r>
+        <w:t>,</w:t>
+      </w:r>
+      <w:r>
+        <w:t xml:space="preserve"> </w:t>
+      </w:r>
+      <w:proofErr w:type="spellStart"/>
+      <w:r>
+        <w:t>B</w:t>
+      </w:r>
+      <w:r>
+        <w:t>ase</w:t>
+      </w:r>
+      <w:proofErr w:type="spellEnd"/>
+      <w:r>
+        <w:t xml:space="preserve"> </w:t>
+      </w:r>
+      <w:proofErr w:type="spellStart"/>
+      <w:r>
+        <w:t>quantity</w:t>
+      </w:r>
+      <w:proofErr w:type="spellEnd"/>
+      <w:r>
+        <w:t xml:space="preserve"> </w:t>
+      </w:r>
+      <w:r>
+        <w:t>unit</w:t>
+      </w:r>
+      <w:r>
+        <w:t>)</w:t>
       </w:r>
     </w:p>
     <w:p/>
@@ -1846,93 +2469,12 @@
       </w:pPr>
       <w:r>
         <w:lastRenderedPageBreak/>
-        <w:t>Eredmények</w:t>
-      </w:r>
-    </w:p>
-    <w:p>
-      <w:r>
-        <w:t>táblázatok, diagramok</w:t>
-      </w:r>
-    </w:p>
-    <w:p>
-      <w:r>
-        <w:t>algoritmusok előnyei hátrányai</w:t>
-      </w:r>
-    </w:p>
-    <w:p>
-      <w:r>
-        <w:t>10 oldal</w:t>
-      </w:r>
-    </w:p>
-    <w:p>
-      <w:pPr>
-        <w:pStyle w:val="Cmsor1"/>
-      </w:pPr>
-      <w:r>
-        <w:t>Következtetések és alkalmazási lehetőségek</w:t>
-      </w:r>
-    </w:p>
-    <w:p>
-      <w:r>
-        <w:t>fél oldal</w:t>
-      </w:r>
-    </w:p>
-    <w:p>
-      <w:r>
-        <w:t xml:space="preserve">Hogyan integráltam a </w:t>
-      </w:r>
-      <w:proofErr w:type="spellStart"/>
-      <w:r>
-        <w:t>dSuite-ba</w:t>
-      </w:r>
-      <w:proofErr w:type="spellEnd"/>
-      <w:r>
-        <w:t>.</w:t>
-      </w:r>
-    </w:p>
-    <w:p>
-      <w:r>
-        <w:t xml:space="preserve">A prototípus létrehozása után a munkámat az ERP rendszerbe integráltam. </w:t>
-      </w:r>
-    </w:p>
-    <w:p>
-      <w:r>
-        <w:t>A felhasználói felüle</w:t>
-      </w:r>
-      <w:r>
-        <w:t xml:space="preserve">tre került egy </w:t>
-      </w:r>
-      <w:proofErr w:type="spellStart"/>
-      <w:r>
-        <w:t>cockpit</w:t>
-      </w:r>
-      <w:proofErr w:type="spellEnd"/>
-      <w:r>
-        <w:t xml:space="preserve"> dialógus, ahol cikkszámra vagy receptre</w:t>
-      </w:r>
-      <w:r>
-        <w:t>, valamint kezdet-és végdátumra lehet szűrni.</w:t>
-      </w:r>
-      <w:r>
-        <w:t xml:space="preserve"> </w:t>
-      </w:r>
-      <w:r>
-        <w:t>Így a</w:t>
-      </w:r>
-      <w:r>
-        <w:t xml:space="preserve"> felhasználó által megadott termék adott id</w:t>
-      </w:r>
-      <w:r>
-        <w:t>őszak alatti gyártási eseményeir</w:t>
-      </w:r>
-      <w:r>
-        <w:t>e fut a</w:t>
-      </w:r>
-      <w:r>
-        <w:t xml:space="preserve">z algoritmus. </w:t>
-      </w:r>
-    </w:p>
-    <w:p/>
+        <w:t>Tesztelés</w:t>
+      </w:r>
+      <w:r>
+        <w:t xml:space="preserve"> (1 oldal)</w:t>
+      </w:r>
+    </w:p>
     <w:p>
       <w:pPr>
         <w:pStyle w:val="Cmsor1"/>
@@ -1940,16 +2482,2149 @@
       </w:pPr>
       <w:r>
         <w:lastRenderedPageBreak/>
-        <w:t>Összefoglalás</w:t>
-      </w:r>
-    </w:p>
-    <w:p>
+        <w:t xml:space="preserve">Kiértékelési </w:t>
+      </w:r>
+      <w:r>
+        <w:t>keretrendszer</w:t>
+      </w:r>
+      <w:r>
+        <w:t xml:space="preserve"> </w:t>
+      </w:r>
+      <w:r>
+        <w:t>(</w:t>
+      </w:r>
+      <w:r>
+        <w:t>5</w:t>
+      </w:r>
+      <w:r>
+        <w:t xml:space="preserve"> oldal</w:t>
+      </w:r>
+      <w:r>
+        <w:t>)</w:t>
+      </w:r>
+      <w:r>
+        <w:t xml:space="preserve"> (09.19-21</w:t>
+      </w:r>
+      <w:r>
+        <w:t>)</w:t>
+      </w:r>
+    </w:p>
+    <w:p>
+      <w:pPr>
+        <w:rPr>
+          <w:color w:val="538135" w:themeColor="accent6" w:themeShade="BF"/>
+        </w:rPr>
+      </w:pPr>
+      <w:r>
+        <w:rPr>
+          <w:color w:val="538135" w:themeColor="accent6" w:themeShade="BF"/>
+        </w:rPr>
+        <w:t xml:space="preserve">Ide leírom hogy miért jobb ez mint a szakirodalomban, hogy ott hiányzik a </w:t>
+      </w:r>
+      <w:proofErr w:type="spellStart"/>
+      <w:r>
+        <w:rPr>
+          <w:color w:val="538135" w:themeColor="accent6" w:themeShade="BF"/>
+        </w:rPr>
+        <w:t>ground</w:t>
+      </w:r>
+      <w:proofErr w:type="spellEnd"/>
+      <w:r>
+        <w:rPr>
+          <w:color w:val="538135" w:themeColor="accent6" w:themeShade="BF"/>
+        </w:rPr>
+        <w:t xml:space="preserve"> </w:t>
+      </w:r>
+      <w:proofErr w:type="spellStart"/>
+      <w:r>
+        <w:rPr>
+          <w:color w:val="538135" w:themeColor="accent6" w:themeShade="BF"/>
+        </w:rPr>
+        <w:t>truth</w:t>
+      </w:r>
+      <w:proofErr w:type="spellEnd"/>
+      <w:r>
+        <w:rPr>
+          <w:color w:val="538135" w:themeColor="accent6" w:themeShade="BF"/>
+        </w:rPr>
+        <w:t xml:space="preserve"> adat és hogy ők mivel értékelik ki, abból mit veszek át.</w:t>
+      </w:r>
+      <w:r>
+        <w:rPr>
+          <w:color w:val="538135" w:themeColor="accent6" w:themeShade="BF"/>
+        </w:rPr>
+        <w:t xml:space="preserve"> </w:t>
+      </w:r>
+      <w:proofErr w:type="spellStart"/>
+      <w:r>
+        <w:rPr>
+          <w:color w:val="538135" w:themeColor="accent6" w:themeShade="BF"/>
+        </w:rPr>
+        <w:t>kb</w:t>
+      </w:r>
+      <w:proofErr w:type="spellEnd"/>
+      <w:r>
+        <w:rPr>
+          <w:color w:val="538135" w:themeColor="accent6" w:themeShade="BF"/>
+        </w:rPr>
+        <w:t xml:space="preserve"> fél oldalban</w:t>
+      </w:r>
+    </w:p>
+    <w:p>
+      <w:pPr>
+        <w:rPr>
+          <w:color w:val="538135" w:themeColor="accent6" w:themeShade="BF"/>
+        </w:rPr>
+      </w:pPr>
+    </w:p>
+    <w:p>
+      <w:pPr>
+        <w:rPr>
+          <w:color w:val="538135" w:themeColor="accent6" w:themeShade="BF"/>
+        </w:rPr>
+      </w:pPr>
+    </w:p>
+    <w:p>
+      <w:pPr>
+        <w:rPr>
+          <w:color w:val="538135" w:themeColor="accent6" w:themeShade="BF"/>
+        </w:rPr>
+      </w:pPr>
+    </w:p>
+    <w:p>
+      <w:pPr>
+        <w:rPr>
+          <w:color w:val="538135" w:themeColor="accent6" w:themeShade="BF"/>
+        </w:rPr>
+      </w:pPr>
+    </w:p>
+    <w:p>
+      <w:pPr>
+        <w:rPr>
+          <w:color w:val="538135" w:themeColor="accent6" w:themeShade="BF"/>
+        </w:rPr>
+      </w:pPr>
+    </w:p>
+    <w:p>
+      <w:pPr>
+        <w:rPr>
+          <w:color w:val="538135" w:themeColor="accent6" w:themeShade="BF"/>
+        </w:rPr>
+      </w:pPr>
+    </w:p>
+    <w:p>
+      <w:pPr>
+        <w:rPr>
+          <w:color w:val="538135" w:themeColor="accent6" w:themeShade="BF"/>
+        </w:rPr>
+      </w:pPr>
+    </w:p>
+    <w:p>
+      <w:pPr>
+        <w:rPr>
+          <w:color w:val="538135" w:themeColor="accent6" w:themeShade="BF"/>
+        </w:rPr>
+      </w:pPr>
+    </w:p>
+    <w:p>
+      <w:pPr>
+        <w:rPr>
+          <w:color w:val="538135" w:themeColor="accent6" w:themeShade="BF"/>
+        </w:rPr>
+      </w:pPr>
+    </w:p>
+    <w:p>
+      <w:pPr>
+        <w:rPr>
+          <w:color w:val="538135" w:themeColor="accent6" w:themeShade="BF"/>
+        </w:rPr>
+      </w:pPr>
+    </w:p>
+    <w:p>
+      <w:pPr>
+        <w:rPr>
+          <w:color w:val="538135" w:themeColor="accent6" w:themeShade="BF"/>
+        </w:rPr>
+      </w:pPr>
+    </w:p>
+    <w:p>
+      <w:r>
+        <w:t xml:space="preserve">A generált </w:t>
+      </w:r>
+      <w:r>
+        <w:t>darabjegyzék és műveletterv</w:t>
+      </w:r>
+      <w:r>
+        <w:t xml:space="preserve"> az ERP rendszerből lekérdezett receptúrával (tényadat</w:t>
+      </w:r>
+      <w:r>
+        <w:t>okkal</w:t>
+      </w:r>
+      <w:r>
+        <w:t xml:space="preserve">) kerül kiértékelésre. </w:t>
+      </w:r>
+      <w:r>
+        <w:t>T</w:t>
+      </w:r>
+      <w:r>
+        <w:t xml:space="preserve">ermékenként mérem az előállított receptek eltérését az ERP rendszerbeli receptektől. </w:t>
+      </w:r>
+      <w:r>
+        <w:t>A pontosság méréséhez az adatbányászatban</w:t>
+      </w:r>
+      <w:r>
+        <w:t>, a gépi tanulásban</w:t>
+      </w:r>
+      <w:r>
+        <w:t xml:space="preserve"> </w:t>
+      </w:r>
+      <w:r>
+        <w:t xml:space="preserve">és az információ-visszakeresésben </w:t>
+      </w:r>
+      <w:r>
+        <w:t>haszn</w:t>
+      </w:r>
+      <w:r>
+        <w:t>ált módszerek közül választottam</w:t>
+      </w:r>
+      <w:r>
+        <w:t xml:space="preserve"> a problémá</w:t>
+      </w:r>
+      <w:r>
+        <w:t xml:space="preserve">hoz </w:t>
+      </w:r>
+      <w:r>
+        <w:t>relevánsakat</w:t>
+      </w:r>
+      <w:r>
+        <w:t>.</w:t>
+      </w:r>
+      <w:r>
+        <w:t xml:space="preserve"> </w:t>
+      </w:r>
+      <w:r>
+        <w:t>Először általánosan mutat</w:t>
+      </w:r>
+      <w:r>
+        <w:t>om be a</w:t>
+      </w:r>
+      <w:r>
+        <w:t>z alkalmazott mérőszámokat, ugyanis egy</w:t>
+      </w:r>
+      <w:r>
+        <w:t xml:space="preserve"> adott </w:t>
+      </w:r>
+      <w:r>
+        <w:t>termék</w:t>
+      </w:r>
+      <w:r>
+        <w:t xml:space="preserve"> művelettervében szereplő </w:t>
+      </w:r>
+      <w:r>
+        <w:t>műveletek és</w:t>
+      </w:r>
+      <w:r>
+        <w:t xml:space="preserve"> az</w:t>
+      </w:r>
+      <w:r>
+        <w:t xml:space="preserve"> adott </w:t>
+      </w:r>
+      <w:r>
+        <w:t>termék</w:t>
+      </w:r>
+      <w:r>
+        <w:t xml:space="preserve"> adott műveletében szereplő anyagigények és</w:t>
+      </w:r>
+      <w:r>
+        <w:t xml:space="preserve"> gé</w:t>
+      </w:r>
+      <w:r>
+        <w:t>pigények halmazokat alkotnak,</w:t>
+      </w:r>
+      <w:r>
+        <w:t xml:space="preserve"> </w:t>
+      </w:r>
+      <w:r>
+        <w:t xml:space="preserve">így az értékelésükre </w:t>
+      </w:r>
+      <w:r>
+        <w:t>ugya</w:t>
+      </w:r>
+      <w:r>
+        <w:t>nazok</w:t>
+      </w:r>
+      <w:r>
+        <w:t xml:space="preserve"> a</w:t>
+      </w:r>
+      <w:r>
+        <w:t xml:space="preserve"> mérőszám</w:t>
+      </w:r>
+      <w:r>
+        <w:t>ok</w:t>
+      </w:r>
+      <w:r>
+        <w:t xml:space="preserve"> lesz</w:t>
+      </w:r>
+      <w:r>
+        <w:t>nek</w:t>
+      </w:r>
+      <w:r>
+        <w:t xml:space="preserve"> alkalmas</w:t>
+      </w:r>
+      <w:r>
+        <w:t>ak</w:t>
+      </w:r>
+      <w:r>
+        <w:t>, u</w:t>
+      </w:r>
+      <w:r>
+        <w:t>gyanúgy</w:t>
+      </w:r>
+      <w:r>
+        <w:t xml:space="preserve"> ahogy a ciklusidő és az anyagmennyiség esetén a mennyiségi metrikák. Ezután konkrétan leírom, hogy az adott recept különböző részeire hogyan lehet kiszámítani ezeket az értékeket.</w:t>
+      </w:r>
+      <w:r>
+        <w:t xml:space="preserve"> Végül az algoritmusok rangsorolásának érdekében létrehozok egy mérőszámot, amellyel a meg tudom állapítani, hogy összességében melyik algoritmus szerepelt a legjobban.</w:t>
+      </w:r>
+    </w:p>
+    <w:p>
+      <w:pPr>
+        <w:pStyle w:val="Cmsor2"/>
+      </w:pPr>
+      <w:r>
+        <w:t>Referencia adatok</w:t>
+      </w:r>
+    </w:p>
+    <w:p>
+      <w:r>
+        <w:t xml:space="preserve">Validáció egy ipari eseten. </w:t>
+      </w:r>
+      <w:r>
+        <w:t>A vállalatok az ERP rendszerben vezetik a</w:t>
+      </w:r>
+      <w:r>
+        <w:t xml:space="preserve"> receptúrát, amit a generált receptstruktúrával megegyező formában kérdeztem le az adatbázisból.</w:t>
+      </w:r>
+    </w:p>
+    <w:p>
+      <w:r>
+        <w:t>Azt a vállalatot választotta</w:t>
+      </w:r>
+      <w:r>
+        <w:t>m</w:t>
+      </w:r>
+      <w:r>
+        <w:t xml:space="preserve">, ahol a </w:t>
+      </w:r>
+      <w:r>
+        <w:t>leginkább</w:t>
+      </w:r>
+      <w:r>
+        <w:t xml:space="preserve"> használják a</w:t>
+      </w:r>
+      <w:r>
+        <w:t>z ERP rendszerben a</w:t>
+      </w:r>
+      <w:r>
+        <w:t xml:space="preserve"> személyi teljesítmény vezérlőpultot. A személyi teljesítmény vezérlőpultban a normaidő </w:t>
+      </w:r>
+      <w:r>
+        <w:t xml:space="preserve">és a gyártott mennyiségek </w:t>
+      </w:r>
+      <w:r>
+        <w:t>alapján határozzák meg a dolgozók teljesítménybérét, ezért feltételezzük, hogy a gyártási adataikho</w:t>
+      </w:r>
+      <w:r>
+        <w:t>z tartozó törzsadatok megfelelnek</w:t>
+      </w:r>
+      <w:r>
+        <w:t xml:space="preserve"> alapigazság adatként</w:t>
+      </w:r>
+      <w:r>
+        <w:t>.</w:t>
+      </w:r>
+      <w:r>
+        <w:t xml:space="preserve"> </w:t>
+      </w:r>
+    </w:p>
+    <w:p>
+      <w:pPr>
+        <w:pStyle w:val="Cmsor2"/>
+      </w:pPr>
+      <w:r>
+        <w:t>Metrikák</w:t>
+      </w:r>
+      <w:r>
+        <w:t xml:space="preserve"> objektumok halmazára</w:t>
+      </w:r>
+    </w:p>
+    <w:p>
+      <w:r>
+        <w:t>A különböző ob</w:t>
+      </w:r>
+      <w:r>
+        <w:t>jektumhalmazok</w:t>
+      </w:r>
+      <w:r>
+        <w:t xml:space="preserve"> </w:t>
+      </w:r>
+      <w:r>
+        <w:t xml:space="preserve">értékeléséhez </w:t>
+      </w:r>
+      <w:r>
+        <w:t xml:space="preserve">a </w:t>
+      </w:r>
+      <w:proofErr w:type="spellStart"/>
+      <w:r>
+        <w:t>Precis</w:t>
+      </w:r>
+      <w:r>
+        <w:t>ion</w:t>
+      </w:r>
+      <w:proofErr w:type="spellEnd"/>
+      <w:r>
+        <w:t xml:space="preserve">, </w:t>
+      </w:r>
+      <w:proofErr w:type="spellStart"/>
+      <w:r>
+        <w:t>Recall</w:t>
+      </w:r>
+      <w:proofErr w:type="spellEnd"/>
+      <w:r>
+        <w:t>,</w:t>
+      </w:r>
+      <w:r>
+        <w:t xml:space="preserve"> F1</w:t>
+      </w:r>
+      <w:r>
+        <w:t xml:space="preserve">, </w:t>
+      </w:r>
+      <w:proofErr w:type="spellStart"/>
+      <w:r>
+        <w:t>Jaccard-index</w:t>
+      </w:r>
+      <w:proofErr w:type="spellEnd"/>
+      <w:r>
+        <w:t xml:space="preserve"> metrikákat</w:t>
+      </w:r>
+      <w:r>
+        <w:t xml:space="preserve"> </w:t>
+      </w:r>
+      <w:r>
+        <w:t>alkalmaztam.</w:t>
+      </w:r>
+      <w:r>
+        <w:t xml:space="preserve"> Ezeket információ-visszakeresésben a nem rangsorolt találati halmazok értékelésére használják, a gépi tanulásban</w:t>
+      </w:r>
+      <w:r>
+        <w:t xml:space="preserve"> pedig a</w:t>
+      </w:r>
+      <w:r>
+        <w:t xml:space="preserve"> többos</w:t>
+      </w:r>
+      <w:r>
+        <w:t>ztályos osztályozás értékelésére</w:t>
+      </w:r>
+      <w:r>
+        <w:t xml:space="preserve">. </w:t>
+      </w:r>
+      <w:r>
+        <w:t>Céljuk</w:t>
+      </w:r>
+      <w:r>
+        <w:t>, hogy strukturálisan hasonlítsa össze a ge</w:t>
+      </w:r>
+      <w:r>
+        <w:t>nerált receptet a rendelkezésre álló referencia adatokkal.</w:t>
+      </w:r>
+    </w:p>
+    <w:p>
+      <w:pPr>
+        <w:pStyle w:val="Listaszerbekezds"/>
+        <w:numPr>
+          <w:ilvl w:val="0"/>
+          <w:numId w:val="4"/>
+        </w:numPr>
+      </w:pPr>
+      <w:r>
+        <w:t>TP (</w:t>
+      </w:r>
+      <w:proofErr w:type="spellStart"/>
+      <w:r>
+        <w:t>true</w:t>
+      </w:r>
+      <w:proofErr w:type="spellEnd"/>
+      <w:r>
+        <w:t xml:space="preserve"> </w:t>
+      </w:r>
+      <w:proofErr w:type="spellStart"/>
+      <w:r>
+        <w:t>positives</w:t>
+      </w:r>
+      <w:proofErr w:type="spellEnd"/>
+      <w:r>
+        <w:t>): a helyesen megtalált objektumok száma</w:t>
+      </w:r>
+    </w:p>
+    <w:p>
+      <w:pPr>
+        <w:pStyle w:val="Listaszerbekezds"/>
+        <w:numPr>
+          <w:ilvl w:val="0"/>
+          <w:numId w:val="4"/>
+        </w:numPr>
+      </w:pPr>
+      <w:r>
+        <w:lastRenderedPageBreak/>
+        <w:t>TN (</w:t>
+      </w:r>
+      <w:proofErr w:type="spellStart"/>
+      <w:r>
+        <w:t>true</w:t>
+      </w:r>
+      <w:proofErr w:type="spellEnd"/>
+      <w:r>
+        <w:t xml:space="preserve"> </w:t>
+      </w:r>
+      <w:proofErr w:type="spellStart"/>
+      <w:r>
+        <w:t>negatives</w:t>
+      </w:r>
+      <w:proofErr w:type="spellEnd"/>
+      <w:r>
+        <w:t>): a helyesen kihagyott objektumok száma</w:t>
+      </w:r>
+    </w:p>
+    <w:p>
+      <w:pPr>
+        <w:pStyle w:val="Listaszerbekezds"/>
+        <w:numPr>
+          <w:ilvl w:val="0"/>
+          <w:numId w:val="4"/>
+        </w:numPr>
+      </w:pPr>
+      <w:r>
+        <w:t>FP (</w:t>
+      </w:r>
+      <w:proofErr w:type="spellStart"/>
+      <w:r>
+        <w:t>false</w:t>
+      </w:r>
+      <w:proofErr w:type="spellEnd"/>
+      <w:r>
+        <w:t xml:space="preserve"> </w:t>
+      </w:r>
+      <w:proofErr w:type="spellStart"/>
+      <w:r>
+        <w:t>positives</w:t>
+      </w:r>
+      <w:proofErr w:type="spellEnd"/>
+      <w:r>
+        <w:t xml:space="preserve">): a </w:t>
+      </w:r>
+      <w:r>
+        <w:t>tévesen</w:t>
+      </w:r>
+      <w:r>
+        <w:t xml:space="preserve"> </w:t>
+      </w:r>
+      <w:r>
+        <w:t>hozzáadott</w:t>
+      </w:r>
+      <w:r>
+        <w:t xml:space="preserve"> objektumok száma</w:t>
+      </w:r>
+    </w:p>
+    <w:p>
+      <w:pPr>
+        <w:pStyle w:val="Listaszerbekezds"/>
+        <w:numPr>
+          <w:ilvl w:val="0"/>
+          <w:numId w:val="4"/>
+        </w:numPr>
+      </w:pPr>
+      <w:r>
+        <w:t>FN (</w:t>
+      </w:r>
+      <w:proofErr w:type="spellStart"/>
+      <w:r>
+        <w:t>false</w:t>
+      </w:r>
+      <w:proofErr w:type="spellEnd"/>
+      <w:r>
+        <w:t xml:space="preserve"> </w:t>
+      </w:r>
+      <w:proofErr w:type="spellStart"/>
+      <w:r>
+        <w:t>negatives</w:t>
+      </w:r>
+      <w:proofErr w:type="spellEnd"/>
+      <w:r>
+        <w:t xml:space="preserve">): a </w:t>
+      </w:r>
+      <w:r>
+        <w:t>tévesen</w:t>
+      </w:r>
+      <w:r>
+        <w:t xml:space="preserve"> kihagyott objektumok száma</w:t>
+      </w:r>
+    </w:p>
+    <w:p>
+      <w:r>
+        <w:t xml:space="preserve">A TP, TN, FP és FN összege N vagyis </w:t>
+      </w:r>
+      <w:r>
+        <w:t>a generált és a referencia receptben vizsgált halmazok uniója</w:t>
+      </w:r>
+      <w:r>
+        <w:t>?</w:t>
+      </w:r>
+    </w:p>
+    <w:p>
+      <w:r>
+        <w:t>Ezek alapján felrajzolhatjuk a</w:t>
+      </w:r>
+      <w:r>
+        <w:t xml:space="preserve"> tévesztési mátrix</w:t>
+      </w:r>
+      <w:r>
+        <w:t>ot</w:t>
+      </w:r>
+      <w:r>
+        <w:t>.</w:t>
+      </w:r>
+    </w:p>
+    <w:tbl>
+      <w:tblPr>
+        <w:tblStyle w:val="Rcsostblzat"/>
+        <w:tblW w:w="0" w:type="auto"/>
+        <w:tblLook w:val="04A0" w:firstRow="1" w:lastRow="0" w:firstColumn="1" w:lastColumn="0" w:noHBand="0" w:noVBand="1"/>
+      </w:tblPr>
+      <w:tblGrid>
+        <w:gridCol w:w="2566"/>
+        <w:gridCol w:w="2567"/>
+        <w:gridCol w:w="2567"/>
+      </w:tblGrid>
+      <w:tr>
+        <w:trPr>
+          <w:trHeight w:val="574"/>
+        </w:trPr>
+        <w:tc>
+          <w:tcPr>
+            <w:tcW w:w="2566" w:type="dxa"/>
+          </w:tcPr>
+          <w:p/>
+        </w:tc>
+        <w:tc>
+          <w:tcPr>
+            <w:tcW w:w="2567" w:type="dxa"/>
+          </w:tcPr>
+          <w:p>
+            <w:r>
+              <w:t>Referencia</w:t>
+            </w:r>
+            <w:r>
+              <w:t xml:space="preserve"> recept</w:t>
+            </w:r>
+            <w:r>
+              <w:t xml:space="preserve"> tartalmazza</w:t>
+            </w:r>
+          </w:p>
+        </w:tc>
+        <w:tc>
+          <w:tcPr>
+            <w:tcW w:w="2567" w:type="dxa"/>
+          </w:tcPr>
+          <w:p>
+            <w:r>
+              <w:t>Referencia</w:t>
+            </w:r>
+            <w:r>
+              <w:t xml:space="preserve"> recept</w:t>
+            </w:r>
+            <w:r>
+              <w:t xml:space="preserve"> nem tartalmazza</w:t>
+            </w:r>
+          </w:p>
+        </w:tc>
+      </w:tr>
+      <w:tr>
+        <w:trPr>
+          <w:trHeight w:val="585"/>
+        </w:trPr>
+        <w:tc>
+          <w:tcPr>
+            <w:tcW w:w="2566" w:type="dxa"/>
+          </w:tcPr>
+          <w:p>
+            <w:r>
+              <w:t>Megtalált</w:t>
+            </w:r>
+            <w:r>
+              <w:t xml:space="preserve"> (Generált recept tartalmazza)</w:t>
+            </w:r>
+          </w:p>
+        </w:tc>
+        <w:tc>
+          <w:tcPr>
+            <w:tcW w:w="2567" w:type="dxa"/>
+          </w:tcPr>
+          <w:p>
+            <w:r>
+              <w:t>TP</w:t>
+            </w:r>
+          </w:p>
+        </w:tc>
+        <w:tc>
+          <w:tcPr>
+            <w:tcW w:w="2567" w:type="dxa"/>
+          </w:tcPr>
+          <w:p>
+            <w:r>
+              <w:t>FP</w:t>
+            </w:r>
+          </w:p>
+        </w:tc>
+      </w:tr>
+      <w:tr>
+        <w:trPr>
+          <w:trHeight w:val="574"/>
+        </w:trPr>
+        <w:tc>
+          <w:tcPr>
+            <w:tcW w:w="2566" w:type="dxa"/>
+          </w:tcPr>
+          <w:p>
+            <w:r>
+              <w:t>Kihagyott</w:t>
+            </w:r>
+            <w:r>
+              <w:t xml:space="preserve"> (Generált recept </w:t>
+            </w:r>
+            <w:r>
+              <w:t xml:space="preserve">nem </w:t>
+            </w:r>
+            <w:r>
+              <w:t>tartalmazza)</w:t>
+            </w:r>
+          </w:p>
+        </w:tc>
+        <w:tc>
+          <w:tcPr>
+            <w:tcW w:w="2567" w:type="dxa"/>
+          </w:tcPr>
+          <w:p>
+            <w:r>
+              <w:t>FN</w:t>
+            </w:r>
+          </w:p>
+        </w:tc>
+        <w:tc>
+          <w:tcPr>
+            <w:tcW w:w="2567" w:type="dxa"/>
+          </w:tcPr>
+          <w:p>
+            <w:r>
+              <w:t>TN</w:t>
+            </w:r>
+          </w:p>
+        </w:tc>
+      </w:tr>
+    </w:tbl>
+    <w:p/>
+    <w:p>
+      <w:proofErr w:type="spellStart"/>
+      <w:r>
+        <w:t>Recall</w:t>
+      </w:r>
+      <w:proofErr w:type="spellEnd"/>
+      <w:r>
+        <w:t xml:space="preserve"> (</w:t>
+      </w:r>
+      <w:proofErr w:type="spellStart"/>
+      <w:r>
+        <w:t>sensitivity</w:t>
+      </w:r>
+      <w:proofErr w:type="spellEnd"/>
+      <w:r>
+        <w:t>, érzékenység</w:t>
+      </w:r>
+      <w:r>
+        <w:t>)</w:t>
+      </w:r>
+      <w:r>
+        <w:t>:</w:t>
+      </w:r>
+    </w:p>
+    <w:p>
+      <w:pPr>
+        <w:ind w:firstLine="708"/>
+      </w:pPr>
+      <w:proofErr w:type="spellStart"/>
+      <w:r>
+        <w:t>Recall</w:t>
+      </w:r>
+      <w:proofErr w:type="spellEnd"/>
+      <w:r>
+        <w:t xml:space="preserve"> = </w:t>
+      </w:r>
+      <w:r>
+        <w:t>TP/</w:t>
+      </w:r>
+      <w:proofErr w:type="spellStart"/>
+      <w:r>
+        <w:t>TP</w:t>
+      </w:r>
+      <w:proofErr w:type="spellEnd"/>
+      <w:r>
+        <w:t>+FN</w:t>
+      </w:r>
+      <w:r>
+        <w:t xml:space="preserve"> = #helyesen megtalált objektumok/#referencia receptben szereplő objektumok</w:t>
+      </w:r>
+    </w:p>
+    <w:p>
+      <w:r>
+        <w:t xml:space="preserve">Míg a </w:t>
+      </w:r>
+      <w:proofErr w:type="spellStart"/>
+      <w:r>
+        <w:t>recall</w:t>
+      </w:r>
+      <w:proofErr w:type="spellEnd"/>
+      <w:r>
+        <w:t xml:space="preserve"> azt mutatja meg, hogy a referencia receptbeli objektumok hányadát találtuk meg.</w:t>
+      </w:r>
+    </w:p>
+    <w:p>
+      <w:proofErr w:type="spellStart"/>
+      <w:r>
+        <w:t>Precision</w:t>
+      </w:r>
+      <w:proofErr w:type="spellEnd"/>
+      <w:r>
+        <w:t xml:space="preserve"> (</w:t>
+      </w:r>
+      <w:proofErr w:type="spellStart"/>
+      <w:r>
+        <w:t>specifi</w:t>
+      </w:r>
+      <w:r>
+        <w:t>city</w:t>
+      </w:r>
+      <w:proofErr w:type="spellEnd"/>
+      <w:r>
+        <w:t>, pontosság</w:t>
+      </w:r>
+      <w:r>
+        <w:t>)</w:t>
+      </w:r>
+      <w:r>
+        <w:t>:</w:t>
+      </w:r>
+    </w:p>
+    <w:p>
+      <w:r>
+        <w:t xml:space="preserve">A </w:t>
+      </w:r>
+      <w:proofErr w:type="spellStart"/>
+      <w:r>
+        <w:t>precision</w:t>
+      </w:r>
+      <w:proofErr w:type="spellEnd"/>
+      <w:r>
+        <w:t xml:space="preserve"> arra a kérdésre válaszol, hogy m</w:t>
+      </w:r>
+      <w:r>
+        <w:t xml:space="preserve">ilyen arányban detektáltuk helyesen a generált receptben az </w:t>
+      </w:r>
+      <w:r>
+        <w:t>objektumokat.</w:t>
+      </w:r>
+    </w:p>
+    <w:p>
+      <w:pPr>
+        <w:ind w:firstLine="708"/>
+      </w:pPr>
+      <w:proofErr w:type="spellStart"/>
+      <w:r>
+        <w:t>Precision</w:t>
+      </w:r>
+      <w:proofErr w:type="spellEnd"/>
+      <w:r>
+        <w:t xml:space="preserve"> = </w:t>
+      </w:r>
+      <w:r>
+        <w:t>TP/</w:t>
+      </w:r>
+      <w:proofErr w:type="spellStart"/>
+      <w:r>
+        <w:t>TP</w:t>
+      </w:r>
+      <w:proofErr w:type="spellEnd"/>
+      <w:r>
+        <w:t>+FP</w:t>
+      </w:r>
+      <w:r>
+        <w:t xml:space="preserve"> = #helyesen megtalált objektumok/#</w:t>
+      </w:r>
+      <w:r>
+        <w:t>generált</w:t>
+      </w:r>
+      <w:r>
+        <w:t xml:space="preserve"> receptben szereplő objektumok</w:t>
+      </w:r>
+    </w:p>
+    <w:p/>
+    <w:p>
+      <w:proofErr w:type="spellStart"/>
+      <w:r>
+        <w:t>F-measure</w:t>
+      </w:r>
+      <w:proofErr w:type="spellEnd"/>
+      <w:r>
+        <w:t xml:space="preserve"> (F1):</w:t>
+      </w:r>
+    </w:p>
+    <w:p>
+      <w:r>
+        <w:t xml:space="preserve">A </w:t>
+      </w:r>
+      <w:proofErr w:type="spellStart"/>
+      <w:r>
+        <w:t>Recall</w:t>
+      </w:r>
+      <w:proofErr w:type="spellEnd"/>
+      <w:r>
+        <w:t xml:space="preserve"> és a </w:t>
+      </w:r>
+      <w:proofErr w:type="spellStart"/>
+      <w:r>
+        <w:t>Precision</w:t>
+      </w:r>
+      <w:proofErr w:type="spellEnd"/>
+      <w:r>
+        <w:t xml:space="preserve"> harmonikus közepe.</w:t>
+      </w:r>
+    </w:p>
+    <w:p>
+      <w:r>
+        <w:t xml:space="preserve">F1 = 2 </w:t>
+      </w:r>
+      <w:proofErr w:type="spellStart"/>
+      <w:r>
+        <w:t>Precision</w:t>
+      </w:r>
+      <w:proofErr w:type="spellEnd"/>
+      <w:r>
+        <w:t xml:space="preserve"> </w:t>
+      </w:r>
+      <w:r>
+        <w:rPr>
+          <w:rFonts w:ascii="Cambria Math" w:hAnsi="Cambria Math" w:cs="Cambria Math"/>
+        </w:rPr>
+        <w:t>⋅</w:t>
+      </w:r>
+      <w:r>
+        <w:t xml:space="preserve"> </w:t>
+      </w:r>
+      <w:proofErr w:type="spellStart"/>
+      <w:r>
+        <w:t>Recall</w:t>
+      </w:r>
+      <w:proofErr w:type="spellEnd"/>
+      <w:r>
+        <w:t xml:space="preserve"> / </w:t>
+      </w:r>
+      <w:proofErr w:type="spellStart"/>
+      <w:r>
+        <w:t>Precision</w:t>
+      </w:r>
+      <w:proofErr w:type="spellEnd"/>
+      <w:r>
+        <w:t xml:space="preserve"> + </w:t>
+      </w:r>
+      <w:proofErr w:type="spellStart"/>
+      <w:r>
+        <w:t>Recall</w:t>
+      </w:r>
+      <w:proofErr w:type="spellEnd"/>
+    </w:p>
+    <w:p>
+      <w:r>
+        <w:t xml:space="preserve">És itt leírni a </w:t>
+      </w:r>
+      <w:proofErr w:type="spellStart"/>
+      <w:r>
+        <w:t>tradeoffot</w:t>
+      </w:r>
+      <w:proofErr w:type="spellEnd"/>
+      <w:r>
+        <w:t xml:space="preserve"> és hogy milyen értékeket szeretnénk itt látni.</w:t>
+      </w:r>
+    </w:p>
+    <w:p>
+      <w:r>
+        <w:t>mikro F1, makro F1</w:t>
+      </w:r>
+    </w:p>
+    <w:p>
+      <w:proofErr w:type="spellStart"/>
+      <w:r>
+        <w:t>Jaccard-index</w:t>
+      </w:r>
+      <w:proofErr w:type="spellEnd"/>
+    </w:p>
+    <w:p>
+      <w:r>
+        <w:t>Az információ visszakeresésben</w:t>
+      </w:r>
+      <w:r>
+        <w:t xml:space="preserve"> és a gépi tanulásban</w:t>
+      </w:r>
+      <w:r>
+        <w:t xml:space="preserve"> a fent említett </w:t>
+      </w:r>
+      <w:r>
+        <w:t>metrikák</w:t>
+      </w:r>
+      <w:r>
+        <w:t xml:space="preserve"> mellett </w:t>
+      </w:r>
+      <w:r>
+        <w:t xml:space="preserve">gyakran az </w:t>
+      </w:r>
+      <w:proofErr w:type="spellStart"/>
+      <w:r>
+        <w:t>Accuracy</w:t>
+      </w:r>
+      <w:proofErr w:type="spellEnd"/>
+      <w:r>
+        <w:t xml:space="preserve"> is </w:t>
+      </w:r>
+      <w:r>
+        <w:t>megjelenik.</w:t>
+      </w:r>
+      <w:r>
+        <w:t xml:space="preserve"> </w:t>
+      </w:r>
+    </w:p>
+    <w:p>
+      <w:proofErr w:type="spellStart"/>
+      <w:r>
+        <w:t>Accuracy</w:t>
+      </w:r>
+      <w:proofErr w:type="spellEnd"/>
+      <w:r>
+        <w:t xml:space="preserve"> = </w:t>
+      </w:r>
+      <w:r>
+        <w:t>(TP + TN)/(TP + FP + FN + TN</w:t>
+      </w:r>
+      <w:r>
+        <w:t>)</w:t>
+      </w:r>
+    </w:p>
+    <w:p>
+      <w:r>
+        <w:t xml:space="preserve">Annak az oka, hogy a probléma esetében az </w:t>
+      </w:r>
+      <w:proofErr w:type="spellStart"/>
+      <w:r>
+        <w:t>Accuracy</w:t>
+      </w:r>
+      <w:proofErr w:type="spellEnd"/>
+      <w:r>
+        <w:t xml:space="preserve"> nem alkalmas, az, hogy a TN értékét nem ismerjük</w:t>
+      </w:r>
+      <w:r>
+        <w:t>. Az összes művelet, alapanyag és gépigény lekérdezésével meg tudnánk határozni</w:t>
+      </w:r>
+      <w:r>
+        <w:t xml:space="preserve"> azon objektumoknak a halmazát, amelyek helyes</w:t>
+      </w:r>
+      <w:r>
+        <w:t>en hagyott ki a generált recept, azonban</w:t>
+      </w:r>
+      <w:r>
+        <w:t xml:space="preserve"> ez torzítaná az eredményeket. Ha az </w:t>
+      </w:r>
+      <w:proofErr w:type="spellStart"/>
+      <w:r>
+        <w:t>Accuracyt</w:t>
+      </w:r>
+      <w:proofErr w:type="spellEnd"/>
+      <w:r>
+        <w:t xml:space="preserve"> optimalizálnánk, akkor </w:t>
+      </w:r>
+    </w:p>
+    <w:p>
+      <w:r>
+        <w:t xml:space="preserve"> </w:t>
+      </w:r>
+      <w:r>
+        <w:t>[</w:t>
+      </w:r>
+      <w:proofErr w:type="spellStart"/>
+      <w:r>
+        <w:t>Manning</w:t>
+      </w:r>
+      <w:proofErr w:type="spellEnd"/>
+      <w:r>
+        <w:t xml:space="preserve"> et </w:t>
+      </w:r>
+      <w:proofErr w:type="spellStart"/>
+      <w:r>
+        <w:t>al</w:t>
+      </w:r>
+      <w:proofErr w:type="spellEnd"/>
+      <w:r>
+        <w:t xml:space="preserve">., 2009] </w:t>
+      </w:r>
+      <w:r>
+        <w:t xml:space="preserve">(igazából meg tudnánk határozni az összes műveletet gépet és anyagot, de nem biztos hogy </w:t>
+      </w:r>
+      <w:r>
+        <w:t>lenne értelme mert ugyanúgy</w:t>
+      </w:r>
+      <w:bookmarkStart w:id="0" w:name="_GoBack"/>
+      <w:bookmarkEnd w:id="0"/>
+      <w:r>
+        <w:t xml:space="preserve"> ahogy</w:t>
+      </w:r>
+      <w:r>
+        <w:t xml:space="preserve"> az </w:t>
+      </w:r>
+      <w:proofErr w:type="spellStart"/>
+      <w:r>
+        <w:t>IR-nél</w:t>
+      </w:r>
+      <w:proofErr w:type="spellEnd"/>
+      <w:r>
+        <w:t xml:space="preserve"> is nagyon torzítaná.) </w:t>
+      </w:r>
+      <w:r>
+        <w:t xml:space="preserve"> Helyette </w:t>
+      </w:r>
+      <w:r>
+        <w:t xml:space="preserve">a </w:t>
+      </w:r>
+      <w:proofErr w:type="spellStart"/>
+      <w:r>
+        <w:lastRenderedPageBreak/>
+        <w:t>Jaccard-indexet</w:t>
+      </w:r>
+      <w:proofErr w:type="spellEnd"/>
+      <w:r>
+        <w:t xml:space="preserve"> használom. Ez tulajdonképpen a mindkét receptben szereplő objektumok számának és legalább az egyik ha</w:t>
+      </w:r>
+      <w:r>
+        <w:t>lma</w:t>
+      </w:r>
+      <w:r>
+        <w:t>zban szereplő objektumok számának hányada.</w:t>
+      </w:r>
+    </w:p>
+    <w:p>
+      <w:proofErr w:type="spellStart"/>
+      <w:r>
+        <w:t>Jaccard-index</w:t>
+      </w:r>
+      <w:proofErr w:type="spellEnd"/>
+      <w:r>
+        <w:t xml:space="preserve">  = </w:t>
+      </w:r>
+      <w:r>
+        <w:t>TP</w:t>
+      </w:r>
+      <w:r>
+        <w:t xml:space="preserve"> / </w:t>
+      </w:r>
+      <w:r>
+        <w:t>TP+FP+FN</w:t>
+      </w:r>
+      <w:r>
+        <w:t xml:space="preserve"> = R </w:t>
+      </w:r>
+      <w:r>
+        <w:t>∩</w:t>
+      </w:r>
+      <w:r>
+        <w:t xml:space="preserve"> G / R </w:t>
+      </w:r>
+      <w:r>
+        <w:rPr>
+          <w:rFonts w:ascii="Cambria Math" w:hAnsi="Cambria Math" w:cs="Cambria Math"/>
+        </w:rPr>
+        <w:t>∪</w:t>
+      </w:r>
+      <w:r>
+        <w:t xml:space="preserve"> G</w:t>
+      </w:r>
+    </w:p>
+    <w:p>
+      <w:r>
+        <w:t xml:space="preserve">A </w:t>
+      </w:r>
+      <w:proofErr w:type="spellStart"/>
+      <w:r>
+        <w:t>Jaccard-index</w:t>
+      </w:r>
+      <w:proofErr w:type="spellEnd"/>
+      <w:r>
+        <w:t xml:space="preserve"> szorosan kapcsolódik az F1 mértékhez:</w:t>
+      </w:r>
+    </w:p>
+    <w:p>
+      <w:proofErr w:type="spellStart"/>
+      <w:r>
+        <w:t>Jaccard</w:t>
+      </w:r>
+      <w:proofErr w:type="spellEnd"/>
+      <w:r>
+        <w:t xml:space="preserve"> = F1 / (2-F1)</w:t>
+      </w:r>
+    </w:p>
+    <w:p/>
+    <w:p>
+      <w:pPr>
+        <w:pStyle w:val="Cmsor2"/>
+      </w:pPr>
+      <w:r>
+        <w:t>Metrikák</w:t>
+      </w:r>
+      <w:r>
+        <w:t xml:space="preserve"> </w:t>
+      </w:r>
+      <w:r>
+        <w:t xml:space="preserve">mennyiségi </w:t>
+      </w:r>
+      <w:r>
+        <w:t>attribútumokra</w:t>
+      </w:r>
+    </w:p>
+    <w:p>
+      <w:r>
+        <w:t>Átlag abszolút hiba</w:t>
+      </w:r>
+      <w:r>
+        <w:t xml:space="preserve"> (MAE)</w:t>
+      </w:r>
+      <w:r>
+        <w:t xml:space="preserve"> </w:t>
+      </w:r>
+      <w:proofErr w:type="spellStart"/>
+      <w:r>
+        <w:t>Mean</w:t>
+      </w:r>
+      <w:proofErr w:type="spellEnd"/>
+      <w:r>
+        <w:t xml:space="preserve"> </w:t>
+      </w:r>
+      <w:proofErr w:type="spellStart"/>
+      <w:r>
+        <w:t>Absolute</w:t>
+      </w:r>
+      <w:proofErr w:type="spellEnd"/>
+      <w:r>
+        <w:t xml:space="preserve"> </w:t>
+      </w:r>
+      <w:proofErr w:type="spellStart"/>
+      <w:r>
+        <w:t>Error</w:t>
+      </w:r>
+      <w:proofErr w:type="spellEnd"/>
+      <w:r>
+        <w:t>:</w:t>
+      </w:r>
+    </w:p>
+    <w:p>
+      <w:r>
+        <w:t>MAE = 1/</w:t>
+      </w:r>
+      <w:r>
+        <w:rPr>
+          <w:rFonts w:ascii="Cambria Math" w:hAnsi="Cambria Math" w:cs="Cambria Math"/>
+        </w:rPr>
+        <w:t>𝑁</w:t>
+      </w:r>
+      <w:r>
+        <w:t xml:space="preserve"> </w:t>
+      </w:r>
+      <w:r>
+        <w:rPr>
+          <w:rFonts w:ascii="Cambria Math" w:hAnsi="Cambria Math" w:cs="Cambria Math"/>
+        </w:rPr>
+        <w:t>𝑁</w:t>
+      </w:r>
+      <w:r>
+        <w:t xml:space="preserve"> ∑ </w:t>
+      </w:r>
+      <w:r>
+        <w:rPr>
+          <w:rFonts w:ascii="Cambria Math" w:hAnsi="Cambria Math" w:cs="Cambria Math"/>
+        </w:rPr>
+        <w:t>𝑛</w:t>
+      </w:r>
+      <w:r>
+        <w:t>=1 |</w:t>
+      </w:r>
+      <w:r>
+        <w:rPr>
+          <w:rFonts w:ascii="Cambria Math" w:hAnsi="Cambria Math" w:cs="Cambria Math"/>
+        </w:rPr>
+        <w:t>𝑦𝑛</w:t>
+      </w:r>
+      <w:r>
+        <w:t xml:space="preserve"> − ̂</w:t>
+      </w:r>
+      <w:r>
+        <w:rPr>
+          <w:rFonts w:ascii="Cambria Math" w:hAnsi="Cambria Math" w:cs="Cambria Math"/>
+        </w:rPr>
+        <w:t>𝑦𝑛</w:t>
+      </w:r>
+      <w:r>
+        <w:t>|</w:t>
+      </w:r>
+    </w:p>
+    <w:p/>
+    <w:p>
+      <w:proofErr w:type="spellStart"/>
+      <w:r>
+        <w:t>Mean</w:t>
+      </w:r>
+      <w:proofErr w:type="spellEnd"/>
+      <w:r>
+        <w:t xml:space="preserve"> </w:t>
+      </w:r>
+      <w:proofErr w:type="spellStart"/>
+      <w:r>
+        <w:t>squared</w:t>
+      </w:r>
+      <w:proofErr w:type="spellEnd"/>
+      <w:r>
+        <w:t xml:space="preserve"> </w:t>
+      </w:r>
+      <w:proofErr w:type="spellStart"/>
+      <w:r>
+        <w:t>error</w:t>
+      </w:r>
+      <w:proofErr w:type="spellEnd"/>
+      <w:r>
+        <w:t xml:space="preserve"> (MSE)</w:t>
+      </w:r>
+    </w:p>
+    <w:p>
+      <w:pPr>
+        <w:pStyle w:val="Cmsor2"/>
+      </w:pPr>
+      <w:r>
+        <w:t>Metrikák</w:t>
+      </w:r>
+      <w:r>
+        <w:t xml:space="preserve"> a műveletsorrendre</w:t>
+      </w:r>
+    </w:p>
+    <w:p/>
+    <w:p>
+      <w:pPr>
+        <w:pStyle w:val="Cmsor2"/>
+      </w:pPr>
+      <w:r>
+        <w:t>M</w:t>
+      </w:r>
+      <w:r>
+        <w:t>űvelet</w:t>
+      </w:r>
+      <w:r>
+        <w:t xml:space="preserve"> szinten</w:t>
+      </w:r>
+    </w:p>
+    <w:p>
+      <w:r>
+        <w:t>Az algoritmusok k</w:t>
+      </w:r>
+    </w:p>
+    <w:p>
+      <w:pPr>
+        <w:pStyle w:val="Cmsor3"/>
+      </w:pPr>
+      <w:r>
+        <w:t>Műveletek halmaza</w:t>
+      </w:r>
+    </w:p>
+    <w:p>
+      <w:pPr>
+        <w:pStyle w:val="Listaszerbekezds"/>
+        <w:numPr>
+          <w:ilvl w:val="0"/>
+          <w:numId w:val="4"/>
+        </w:numPr>
+      </w:pPr>
+      <w:proofErr w:type="spellStart"/>
+      <w:r>
+        <w:t>TP</w:t>
+      </w:r>
+      <w:r>
+        <w:rPr>
+          <w:vertAlign w:val="subscript"/>
+        </w:rPr>
+        <w:t>o</w:t>
+      </w:r>
+      <w:proofErr w:type="spellEnd"/>
+      <w:r>
+        <w:t xml:space="preserve"> (</w:t>
+      </w:r>
+      <w:proofErr w:type="spellStart"/>
+      <w:r>
+        <w:t>true</w:t>
+      </w:r>
+      <w:proofErr w:type="spellEnd"/>
+      <w:r>
+        <w:t xml:space="preserve"> </w:t>
+      </w:r>
+      <w:proofErr w:type="spellStart"/>
+      <w:r>
+        <w:t>positives</w:t>
+      </w:r>
+      <w:proofErr w:type="spellEnd"/>
+      <w:r>
+        <w:t>): a helyesen megtalált művelet száma</w:t>
+      </w:r>
+    </w:p>
+    <w:p>
+      <w:pPr>
+        <w:pStyle w:val="Listaszerbekezds"/>
+        <w:numPr>
+          <w:ilvl w:val="0"/>
+          <w:numId w:val="4"/>
+        </w:numPr>
+      </w:pPr>
+      <w:proofErr w:type="spellStart"/>
+      <w:r>
+        <w:t>TN</w:t>
+      </w:r>
+      <w:r>
+        <w:rPr>
+          <w:vertAlign w:val="subscript"/>
+        </w:rPr>
+        <w:t>o</w:t>
+      </w:r>
+      <w:proofErr w:type="spellEnd"/>
+      <w:r>
+        <w:t xml:space="preserve"> (</w:t>
+      </w:r>
+      <w:proofErr w:type="spellStart"/>
+      <w:r>
+        <w:t>true</w:t>
+      </w:r>
+      <w:proofErr w:type="spellEnd"/>
+      <w:r>
+        <w:t xml:space="preserve"> </w:t>
+      </w:r>
+      <w:proofErr w:type="spellStart"/>
+      <w:r>
+        <w:t>negatives</w:t>
+      </w:r>
+      <w:proofErr w:type="spellEnd"/>
+      <w:r>
+        <w:t xml:space="preserve">): a helyesen kihagyott </w:t>
+      </w:r>
+      <w:r>
+        <w:t>műveletek</w:t>
+      </w:r>
+      <w:r>
+        <w:t xml:space="preserve"> száma</w:t>
+      </w:r>
+    </w:p>
+    <w:p>
+      <w:pPr>
+        <w:pStyle w:val="Listaszerbekezds"/>
+        <w:numPr>
+          <w:ilvl w:val="0"/>
+          <w:numId w:val="4"/>
+        </w:numPr>
+      </w:pPr>
+      <w:proofErr w:type="spellStart"/>
+      <w:r>
+        <w:t>FP</w:t>
+      </w:r>
+      <w:r>
+        <w:rPr>
+          <w:vertAlign w:val="subscript"/>
+        </w:rPr>
+        <w:t>o</w:t>
+      </w:r>
+      <w:proofErr w:type="spellEnd"/>
+      <w:r>
+        <w:t xml:space="preserve"> (</w:t>
+      </w:r>
+      <w:proofErr w:type="spellStart"/>
+      <w:r>
+        <w:t>false</w:t>
+      </w:r>
+      <w:proofErr w:type="spellEnd"/>
+      <w:r>
+        <w:t xml:space="preserve"> </w:t>
+      </w:r>
+      <w:proofErr w:type="spellStart"/>
+      <w:r>
+        <w:t>positives</w:t>
+      </w:r>
+      <w:proofErr w:type="spellEnd"/>
+      <w:r>
+        <w:t xml:space="preserve">): a </w:t>
+      </w:r>
+      <w:r>
+        <w:t>tévesen</w:t>
+      </w:r>
+      <w:r>
+        <w:t xml:space="preserve"> megtalált </w:t>
+      </w:r>
+      <w:r>
+        <w:t>műveletek</w:t>
+      </w:r>
+      <w:r>
+        <w:t xml:space="preserve"> száma</w:t>
+      </w:r>
+    </w:p>
+    <w:p>
+      <w:pPr>
+        <w:pStyle w:val="Listaszerbekezds"/>
+        <w:numPr>
+          <w:ilvl w:val="0"/>
+          <w:numId w:val="4"/>
+        </w:numPr>
+      </w:pPr>
+      <w:proofErr w:type="spellStart"/>
+      <w:r>
+        <w:t>FN</w:t>
+      </w:r>
+      <w:r>
+        <w:rPr>
+          <w:vertAlign w:val="subscript"/>
+        </w:rPr>
+        <w:t>o</w:t>
+      </w:r>
+      <w:proofErr w:type="spellEnd"/>
+      <w:r>
+        <w:t xml:space="preserve"> (</w:t>
+      </w:r>
+      <w:proofErr w:type="spellStart"/>
+      <w:r>
+        <w:t>false</w:t>
+      </w:r>
+      <w:proofErr w:type="spellEnd"/>
+      <w:r>
+        <w:t xml:space="preserve"> </w:t>
+      </w:r>
+      <w:proofErr w:type="spellStart"/>
+      <w:r>
+        <w:t>negatives</w:t>
+      </w:r>
+      <w:proofErr w:type="spellEnd"/>
+      <w:r>
+        <w:t xml:space="preserve">): a </w:t>
+      </w:r>
+      <w:r>
+        <w:t>tévesen</w:t>
+      </w:r>
+      <w:r>
+        <w:t xml:space="preserve"> kihagyott </w:t>
+      </w:r>
+      <w:r>
+        <w:t>műveletek</w:t>
+      </w:r>
+      <w:r>
+        <w:t xml:space="preserve"> száma</w:t>
+      </w:r>
+    </w:p>
+    <w:p/>
+    <w:p>
+      <w:pPr>
+        <w:pStyle w:val="Listaszerbekezds"/>
+        <w:numPr>
+          <w:ilvl w:val="0"/>
+          <w:numId w:val="2"/>
+        </w:numPr>
+      </w:pPr>
+      <w:r>
+        <w:t xml:space="preserve">Művelet </w:t>
+      </w:r>
+      <w:proofErr w:type="spellStart"/>
+      <w:r>
+        <w:t>p</w:t>
+      </w:r>
+      <w:r>
+        <w:t>recision</w:t>
+      </w:r>
+      <w:proofErr w:type="spellEnd"/>
+    </w:p>
+    <w:p>
+      <w:pPr>
+        <w:pStyle w:val="Listaszerbekezds"/>
+        <w:numPr>
+          <w:ilvl w:val="0"/>
+          <w:numId w:val="2"/>
+        </w:numPr>
+      </w:pPr>
+      <w:r>
+        <w:t xml:space="preserve">Művelet </w:t>
+      </w:r>
+      <w:proofErr w:type="spellStart"/>
+      <w:r>
+        <w:t>r</w:t>
+      </w:r>
+      <w:r>
+        <w:t>ecall</w:t>
+      </w:r>
+      <w:proofErr w:type="spellEnd"/>
+    </w:p>
+    <w:p>
+      <w:pPr>
+        <w:pStyle w:val="Listaszerbekezds"/>
+        <w:numPr>
+          <w:ilvl w:val="0"/>
+          <w:numId w:val="2"/>
+        </w:numPr>
+      </w:pPr>
+      <w:r>
+        <w:t>Művelet F</w:t>
+      </w:r>
       <w:r>
         <w:t>1</w:t>
       </w:r>
-      <w:r>
-        <w:t xml:space="preserve"> oldal</w:t>
-      </w:r>
+    </w:p>
+    <w:p>
+      <w:pPr>
+        <w:pStyle w:val="Listaszerbekezds"/>
+        <w:numPr>
+          <w:ilvl w:val="0"/>
+          <w:numId w:val="2"/>
+        </w:numPr>
+      </w:pPr>
+      <w:r>
+        <w:t xml:space="preserve">Művelet </w:t>
+      </w:r>
+      <w:proofErr w:type="spellStart"/>
+      <w:r>
+        <w:t>Jaccard</w:t>
+      </w:r>
+      <w:proofErr w:type="spellEnd"/>
+    </w:p>
+    <w:p>
+      <w:pPr>
+        <w:pStyle w:val="Cmsor3"/>
+      </w:pPr>
+      <w:r>
+        <w:t>Műveletsorrend</w:t>
+      </w:r>
+    </w:p>
+    <w:p>
+      <w:proofErr w:type="spellStart"/>
+      <w:r>
+        <w:t>Graph</w:t>
+      </w:r>
+      <w:proofErr w:type="spellEnd"/>
+      <w:r>
+        <w:t xml:space="preserve"> </w:t>
+      </w:r>
+      <w:proofErr w:type="spellStart"/>
+      <w:r>
+        <w:t>edit</w:t>
+      </w:r>
+      <w:proofErr w:type="spellEnd"/>
+      <w:r>
+        <w:t xml:space="preserve"> </w:t>
+      </w:r>
+      <w:proofErr w:type="spellStart"/>
+      <w:r>
+        <w:t>distance</w:t>
+      </w:r>
+      <w:proofErr w:type="spellEnd"/>
+      <w:r>
+        <w:t xml:space="preserve">, </w:t>
+      </w:r>
+      <w:proofErr w:type="spellStart"/>
+      <w:r>
+        <w:t>Kendall</w:t>
+      </w:r>
+      <w:proofErr w:type="spellEnd"/>
+      <w:r>
+        <w:t xml:space="preserve"> </w:t>
+      </w:r>
+      <w:proofErr w:type="spellStart"/>
+      <w:r>
+        <w:t>Tau</w:t>
+      </w:r>
+      <w:proofErr w:type="spellEnd"/>
+      <w:r>
+        <w:t xml:space="preserve">, </w:t>
+      </w:r>
+      <w:proofErr w:type="spellStart"/>
+      <w:r>
+        <w:t>Levenshtein-távolság</w:t>
+      </w:r>
+      <w:proofErr w:type="spellEnd"/>
+    </w:p>
+    <w:p>
+      <w:proofErr w:type="spellStart"/>
+      <w:r>
+        <w:t>Replay</w:t>
+      </w:r>
+      <w:proofErr w:type="spellEnd"/>
+      <w:r>
+        <w:t xml:space="preserve">, </w:t>
+      </w:r>
+      <w:proofErr w:type="spellStart"/>
+      <w:r>
+        <w:t>fitness</w:t>
+      </w:r>
+      <w:proofErr w:type="spellEnd"/>
+      <w:r>
+        <w:t xml:space="preserve">, </w:t>
+      </w:r>
+      <w:proofErr w:type="spellStart"/>
+      <w:r>
+        <w:t>precision</w:t>
+      </w:r>
+      <w:proofErr w:type="spellEnd"/>
+      <w:r>
+        <w:t>, F1</w:t>
+      </w:r>
+    </w:p>
+    <w:p>
+      <w:pPr>
+        <w:pStyle w:val="Cmsor2"/>
+      </w:pPr>
+      <w:r>
+        <w:t>Anyagigény szinten</w:t>
+      </w:r>
+    </w:p>
+    <w:p>
+      <w:pPr>
+        <w:pStyle w:val="Cmsor3"/>
+      </w:pPr>
+      <w:r>
+        <w:t>Anyagok halmaza</w:t>
+      </w:r>
+    </w:p>
+    <w:p>
+      <w:r>
+        <w:t xml:space="preserve">A generált és a referencia anyagigények összehasonlítását egy adott cikken belül (művelet, anyagigény) páronként végeztem el. </w:t>
+      </w:r>
+    </w:p>
+    <w:p>
+      <w:pPr>
+        <w:pStyle w:val="Cmsor3"/>
+      </w:pPr>
+      <w:r>
+        <w:t>Anyagmennyiség</w:t>
+      </w:r>
+    </w:p>
+    <w:p>
+      <w:pPr>
+        <w:pStyle w:val="Listaszerbekezds"/>
+        <w:numPr>
+          <w:ilvl w:val="0"/>
+          <w:numId w:val="3"/>
+        </w:numPr>
+      </w:pPr>
+      <w:r>
+        <w:t>MAE MAPE</w:t>
+      </w:r>
+      <w:r>
+        <w:t xml:space="preserve"> </w:t>
+      </w:r>
+    </w:p>
+    <w:p>
+      <w:r>
+        <w:t xml:space="preserve">Kizárólag azokra a (művelet, anyagigény) párokra számítjuk, ahol a mind a generált, mind a referencia receptben </w:t>
+      </w:r>
+      <w:r>
+        <w:t>szerepel az anyagigény a műveletben</w:t>
+      </w:r>
+      <w:r>
+        <w:t>.</w:t>
+      </w:r>
+    </w:p>
+    <w:p>
+      <w:pPr>
+        <w:pStyle w:val="Cmsor2"/>
+      </w:pPr>
+      <w:r>
+        <w:lastRenderedPageBreak/>
+        <w:t>Gépigény szinten</w:t>
+      </w:r>
+    </w:p>
+    <w:p>
+      <w:r>
+        <w:t xml:space="preserve">Hasonlóan az anyagigények halmazához, a gépigényeket is (művelet, gépigény) páronként hasonlítottam össze. </w:t>
+      </w:r>
+    </w:p>
+    <w:p>
+      <w:pPr>
+        <w:pStyle w:val="Cmsor3"/>
+      </w:pPr>
+      <w:r>
+        <w:t>Gépek halmaza</w:t>
+      </w:r>
+    </w:p>
+    <w:p>
+      <w:pPr>
+        <w:pStyle w:val="Cmsor3"/>
+      </w:pPr>
+      <w:r>
+        <w:t>Ciklusidő</w:t>
+      </w:r>
+    </w:p>
+    <w:p>
+      <w:r>
+        <w:t>MAE</w:t>
+      </w:r>
+    </w:p>
+    <w:p>
+      <w:pPr>
+        <w:pStyle w:val="Cmsor2"/>
+      </w:pPr>
+      <w:r>
+        <w:t>Teljes recept</w:t>
+      </w:r>
+    </w:p>
+    <w:p>
+      <w:proofErr w:type="spellStart"/>
+      <w:r>
+        <w:t>mikroátlag</w:t>
+      </w:r>
+      <w:proofErr w:type="spellEnd"/>
+      <w:r>
+        <w:t xml:space="preserve"> és </w:t>
+      </w:r>
+      <w:proofErr w:type="spellStart"/>
+      <w:r>
+        <w:t>makroátlag</w:t>
+      </w:r>
+      <w:proofErr w:type="spellEnd"/>
+    </w:p>
+    <w:p>
+      <w:r>
+        <w:t>Az egyes komponensek összeh</w:t>
+      </w:r>
+      <w:r>
+        <w:t>asonlítása</w:t>
+      </w:r>
+      <w:r>
+        <w:t xml:space="preserve"> után</w:t>
+      </w:r>
+    </w:p>
+    <w:p>
+      <w:pPr>
+        <w:pStyle w:val="Cmsor2"/>
+      </w:pPr>
+      <w:r>
+        <w:t>Hatékonyság</w:t>
+      </w:r>
+    </w:p>
+    <w:p>
+      <w:r>
+        <w:t>futási idő, memóriaigény, skálázódás az adatok mennyiségével</w:t>
+      </w:r>
+    </w:p>
+    <w:p>
+      <w:pPr>
+        <w:rPr>
+          <w:color w:val="538135" w:themeColor="accent6" w:themeShade="BF"/>
+        </w:rPr>
+      </w:pPr>
+      <w:r>
+        <w:rPr>
+          <w:color w:val="538135" w:themeColor="accent6" w:themeShade="BF"/>
+        </w:rPr>
+        <w:t>irodalom:</w:t>
+      </w:r>
+    </w:p>
+    <w:p>
+      <w:pPr>
+        <w:rPr>
+          <w:color w:val="538135" w:themeColor="accent6" w:themeShade="BF"/>
+        </w:rPr>
+      </w:pPr>
+      <w:proofErr w:type="spellStart"/>
+      <w:r>
+        <w:rPr>
+          <w:color w:val="538135" w:themeColor="accent6" w:themeShade="BF"/>
+        </w:rPr>
+        <w:t>Introduction</w:t>
+      </w:r>
+      <w:proofErr w:type="spellEnd"/>
+      <w:r>
+        <w:rPr>
+          <w:color w:val="538135" w:themeColor="accent6" w:themeShade="BF"/>
+        </w:rPr>
+        <w:t xml:space="preserve"> </w:t>
+      </w:r>
+      <w:proofErr w:type="spellStart"/>
+      <w:r>
+        <w:rPr>
+          <w:color w:val="538135" w:themeColor="accent6" w:themeShade="BF"/>
+        </w:rPr>
+        <w:t>to</w:t>
+      </w:r>
+      <w:proofErr w:type="spellEnd"/>
+      <w:r>
+        <w:rPr>
+          <w:color w:val="538135" w:themeColor="accent6" w:themeShade="BF"/>
+        </w:rPr>
+        <w:t xml:space="preserve"> </w:t>
+      </w:r>
+      <w:proofErr w:type="spellStart"/>
+      <w:r>
+        <w:rPr>
+          <w:color w:val="538135" w:themeColor="accent6" w:themeShade="BF"/>
+        </w:rPr>
+        <w:t>Information</w:t>
+      </w:r>
+      <w:proofErr w:type="spellEnd"/>
+      <w:r>
+        <w:rPr>
+          <w:color w:val="538135" w:themeColor="accent6" w:themeShade="BF"/>
+        </w:rPr>
+        <w:t xml:space="preserve"> </w:t>
+      </w:r>
+      <w:proofErr w:type="spellStart"/>
+      <w:r>
+        <w:rPr>
+          <w:color w:val="538135" w:themeColor="accent6" w:themeShade="BF"/>
+        </w:rPr>
+        <w:t>Retrieval</w:t>
+      </w:r>
+      <w:proofErr w:type="spellEnd"/>
+      <w:r>
+        <w:rPr>
+          <w:color w:val="538135" w:themeColor="accent6" w:themeShade="BF"/>
+        </w:rPr>
+        <w:t>, Cambridge University Press. 2008.</w:t>
+      </w:r>
+    </w:p>
+    <w:p>
+      <w:pPr>
+        <w:rPr>
+          <w:color w:val="538135" w:themeColor="accent6" w:themeShade="BF"/>
+        </w:rPr>
+      </w:pPr>
+    </w:p>
+    <w:p>
+      <w:pPr>
+        <w:rPr>
+          <w:color w:val="538135" w:themeColor="accent6" w:themeShade="BF"/>
+        </w:rPr>
+      </w:pPr>
+      <w:r>
+        <w:rPr>
+          <w:color w:val="538135" w:themeColor="accent6" w:themeShade="BF"/>
+        </w:rPr>
+        <w:t xml:space="preserve">A Robust </w:t>
+      </w:r>
+      <w:proofErr w:type="spellStart"/>
+      <w:r>
+        <w:rPr>
+          <w:color w:val="538135" w:themeColor="accent6" w:themeShade="BF"/>
+        </w:rPr>
+        <w:t>F-measure</w:t>
+      </w:r>
+      <w:proofErr w:type="spellEnd"/>
+      <w:r>
+        <w:rPr>
+          <w:color w:val="538135" w:themeColor="accent6" w:themeShade="BF"/>
+        </w:rPr>
+        <w:t xml:space="preserve"> </w:t>
+      </w:r>
+      <w:proofErr w:type="spellStart"/>
+      <w:r>
+        <w:rPr>
+          <w:color w:val="538135" w:themeColor="accent6" w:themeShade="BF"/>
+        </w:rPr>
+        <w:t>for</w:t>
+      </w:r>
+      <w:proofErr w:type="spellEnd"/>
+      <w:r>
+        <w:rPr>
+          <w:color w:val="538135" w:themeColor="accent6" w:themeShade="BF"/>
+        </w:rPr>
+        <w:t xml:space="preserve"> </w:t>
+      </w:r>
+      <w:proofErr w:type="spellStart"/>
+      <w:r>
+        <w:rPr>
+          <w:color w:val="538135" w:themeColor="accent6" w:themeShade="BF"/>
+        </w:rPr>
+        <w:t>Evaluating</w:t>
+      </w:r>
+      <w:proofErr w:type="spellEnd"/>
+      <w:r>
+        <w:rPr>
+          <w:color w:val="538135" w:themeColor="accent6" w:themeShade="BF"/>
+        </w:rPr>
+        <w:t xml:space="preserve"> </w:t>
+      </w:r>
+      <w:proofErr w:type="spellStart"/>
+      <w:r>
+        <w:rPr>
+          <w:color w:val="538135" w:themeColor="accent6" w:themeShade="BF"/>
+        </w:rPr>
+        <w:t>Discovered</w:t>
+      </w:r>
+      <w:proofErr w:type="spellEnd"/>
+      <w:r>
+        <w:rPr>
+          <w:color w:val="538135" w:themeColor="accent6" w:themeShade="BF"/>
+        </w:rPr>
+        <w:t xml:space="preserve"> </w:t>
+      </w:r>
+      <w:proofErr w:type="spellStart"/>
+      <w:r>
+        <w:rPr>
+          <w:color w:val="538135" w:themeColor="accent6" w:themeShade="BF"/>
+        </w:rPr>
+        <w:t>Process</w:t>
+      </w:r>
+      <w:proofErr w:type="spellEnd"/>
+      <w:r>
+        <w:rPr>
+          <w:color w:val="538135" w:themeColor="accent6" w:themeShade="BF"/>
+        </w:rPr>
+        <w:t xml:space="preserve"> </w:t>
+      </w:r>
+      <w:proofErr w:type="spellStart"/>
+      <w:r>
+        <w:rPr>
+          <w:color w:val="538135" w:themeColor="accent6" w:themeShade="BF"/>
+        </w:rPr>
+        <w:t>Models</w:t>
+      </w:r>
+      <w:proofErr w:type="spellEnd"/>
+    </w:p>
+    <w:p>
+      <w:r>
+        <w:t xml:space="preserve">Data </w:t>
+      </w:r>
+      <w:proofErr w:type="spellStart"/>
+      <w:r>
+        <w:t>Mining</w:t>
+      </w:r>
+      <w:proofErr w:type="spellEnd"/>
+      <w:r>
+        <w:t xml:space="preserve">: </w:t>
+      </w:r>
+      <w:proofErr w:type="spellStart"/>
+      <w:r>
+        <w:t>Accuracy</w:t>
+      </w:r>
+      <w:proofErr w:type="spellEnd"/>
+      <w:r>
+        <w:t xml:space="preserve"> and </w:t>
+      </w:r>
+      <w:proofErr w:type="spellStart"/>
+      <w:r>
+        <w:t>Error</w:t>
+      </w:r>
+      <w:proofErr w:type="spellEnd"/>
+      <w:r>
+        <w:t xml:space="preserve"> </w:t>
+      </w:r>
+      <w:proofErr w:type="spellStart"/>
+      <w:r>
+        <w:t>Measures</w:t>
+      </w:r>
+      <w:proofErr w:type="spellEnd"/>
+      <w:r>
+        <w:t xml:space="preserve"> </w:t>
+      </w:r>
+      <w:proofErr w:type="spellStart"/>
+      <w:r>
+        <w:t>for</w:t>
+      </w:r>
+      <w:proofErr w:type="spellEnd"/>
+      <w:r>
+        <w:t xml:space="preserve"> </w:t>
+      </w:r>
+      <w:proofErr w:type="spellStart"/>
+      <w:r>
+        <w:t>Classi</w:t>
+      </w:r>
+      <w:proofErr w:type="spellEnd"/>
+      <w:r>
+        <w:t></w:t>
+      </w:r>
+      <w:proofErr w:type="spellStart"/>
+      <w:r>
+        <w:t>cation</w:t>
+      </w:r>
+      <w:proofErr w:type="spellEnd"/>
+      <w:r>
+        <w:t xml:space="preserve"> and </w:t>
+      </w:r>
+      <w:proofErr w:type="spellStart"/>
+      <w:r>
+        <w:t>Prediction</w:t>
+      </w:r>
+      <w:proofErr w:type="spellEnd"/>
+    </w:p>
+    <w:p>
+      <w:pPr>
+        <w:rPr>
+          <w:color w:val="538135" w:themeColor="accent6" w:themeShade="BF"/>
+        </w:rPr>
+      </w:pPr>
+      <w:r>
+        <w:t xml:space="preserve">A </w:t>
+      </w:r>
+      <w:proofErr w:type="spellStart"/>
+      <w:r>
+        <w:t>systematic</w:t>
+      </w:r>
+      <w:proofErr w:type="spellEnd"/>
+      <w:r>
+        <w:t xml:space="preserve"> </w:t>
+      </w:r>
+      <w:proofErr w:type="spellStart"/>
+      <w:r>
+        <w:t>analysis</w:t>
+      </w:r>
+      <w:proofErr w:type="spellEnd"/>
+      <w:r>
+        <w:t xml:space="preserve"> of performance </w:t>
+      </w:r>
+      <w:proofErr w:type="spellStart"/>
+      <w:r>
+        <w:t>measures</w:t>
+      </w:r>
+      <w:proofErr w:type="spellEnd"/>
+      <w:r>
+        <w:t xml:space="preserve"> </w:t>
+      </w:r>
+      <w:proofErr w:type="spellStart"/>
+      <w:r>
+        <w:t>for</w:t>
+      </w:r>
+      <w:proofErr w:type="spellEnd"/>
+      <w:r>
+        <w:t xml:space="preserve"> </w:t>
+      </w:r>
+      <w:proofErr w:type="spellStart"/>
+      <w:r>
+        <w:t>classification</w:t>
+      </w:r>
+      <w:proofErr w:type="spellEnd"/>
+      <w:r>
+        <w:t xml:space="preserve"> </w:t>
+      </w:r>
+      <w:proofErr w:type="spellStart"/>
+      <w:r>
+        <w:t>tasks</w:t>
+      </w:r>
+      <w:proofErr w:type="spellEnd"/>
     </w:p>
     <w:p>
       <w:pPr>
@@ -1958,12 +4633,27 @@
       </w:pPr>
       <w:r>
         <w:lastRenderedPageBreak/>
-        <w:t>Továbbfejlesztési lehetőségek</w:t>
-      </w:r>
-    </w:p>
-    <w:p>
-      <w:r>
-        <w:t>1 oldal</w:t>
+        <w:t>Eredmények</w:t>
+      </w:r>
+      <w:r>
+        <w:t xml:space="preserve"> (10 oldal)</w:t>
+      </w:r>
+    </w:p>
+    <w:p>
+      <w:r>
+        <w:t>táblázatok, diagramok</w:t>
+      </w:r>
+      <w:r>
+        <w:t xml:space="preserve">, </w:t>
+      </w:r>
+      <w:r>
+        <w:t>algoritmusok előnyei hátrányai</w:t>
+      </w:r>
+      <w:r>
+        <w:t xml:space="preserve">, </w:t>
+      </w:r>
+      <w:r>
+        <w:t>eredmények magyarázata</w:t>
       </w:r>
     </w:p>
     <w:p/>
@@ -1974,20 +4664,147 @@
       </w:pPr>
       <w:r>
         <w:lastRenderedPageBreak/>
+        <w:t>Következtetések és alkalmazási lehetőségek</w:t>
+      </w:r>
+      <w:r>
+        <w:t xml:space="preserve"> (</w:t>
+      </w:r>
+      <w:r>
+        <w:t>2</w:t>
+      </w:r>
+      <w:r>
+        <w:t>-3</w:t>
+      </w:r>
+      <w:r>
+        <w:t xml:space="preserve"> oldal</w:t>
+      </w:r>
+      <w:r>
+        <w:t>)</w:t>
+      </w:r>
+    </w:p>
+    <w:p>
+      <w:r>
+        <w:t xml:space="preserve">Hogyan integráltam a </w:t>
+      </w:r>
+      <w:proofErr w:type="spellStart"/>
+      <w:r>
+        <w:t>dSuite-ba</w:t>
+      </w:r>
+      <w:proofErr w:type="spellEnd"/>
+      <w:r>
+        <w:t>.</w:t>
+      </w:r>
+    </w:p>
+    <w:p>
+      <w:r>
+        <w:t xml:space="preserve">A prototípus létrehozása után a munkámat az ERP rendszerbe integráltam. </w:t>
+      </w:r>
+    </w:p>
+    <w:p>
+      <w:r>
+        <w:t>A felhasználói felüle</w:t>
+      </w:r>
+      <w:r>
+        <w:t xml:space="preserve">tre került egy </w:t>
+      </w:r>
+      <w:proofErr w:type="spellStart"/>
+      <w:r>
+        <w:t>cockpit</w:t>
+      </w:r>
+      <w:proofErr w:type="spellEnd"/>
+      <w:r>
+        <w:t xml:space="preserve"> dialógus, ahol cikkszámra vagy receptre</w:t>
+      </w:r>
+      <w:r>
+        <w:t>, valamint kezdet-és végdátumra lehet szűrni.</w:t>
+      </w:r>
+      <w:r>
+        <w:t xml:space="preserve"> </w:t>
+      </w:r>
+      <w:r>
+        <w:t>Így a</w:t>
+      </w:r>
+      <w:r>
+        <w:t xml:space="preserve"> felhasználó által megadott termék adott id</w:t>
+      </w:r>
+      <w:r>
+        <w:t>őszak alatti gyártási eseményeir</w:t>
+      </w:r>
+      <w:r>
+        <w:t>e fut a</w:t>
+      </w:r>
+      <w:r>
+        <w:t xml:space="preserve">z algoritmus. </w:t>
+      </w:r>
+    </w:p>
+    <w:p/>
+    <w:p>
+      <w:pPr>
+        <w:pStyle w:val="Cmsor1"/>
+        <w:pageBreakBefore/>
+        <w:tabs>
+          <w:tab w:val="left" w:pos="3317"/>
+        </w:tabs>
+      </w:pPr>
+      <w:r>
+        <w:lastRenderedPageBreak/>
+        <w:t>Összefoglalás</w:t>
+      </w:r>
+      <w:r>
+        <w:t xml:space="preserve"> (</w:t>
+      </w:r>
+      <w:r>
+        <w:t>1</w:t>
+      </w:r>
+      <w:r>
+        <w:t xml:space="preserve"> oldal</w:t>
+      </w:r>
+      <w:r>
+        <w:t>)</w:t>
+      </w:r>
+    </w:p>
+    <w:p>
+      <w:pPr>
+        <w:pStyle w:val="Cmsor1"/>
+        <w:pageBreakBefore/>
+      </w:pPr>
+      <w:r>
+        <w:lastRenderedPageBreak/>
+        <w:t>Továbbfejlesztési lehetőségek</w:t>
+      </w:r>
+      <w:r>
+        <w:t xml:space="preserve"> (</w:t>
+      </w:r>
+      <w:r>
+        <w:t>1 oldal</w:t>
+      </w:r>
+      <w:r>
+        <w:t>)</w:t>
+      </w:r>
+    </w:p>
+    <w:p/>
+    <w:p>
+      <w:pPr>
+        <w:pStyle w:val="Cmsor1"/>
+        <w:pageBreakBefore/>
+      </w:pPr>
+      <w:r>
+        <w:lastRenderedPageBreak/>
         <w:t>Irodalomjegyzék</w:t>
       </w:r>
-    </w:p>
-    <w:p/>
-    <w:p>
-      <w:r>
-        <w:t>1-2</w:t>
+      <w:r>
+        <w:t xml:space="preserve"> (</w:t>
+      </w:r>
+      <w:r>
+        <w:t>2</w:t>
       </w:r>
       <w:r>
         <w:t xml:space="preserve"> oldal</w:t>
       </w:r>
-    </w:p>
-    <w:p/>
-    <w:p/>
+      <w:r>
+        <w:t>)</w:t>
+      </w:r>
+    </w:p>
     <w:p/>
     <w:p>
       <w:r>
@@ -2138,8 +4955,472 @@
       </w:pPr>
     </w:lvl>
   </w:abstractNum>
+  <w:abstractNum w:abstractNumId="1">
+    <w:nsid w:val="30474151"/>
+    <w:multiLevelType w:val="hybridMultilevel"/>
+    <w:tmpl w:val="FAA40D78"/>
+    <w:lvl w:ilvl="0" w:tplc="040E0001">
+      <w:start w:val="1"/>
+      <w:numFmt w:val="bullet"/>
+      <w:lvlText w:val=""/>
+      <w:lvlJc w:val="left"/>
+      <w:pPr>
+        <w:ind w:left="720" w:hanging="360"/>
+      </w:pPr>
+      <w:rPr>
+        <w:rFonts w:ascii="Symbol" w:hAnsi="Symbol" w:hint="default"/>
+      </w:rPr>
+    </w:lvl>
+    <w:lvl w:ilvl="1" w:tplc="040E0003" w:tentative="1">
+      <w:start w:val="1"/>
+      <w:numFmt w:val="bullet"/>
+      <w:lvlText w:val="o"/>
+      <w:lvlJc w:val="left"/>
+      <w:pPr>
+        <w:ind w:left="1440" w:hanging="360"/>
+      </w:pPr>
+      <w:rPr>
+        <w:rFonts w:ascii="Courier New" w:hAnsi="Courier New" w:cs="Courier New" w:hint="default"/>
+      </w:rPr>
+    </w:lvl>
+    <w:lvl w:ilvl="2" w:tplc="040E0005" w:tentative="1">
+      <w:start w:val="1"/>
+      <w:numFmt w:val="bullet"/>
+      <w:lvlText w:val=""/>
+      <w:lvlJc w:val="left"/>
+      <w:pPr>
+        <w:ind w:left="2160" w:hanging="360"/>
+      </w:pPr>
+      <w:rPr>
+        <w:rFonts w:ascii="Wingdings" w:hAnsi="Wingdings" w:hint="default"/>
+      </w:rPr>
+    </w:lvl>
+    <w:lvl w:ilvl="3" w:tplc="040E0001" w:tentative="1">
+      <w:start w:val="1"/>
+      <w:numFmt w:val="bullet"/>
+      <w:lvlText w:val=""/>
+      <w:lvlJc w:val="left"/>
+      <w:pPr>
+        <w:ind w:left="2880" w:hanging="360"/>
+      </w:pPr>
+      <w:rPr>
+        <w:rFonts w:ascii="Symbol" w:hAnsi="Symbol" w:hint="default"/>
+      </w:rPr>
+    </w:lvl>
+    <w:lvl w:ilvl="4" w:tplc="040E0003" w:tentative="1">
+      <w:start w:val="1"/>
+      <w:numFmt w:val="bullet"/>
+      <w:lvlText w:val="o"/>
+      <w:lvlJc w:val="left"/>
+      <w:pPr>
+        <w:ind w:left="3600" w:hanging="360"/>
+      </w:pPr>
+      <w:rPr>
+        <w:rFonts w:ascii="Courier New" w:hAnsi="Courier New" w:cs="Courier New" w:hint="default"/>
+      </w:rPr>
+    </w:lvl>
+    <w:lvl w:ilvl="5" w:tplc="040E0005" w:tentative="1">
+      <w:start w:val="1"/>
+      <w:numFmt w:val="bullet"/>
+      <w:lvlText w:val=""/>
+      <w:lvlJc w:val="left"/>
+      <w:pPr>
+        <w:ind w:left="4320" w:hanging="360"/>
+      </w:pPr>
+      <w:rPr>
+        <w:rFonts w:ascii="Wingdings" w:hAnsi="Wingdings" w:hint="default"/>
+      </w:rPr>
+    </w:lvl>
+    <w:lvl w:ilvl="6" w:tplc="040E0001" w:tentative="1">
+      <w:start w:val="1"/>
+      <w:numFmt w:val="bullet"/>
+      <w:lvlText w:val=""/>
+      <w:lvlJc w:val="left"/>
+      <w:pPr>
+        <w:ind w:left="5040" w:hanging="360"/>
+      </w:pPr>
+      <w:rPr>
+        <w:rFonts w:ascii="Symbol" w:hAnsi="Symbol" w:hint="default"/>
+      </w:rPr>
+    </w:lvl>
+    <w:lvl w:ilvl="7" w:tplc="040E0003" w:tentative="1">
+      <w:start w:val="1"/>
+      <w:numFmt w:val="bullet"/>
+      <w:lvlText w:val="o"/>
+      <w:lvlJc w:val="left"/>
+      <w:pPr>
+        <w:ind w:left="5760" w:hanging="360"/>
+      </w:pPr>
+      <w:rPr>
+        <w:rFonts w:ascii="Courier New" w:hAnsi="Courier New" w:cs="Courier New" w:hint="default"/>
+      </w:rPr>
+    </w:lvl>
+    <w:lvl w:ilvl="8" w:tplc="040E0005" w:tentative="1">
+      <w:start w:val="1"/>
+      <w:numFmt w:val="bullet"/>
+      <w:lvlText w:val=""/>
+      <w:lvlJc w:val="left"/>
+      <w:pPr>
+        <w:ind w:left="6480" w:hanging="360"/>
+      </w:pPr>
+      <w:rPr>
+        <w:rFonts w:ascii="Wingdings" w:hAnsi="Wingdings" w:hint="default"/>
+      </w:rPr>
+    </w:lvl>
+  </w:abstractNum>
+  <w:abstractNum w:abstractNumId="2">
+    <w:nsid w:val="3540247C"/>
+    <w:multiLevelType w:val="hybridMultilevel"/>
+    <w:tmpl w:val="CA166A3A"/>
+    <w:lvl w:ilvl="0" w:tplc="040E0001">
+      <w:start w:val="1"/>
+      <w:numFmt w:val="bullet"/>
+      <w:lvlText w:val=""/>
+      <w:lvlJc w:val="left"/>
+      <w:pPr>
+        <w:ind w:left="720" w:hanging="360"/>
+      </w:pPr>
+      <w:rPr>
+        <w:rFonts w:ascii="Symbol" w:hAnsi="Symbol" w:hint="default"/>
+      </w:rPr>
+    </w:lvl>
+    <w:lvl w:ilvl="1" w:tplc="040E0003" w:tentative="1">
+      <w:start w:val="1"/>
+      <w:numFmt w:val="bullet"/>
+      <w:lvlText w:val="o"/>
+      <w:lvlJc w:val="left"/>
+      <w:pPr>
+        <w:ind w:left="1440" w:hanging="360"/>
+      </w:pPr>
+      <w:rPr>
+        <w:rFonts w:ascii="Courier New" w:hAnsi="Courier New" w:cs="Courier New" w:hint="default"/>
+      </w:rPr>
+    </w:lvl>
+    <w:lvl w:ilvl="2" w:tplc="040E0005" w:tentative="1">
+      <w:start w:val="1"/>
+      <w:numFmt w:val="bullet"/>
+      <w:lvlText w:val=""/>
+      <w:lvlJc w:val="left"/>
+      <w:pPr>
+        <w:ind w:left="2160" w:hanging="360"/>
+      </w:pPr>
+      <w:rPr>
+        <w:rFonts w:ascii="Wingdings" w:hAnsi="Wingdings" w:hint="default"/>
+      </w:rPr>
+    </w:lvl>
+    <w:lvl w:ilvl="3" w:tplc="040E0001" w:tentative="1">
+      <w:start w:val="1"/>
+      <w:numFmt w:val="bullet"/>
+      <w:lvlText w:val=""/>
+      <w:lvlJc w:val="left"/>
+      <w:pPr>
+        <w:ind w:left="2880" w:hanging="360"/>
+      </w:pPr>
+      <w:rPr>
+        <w:rFonts w:ascii="Symbol" w:hAnsi="Symbol" w:hint="default"/>
+      </w:rPr>
+    </w:lvl>
+    <w:lvl w:ilvl="4" w:tplc="040E0003" w:tentative="1">
+      <w:start w:val="1"/>
+      <w:numFmt w:val="bullet"/>
+      <w:lvlText w:val="o"/>
+      <w:lvlJc w:val="left"/>
+      <w:pPr>
+        <w:ind w:left="3600" w:hanging="360"/>
+      </w:pPr>
+      <w:rPr>
+        <w:rFonts w:ascii="Courier New" w:hAnsi="Courier New" w:cs="Courier New" w:hint="default"/>
+      </w:rPr>
+    </w:lvl>
+    <w:lvl w:ilvl="5" w:tplc="040E0005" w:tentative="1">
+      <w:start w:val="1"/>
+      <w:numFmt w:val="bullet"/>
+      <w:lvlText w:val=""/>
+      <w:lvlJc w:val="left"/>
+      <w:pPr>
+        <w:ind w:left="4320" w:hanging="360"/>
+      </w:pPr>
+      <w:rPr>
+        <w:rFonts w:ascii="Wingdings" w:hAnsi="Wingdings" w:hint="default"/>
+      </w:rPr>
+    </w:lvl>
+    <w:lvl w:ilvl="6" w:tplc="040E0001" w:tentative="1">
+      <w:start w:val="1"/>
+      <w:numFmt w:val="bullet"/>
+      <w:lvlText w:val=""/>
+      <w:lvlJc w:val="left"/>
+      <w:pPr>
+        <w:ind w:left="5040" w:hanging="360"/>
+      </w:pPr>
+      <w:rPr>
+        <w:rFonts w:ascii="Symbol" w:hAnsi="Symbol" w:hint="default"/>
+      </w:rPr>
+    </w:lvl>
+    <w:lvl w:ilvl="7" w:tplc="040E0003" w:tentative="1">
+      <w:start w:val="1"/>
+      <w:numFmt w:val="bullet"/>
+      <w:lvlText w:val="o"/>
+      <w:lvlJc w:val="left"/>
+      <w:pPr>
+        <w:ind w:left="5760" w:hanging="360"/>
+      </w:pPr>
+      <w:rPr>
+        <w:rFonts w:ascii="Courier New" w:hAnsi="Courier New" w:cs="Courier New" w:hint="default"/>
+      </w:rPr>
+    </w:lvl>
+    <w:lvl w:ilvl="8" w:tplc="040E0005" w:tentative="1">
+      <w:start w:val="1"/>
+      <w:numFmt w:val="bullet"/>
+      <w:lvlText w:val=""/>
+      <w:lvlJc w:val="left"/>
+      <w:pPr>
+        <w:ind w:left="6480" w:hanging="360"/>
+      </w:pPr>
+      <w:rPr>
+        <w:rFonts w:ascii="Wingdings" w:hAnsi="Wingdings" w:hint="default"/>
+      </w:rPr>
+    </w:lvl>
+  </w:abstractNum>
+  <w:abstractNum w:abstractNumId="3">
+    <w:nsid w:val="37A8577F"/>
+    <w:multiLevelType w:val="hybridMultilevel"/>
+    <w:tmpl w:val="CDDE51F6"/>
+    <w:lvl w:ilvl="0" w:tplc="040E0001">
+      <w:start w:val="1"/>
+      <w:numFmt w:val="bullet"/>
+      <w:lvlText w:val=""/>
+      <w:lvlJc w:val="left"/>
+      <w:pPr>
+        <w:ind w:left="1080" w:hanging="360"/>
+      </w:pPr>
+      <w:rPr>
+        <w:rFonts w:ascii="Symbol" w:hAnsi="Symbol" w:hint="default"/>
+      </w:rPr>
+    </w:lvl>
+    <w:lvl w:ilvl="1" w:tplc="040E0003" w:tentative="1">
+      <w:start w:val="1"/>
+      <w:numFmt w:val="bullet"/>
+      <w:lvlText w:val="o"/>
+      <w:lvlJc w:val="left"/>
+      <w:pPr>
+        <w:ind w:left="1800" w:hanging="360"/>
+      </w:pPr>
+      <w:rPr>
+        <w:rFonts w:ascii="Courier New" w:hAnsi="Courier New" w:cs="Courier New" w:hint="default"/>
+      </w:rPr>
+    </w:lvl>
+    <w:lvl w:ilvl="2" w:tplc="040E0005" w:tentative="1">
+      <w:start w:val="1"/>
+      <w:numFmt w:val="bullet"/>
+      <w:lvlText w:val=""/>
+      <w:lvlJc w:val="left"/>
+      <w:pPr>
+        <w:ind w:left="2520" w:hanging="360"/>
+      </w:pPr>
+      <w:rPr>
+        <w:rFonts w:ascii="Wingdings" w:hAnsi="Wingdings" w:hint="default"/>
+      </w:rPr>
+    </w:lvl>
+    <w:lvl w:ilvl="3" w:tplc="040E0001" w:tentative="1">
+      <w:start w:val="1"/>
+      <w:numFmt w:val="bullet"/>
+      <w:lvlText w:val=""/>
+      <w:lvlJc w:val="left"/>
+      <w:pPr>
+        <w:ind w:left="3240" w:hanging="360"/>
+      </w:pPr>
+      <w:rPr>
+        <w:rFonts w:ascii="Symbol" w:hAnsi="Symbol" w:hint="default"/>
+      </w:rPr>
+    </w:lvl>
+    <w:lvl w:ilvl="4" w:tplc="040E0003" w:tentative="1">
+      <w:start w:val="1"/>
+      <w:numFmt w:val="bullet"/>
+      <w:lvlText w:val="o"/>
+      <w:lvlJc w:val="left"/>
+      <w:pPr>
+        <w:ind w:left="3960" w:hanging="360"/>
+      </w:pPr>
+      <w:rPr>
+        <w:rFonts w:ascii="Courier New" w:hAnsi="Courier New" w:cs="Courier New" w:hint="default"/>
+      </w:rPr>
+    </w:lvl>
+    <w:lvl w:ilvl="5" w:tplc="040E0005" w:tentative="1">
+      <w:start w:val="1"/>
+      <w:numFmt w:val="bullet"/>
+      <w:lvlText w:val=""/>
+      <w:lvlJc w:val="left"/>
+      <w:pPr>
+        <w:ind w:left="4680" w:hanging="360"/>
+      </w:pPr>
+      <w:rPr>
+        <w:rFonts w:ascii="Wingdings" w:hAnsi="Wingdings" w:hint="default"/>
+      </w:rPr>
+    </w:lvl>
+    <w:lvl w:ilvl="6" w:tplc="040E0001" w:tentative="1">
+      <w:start w:val="1"/>
+      <w:numFmt w:val="bullet"/>
+      <w:lvlText w:val=""/>
+      <w:lvlJc w:val="left"/>
+      <w:pPr>
+        <w:ind w:left="5400" w:hanging="360"/>
+      </w:pPr>
+      <w:rPr>
+        <w:rFonts w:ascii="Symbol" w:hAnsi="Symbol" w:hint="default"/>
+      </w:rPr>
+    </w:lvl>
+    <w:lvl w:ilvl="7" w:tplc="040E0003" w:tentative="1">
+      <w:start w:val="1"/>
+      <w:numFmt w:val="bullet"/>
+      <w:lvlText w:val="o"/>
+      <w:lvlJc w:val="left"/>
+      <w:pPr>
+        <w:ind w:left="6120" w:hanging="360"/>
+      </w:pPr>
+      <w:rPr>
+        <w:rFonts w:ascii="Courier New" w:hAnsi="Courier New" w:cs="Courier New" w:hint="default"/>
+      </w:rPr>
+    </w:lvl>
+    <w:lvl w:ilvl="8" w:tplc="040E0005" w:tentative="1">
+      <w:start w:val="1"/>
+      <w:numFmt w:val="bullet"/>
+      <w:lvlText w:val=""/>
+      <w:lvlJc w:val="left"/>
+      <w:pPr>
+        <w:ind w:left="6840" w:hanging="360"/>
+      </w:pPr>
+      <w:rPr>
+        <w:rFonts w:ascii="Wingdings" w:hAnsi="Wingdings" w:hint="default"/>
+      </w:rPr>
+    </w:lvl>
+  </w:abstractNum>
+  <w:abstractNum w:abstractNumId="4">
+    <w:nsid w:val="55A448E4"/>
+    <w:multiLevelType w:val="hybridMultilevel"/>
+    <w:tmpl w:val="1682BCD0"/>
+    <w:lvl w:ilvl="0" w:tplc="040E0001">
+      <w:start w:val="1"/>
+      <w:numFmt w:val="bullet"/>
+      <w:lvlText w:val=""/>
+      <w:lvlJc w:val="left"/>
+      <w:pPr>
+        <w:ind w:left="720" w:hanging="360"/>
+      </w:pPr>
+      <w:rPr>
+        <w:rFonts w:ascii="Symbol" w:hAnsi="Symbol" w:hint="default"/>
+      </w:rPr>
+    </w:lvl>
+    <w:lvl w:ilvl="1" w:tplc="040E0003" w:tentative="1">
+      <w:start w:val="1"/>
+      <w:numFmt w:val="bullet"/>
+      <w:lvlText w:val="o"/>
+      <w:lvlJc w:val="left"/>
+      <w:pPr>
+        <w:ind w:left="1440" w:hanging="360"/>
+      </w:pPr>
+      <w:rPr>
+        <w:rFonts w:ascii="Courier New" w:hAnsi="Courier New" w:cs="Courier New" w:hint="default"/>
+      </w:rPr>
+    </w:lvl>
+    <w:lvl w:ilvl="2" w:tplc="040E0005" w:tentative="1">
+      <w:start w:val="1"/>
+      <w:numFmt w:val="bullet"/>
+      <w:lvlText w:val=""/>
+      <w:lvlJc w:val="left"/>
+      <w:pPr>
+        <w:ind w:left="2160" w:hanging="360"/>
+      </w:pPr>
+      <w:rPr>
+        <w:rFonts w:ascii="Wingdings" w:hAnsi="Wingdings" w:hint="default"/>
+      </w:rPr>
+    </w:lvl>
+    <w:lvl w:ilvl="3" w:tplc="040E0001" w:tentative="1">
+      <w:start w:val="1"/>
+      <w:numFmt w:val="bullet"/>
+      <w:lvlText w:val=""/>
+      <w:lvlJc w:val="left"/>
+      <w:pPr>
+        <w:ind w:left="2880" w:hanging="360"/>
+      </w:pPr>
+      <w:rPr>
+        <w:rFonts w:ascii="Symbol" w:hAnsi="Symbol" w:hint="default"/>
+      </w:rPr>
+    </w:lvl>
+    <w:lvl w:ilvl="4" w:tplc="040E0003" w:tentative="1">
+      <w:start w:val="1"/>
+      <w:numFmt w:val="bullet"/>
+      <w:lvlText w:val="o"/>
+      <w:lvlJc w:val="left"/>
+      <w:pPr>
+        <w:ind w:left="3600" w:hanging="360"/>
+      </w:pPr>
+      <w:rPr>
+        <w:rFonts w:ascii="Courier New" w:hAnsi="Courier New" w:cs="Courier New" w:hint="default"/>
+      </w:rPr>
+    </w:lvl>
+    <w:lvl w:ilvl="5" w:tplc="040E0005" w:tentative="1">
+      <w:start w:val="1"/>
+      <w:numFmt w:val="bullet"/>
+      <w:lvlText w:val=""/>
+      <w:lvlJc w:val="left"/>
+      <w:pPr>
+        <w:ind w:left="4320" w:hanging="360"/>
+      </w:pPr>
+      <w:rPr>
+        <w:rFonts w:ascii="Wingdings" w:hAnsi="Wingdings" w:hint="default"/>
+      </w:rPr>
+    </w:lvl>
+    <w:lvl w:ilvl="6" w:tplc="040E0001" w:tentative="1">
+      <w:start w:val="1"/>
+      <w:numFmt w:val="bullet"/>
+      <w:lvlText w:val=""/>
+      <w:lvlJc w:val="left"/>
+      <w:pPr>
+        <w:ind w:left="5040" w:hanging="360"/>
+      </w:pPr>
+      <w:rPr>
+        <w:rFonts w:ascii="Symbol" w:hAnsi="Symbol" w:hint="default"/>
+      </w:rPr>
+    </w:lvl>
+    <w:lvl w:ilvl="7" w:tplc="040E0003" w:tentative="1">
+      <w:start w:val="1"/>
+      <w:numFmt w:val="bullet"/>
+      <w:lvlText w:val="o"/>
+      <w:lvlJc w:val="left"/>
+      <w:pPr>
+        <w:ind w:left="5760" w:hanging="360"/>
+      </w:pPr>
+      <w:rPr>
+        <w:rFonts w:ascii="Courier New" w:hAnsi="Courier New" w:cs="Courier New" w:hint="default"/>
+      </w:rPr>
+    </w:lvl>
+    <w:lvl w:ilvl="8" w:tplc="040E0005" w:tentative="1">
+      <w:start w:val="1"/>
+      <w:numFmt w:val="bullet"/>
+      <w:lvlText w:val=""/>
+      <w:lvlJc w:val="left"/>
+      <w:pPr>
+        <w:ind w:left="6480" w:hanging="360"/>
+      </w:pPr>
+      <w:rPr>
+        <w:rFonts w:ascii="Wingdings" w:hAnsi="Wingdings" w:hint="default"/>
+      </w:rPr>
+    </w:lvl>
+  </w:abstractNum>
   <w:num w:numId="1">
     <w:abstractNumId w:val="0"/>
+  </w:num>
+  <w:num w:numId="2">
+    <w:abstractNumId w:val="2"/>
+  </w:num>
+  <w:num w:numId="3">
+    <w:abstractNumId w:val="4"/>
+  </w:num>
+  <w:num w:numId="4">
+    <w:abstractNumId w:val="1"/>
+  </w:num>
+  <w:num w:numId="5">
+    <w:abstractNumId w:val="3"/>
   </w:num>
 </w:numbering>
 </file>
@@ -2758,6 +6039,60 @@
       <w:spacing w:after="0" w:line="240" w:lineRule="auto"/>
     </w:pPr>
   </w:style>
+  <w:style w:type="table" w:styleId="Rcsostblzat">
+    <w:name w:val="Table Grid"/>
+    <w:basedOn w:val="Normltblzat"/>
+    <w:uiPriority w:val="39"/>
+    <w:rsid w:val="00CA5D13"/>
+    <w:pPr>
+      <w:spacing w:after="0" w:line="240" w:lineRule="auto"/>
+    </w:pPr>
+    <w:tblPr>
+      <w:tblInd w:w="0" w:type="dxa"/>
+      <w:tblBorders>
+        <w:top w:val="single" w:sz="4" w:space="0" w:color="auto"/>
+        <w:left w:val="single" w:sz="4" w:space="0" w:color="auto"/>
+        <w:bottom w:val="single" w:sz="4" w:space="0" w:color="auto"/>
+        <w:right w:val="single" w:sz="4" w:space="0" w:color="auto"/>
+        <w:insideH w:val="single" w:sz="4" w:space="0" w:color="auto"/>
+        <w:insideV w:val="single" w:sz="4" w:space="0" w:color="auto"/>
+      </w:tblBorders>
+      <w:tblCellMar>
+        <w:top w:w="0" w:type="dxa"/>
+        <w:left w:w="108" w:type="dxa"/>
+        <w:bottom w:w="0" w:type="dxa"/>
+        <w:right w:w="108" w:type="dxa"/>
+      </w:tblCellMar>
+    </w:tblPr>
+  </w:style>
+  <w:style w:type="character" w:styleId="Hiperhivatkozs">
+    <w:name w:val="Hyperlink"/>
+    <w:basedOn w:val="Bekezdsalapbettpusa"/>
+    <w:uiPriority w:val="99"/>
+    <w:unhideWhenUsed/>
+    <w:rsid w:val="00C30DDB"/>
+    <w:rPr>
+      <w:color w:val="0563C1" w:themeColor="hyperlink"/>
+      <w:u w:val="single"/>
+    </w:rPr>
+  </w:style>
+  <w:style w:type="paragraph" w:styleId="NormlWeb">
+    <w:name w:val="Normal (Web)"/>
+    <w:basedOn w:val="Norml"/>
+    <w:uiPriority w:val="99"/>
+    <w:semiHidden/>
+    <w:unhideWhenUsed/>
+    <w:rsid w:val="00EE6CED"/>
+    <w:pPr>
+      <w:spacing w:before="100" w:beforeAutospacing="1" w:after="100" w:afterAutospacing="1" w:line="240" w:lineRule="auto"/>
+    </w:pPr>
+    <w:rPr>
+      <w:rFonts w:ascii="Times New Roman" w:eastAsia="Times New Roman" w:hAnsi="Times New Roman" w:cs="Times New Roman"/>
+      <w:sz w:val="24"/>
+      <w:szCs w:val="24"/>
+      <w:lang w:eastAsia="hu-HU"/>
+    </w:rPr>
+  </w:style>
 </w:styles>
 </file>
 
